--- a/MATERIAIS/GESTAO_E_CONTROLE_MATERIAIS/ANALISE_DADOS_APLICADA_GESTAO/ATIVIDADES/AVALIACAO-04-DESIGN-DASHBOARD-E-KPIS.docx
+++ b/MATERIAIS/GESTAO_E_CONTROLE_MATERIAIS/ANALISE_DADOS_APLICADA_GESTAO/ATIVIDADES/AVALIACAO-04-DESIGN-DASHBOARD-E-KPIS.docx
@@ -218,13 +218,13 @@
       <w:pPr>
         <w:rPr>
           <w:b/>
-          <w:sz w:val="22"/>
-        </w:rPr>
-      </w:pPr>
-      <w:r>
-        <w:rPr>
-          <w:b/>
-          <w:sz w:val="22"/>
+          <w:color w:val="FF0000"/>
+        </w:rPr>
+      </w:pPr>
+      <w:r>
+        <w:rPr>
+          <w:b/>
+          <w:color w:val="FF0000"/>
         </w:rPr>
         <w:t>ITEM 1</w:t>
       </w:r>
@@ -232,94 +232,111 @@
     <w:p>
       <w:pPr>
         <w:rPr>
-          <w:sz w:val="22"/>
-        </w:rPr>
-      </w:pPr>
-      <w:r>
-        <w:rPr>
+          <w:color w:val="000000"/>
+          <w:sz w:val="22"/>
+        </w:rPr>
+      </w:pPr>
+      <w:r>
+        <w:rPr>
+          <w:b/>
           <w:i/>
+          <w:color w:val="000000"/>
           <w:sz w:val="22"/>
         </w:rPr>
         <w:t xml:space="preserve">CAPACIDADE: </w:t>
       </w:r>
       <w:r>
         <w:rPr>
-          <w:sz w:val="22"/>
-        </w:rPr>
-        <w:t>Estruturar KPIs com variações</w:t>
-      </w:r>
-    </w:p>
-    <w:p>
-      <w:pPr>
-        <w:rPr>
-          <w:sz w:val="22"/>
-        </w:rPr>
-      </w:pPr>
-    </w:p>
-    <w:p>
-      <w:pPr>
-        <w:rPr>
-          <w:sz w:val="22"/>
-        </w:rPr>
-      </w:pPr>
-      <w:r>
-        <w:rPr>
+          <w:color w:val="000000"/>
+          <w:sz w:val="22"/>
+        </w:rPr>
+        <w:t>Definir 4 KPIs com valor realizado, meta e variação %</w:t>
+      </w:r>
+    </w:p>
+    <w:p>
+      <w:pPr>
+        <w:rPr>
+          <w:color w:val="000000"/>
+          <w:sz w:val="22"/>
+        </w:rPr>
+      </w:pPr>
+    </w:p>
+    <w:p>
+      <w:pPr>
+        <w:rPr>
+          <w:color w:val="000000"/>
+          <w:sz w:val="22"/>
+        </w:rPr>
+      </w:pPr>
+      <w:r>
+        <w:rPr>
+          <w:b/>
           <w:i/>
+          <w:color w:val="000000"/>
           <w:sz w:val="22"/>
         </w:rPr>
         <w:t xml:space="preserve">Contexto: </w:t>
       </w:r>
       <w:r>
         <w:rPr>
-          <w:sz w:val="22"/>
-        </w:rPr>
-        <w:t>4 KPIs: Faturamento (R.500 vs R.000), Margem (32,5% vs 30%), Pedidos (185 vs 150), Satisfação (8,7 vs 8,5).</w:t>
-      </w:r>
-    </w:p>
-    <w:p>
-      <w:pPr>
-        <w:rPr>
-          <w:sz w:val="22"/>
-        </w:rPr>
-      </w:pPr>
-    </w:p>
-    <w:p>
-      <w:pPr>
-        <w:rPr>
-          <w:sz w:val="22"/>
-        </w:rPr>
-      </w:pPr>
-      <w:r>
-        <w:rPr>
+          <w:color w:val="000000"/>
+          <w:sz w:val="22"/>
+        </w:rPr>
+        <w:t>Faturamento (R.500 vs R.000), Margem (32,5% vs 30%), Pedidos (185 vs 150), Satisfação (8,7 vs 8,5).</w:t>
+      </w:r>
+    </w:p>
+    <w:p>
+      <w:pPr>
+        <w:rPr>
+          <w:color w:val="000000"/>
+          <w:sz w:val="22"/>
+        </w:rPr>
+      </w:pPr>
+    </w:p>
+    <w:p>
+      <w:pPr>
+        <w:rPr>
+          <w:color w:val="000000"/>
+          <w:sz w:val="22"/>
+        </w:rPr>
+      </w:pPr>
+      <w:r>
+        <w:rPr>
+          <w:b/>
           <w:i/>
+          <w:color w:val="000000"/>
           <w:sz w:val="22"/>
         </w:rPr>
         <w:t xml:space="preserve">Comando: </w:t>
       </w:r>
       <w:r>
         <w:rPr>
-          <w:sz w:val="22"/>
-        </w:rPr>
-        <w:t>Calcule variações % e classifique (Excelente &gt;10%, Bom &gt;0%, Atenção &gt;-10%, Crítico &lt;-10%).</w:t>
-      </w:r>
-    </w:p>
-    <w:p>
-      <w:pPr>
-        <w:rPr>
-          <w:sz w:val="22"/>
-        </w:rPr>
-      </w:pPr>
-    </w:p>
-    <w:p>
-      <w:pPr>
-        <w:rPr>
-          <w:b/>
-          <w:sz w:val="22"/>
-        </w:rPr>
-      </w:pPr>
-      <w:r>
-        <w:rPr>
-          <w:b/>
+          <w:color w:val="000000"/>
+          <w:sz w:val="22"/>
+        </w:rPr>
+        <w:t>Calcule TODAS as variações % e classifique cada uma (Excelente &gt;10%, Bom &gt;0%, Atenção ≥-10%, Crítico &lt;-10%).</w:t>
+      </w:r>
+    </w:p>
+    <w:p>
+      <w:pPr>
+        <w:rPr>
+          <w:color w:val="000000"/>
+          <w:sz w:val="22"/>
+        </w:rPr>
+      </w:pPr>
+    </w:p>
+    <w:p>
+      <w:pPr>
+        <w:rPr>
+          <w:b/>
+          <w:color w:val="000000"/>
+          <w:sz w:val="22"/>
+        </w:rPr>
+      </w:pPr>
+      <w:r>
+        <w:rPr>
+          <w:b/>
+          <w:color w:val="000000"/>
           <w:sz w:val="22"/>
         </w:rPr>
         <w:t>Alternativas:</w:t>
@@ -328,86 +345,97 @@
     <w:p>
       <w:pPr>
         <w:rPr>
-          <w:sz w:val="22"/>
-        </w:rPr>
-      </w:pPr>
-      <w:r>
-        <w:rPr>
-          <w:sz w:val="22"/>
-        </w:rPr>
-        <w:t>a) Faturamento +4,6% Bom, Margem +2,5% Bom, Pedidos +23,3% Excelente, Satisfação +2,4% Bom</w:t>
-      </w:r>
-    </w:p>
-    <w:p>
-      <w:pPr>
-        <w:rPr>
-          <w:sz w:val="22"/>
-        </w:rPr>
-      </w:pPr>
-      <w:r>
-        <w:rPr>
-          <w:sz w:val="22"/>
-        </w:rPr>
-        <w:t>b) Todos Excelente</w:t>
-      </w:r>
-    </w:p>
-    <w:p>
-      <w:pPr>
-        <w:rPr>
-          <w:sz w:val="22"/>
-        </w:rPr>
-      </w:pPr>
-      <w:r>
-        <w:rPr>
-          <w:sz w:val="22"/>
-        </w:rPr>
-        <w:t>c) Todos Crítico</w:t>
-      </w:r>
-    </w:p>
-    <w:p>
-      <w:pPr>
-        <w:rPr>
-          <w:sz w:val="22"/>
-        </w:rPr>
-      </w:pPr>
-      <w:r>
-        <w:rPr>
-          <w:sz w:val="22"/>
-        </w:rPr>
-        <w:t>d) Impossível</w:t>
-      </w:r>
-    </w:p>
-    <w:p>
-      <w:pPr>
-        <w:rPr>
-          <w:sz w:val="22"/>
-        </w:rPr>
-      </w:pPr>
-      <w:r>
-        <w:rPr>
-          <w:sz w:val="22"/>
-        </w:rPr>
-        <w:t>e) Todos Atenção</w:t>
-      </w:r>
-    </w:p>
-    <w:p>
-      <w:pPr>
-        <w:rPr>
-          <w:sz w:val="22"/>
-        </w:rPr>
-      </w:pPr>
-    </w:p>
-    <w:p>
-      <w:pPr>
-        <w:rPr>
-          <w:b/>
-          <w:sz w:val="22"/>
-        </w:rPr>
-      </w:pPr>
-      <w:r>
-        <w:rPr>
-          <w:b/>
-          <w:sz w:val="22"/>
+          <w:color w:val="000000"/>
+          <w:sz w:val="22"/>
+        </w:rPr>
+      </w:pPr>
+      <w:r>
+        <w:rPr>
+          <w:color w:val="000000"/>
+          <w:sz w:val="22"/>
+        </w:rPr>
+        <w:t>a) Faturamento +4,6% Bom | Margem +2,5% Bom | Pedidos +23,3% Excelente | Satisfação +2,4% Bom</w:t>
+      </w:r>
+    </w:p>
+    <w:p>
+      <w:pPr>
+        <w:rPr>
+          <w:color w:val="000000"/>
+          <w:sz w:val="22"/>
+        </w:rPr>
+      </w:pPr>
+      <w:r>
+        <w:rPr>
+          <w:color w:val="000000"/>
+          <w:sz w:val="22"/>
+        </w:rPr>
+        <w:t>b) Todos Excelente (&gt;10%)</w:t>
+      </w:r>
+    </w:p>
+    <w:p>
+      <w:pPr>
+        <w:rPr>
+          <w:color w:val="000000"/>
+          <w:sz w:val="22"/>
+        </w:rPr>
+      </w:pPr>
+      <w:r>
+        <w:rPr>
+          <w:color w:val="000000"/>
+          <w:sz w:val="22"/>
+        </w:rPr>
+        <w:t>c) Todos Crítico (&lt;-10%)</w:t>
+      </w:r>
+    </w:p>
+    <w:p>
+      <w:pPr>
+        <w:rPr>
+          <w:color w:val="000000"/>
+          <w:sz w:val="22"/>
+        </w:rPr>
+      </w:pPr>
+      <w:r>
+        <w:rPr>
+          <w:color w:val="000000"/>
+          <w:sz w:val="22"/>
+        </w:rPr>
+        <w:t>d) Sem padrão, apenas números</w:t>
+      </w:r>
+    </w:p>
+    <w:p>
+      <w:pPr>
+        <w:rPr>
+          <w:color w:val="000000"/>
+          <w:sz w:val="22"/>
+        </w:rPr>
+      </w:pPr>
+      <w:r>
+        <w:rPr>
+          <w:color w:val="000000"/>
+          <w:sz w:val="22"/>
+        </w:rPr>
+        <w:t>e) Impossível sem histórico</w:t>
+      </w:r>
+    </w:p>
+    <w:p>
+      <w:pPr>
+        <w:rPr>
+          <w:color w:val="000000"/>
+          <w:sz w:val="22"/>
+        </w:rPr>
+      </w:pPr>
+    </w:p>
+    <w:p>
+      <w:pPr>
+        <w:rPr>
+          <w:b/>
+          <w:color w:val="FF0000"/>
+        </w:rPr>
+      </w:pPr>
+      <w:r>
+        <w:rPr>
+          <w:b/>
+          <w:color w:val="FF0000"/>
         </w:rPr>
         <w:t>ITEM 2</w:t>
       </w:r>
@@ -415,94 +443,111 @@
     <w:p>
       <w:pPr>
         <w:rPr>
-          <w:sz w:val="22"/>
-        </w:rPr>
-      </w:pPr>
-      <w:r>
-        <w:rPr>
+          <w:color w:val="000000"/>
+          <w:sz w:val="22"/>
+        </w:rPr>
+      </w:pPr>
+      <w:r>
+        <w:rPr>
+          <w:b/>
           <w:i/>
+          <w:color w:val="000000"/>
           <w:sz w:val="22"/>
         </w:rPr>
         <w:t xml:space="preserve">CAPACIDADE: </w:t>
       </w:r>
       <w:r>
         <w:rPr>
-          <w:sz w:val="22"/>
-        </w:rPr>
-        <w:t>Organizar estrutura de abas</w:t>
-      </w:r>
-    </w:p>
-    <w:p>
-      <w:pPr>
-        <w:rPr>
-          <w:sz w:val="22"/>
-        </w:rPr>
-      </w:pPr>
-    </w:p>
-    <w:p>
-      <w:pPr>
-        <w:rPr>
-          <w:sz w:val="22"/>
-        </w:rPr>
-      </w:pPr>
-      <w:r>
-        <w:rPr>
+          <w:color w:val="000000"/>
+          <w:sz w:val="22"/>
+        </w:rPr>
+        <w:t>Organizar 3 abas com propósitos diferentes</w:t>
+      </w:r>
+    </w:p>
+    <w:p>
+      <w:pPr>
+        <w:rPr>
+          <w:color w:val="000000"/>
+          <w:sz w:val="22"/>
+        </w:rPr>
+      </w:pPr>
+    </w:p>
+    <w:p>
+      <w:pPr>
+        <w:rPr>
+          <w:color w:val="000000"/>
+          <w:sz w:val="22"/>
+        </w:rPr>
+      </w:pPr>
+      <w:r>
+        <w:rPr>
+          <w:b/>
           <w:i/>
+          <w:color w:val="000000"/>
           <w:sz w:val="22"/>
         </w:rPr>
         <w:t xml:space="preserve">Contexto: </w:t>
       </w:r>
       <w:r>
         <w:rPr>
-          <w:sz w:val="22"/>
-        </w:rPr>
-        <w:t>3 abas: Base_Dados (dados brutos), Calculos_Dinamicas (tabelas), Dashboard (painel visual).</w:t>
-      </w:r>
-    </w:p>
-    <w:p>
-      <w:pPr>
-        <w:rPr>
-          <w:sz w:val="22"/>
-        </w:rPr>
-      </w:pPr>
-    </w:p>
-    <w:p>
-      <w:pPr>
-        <w:rPr>
-          <w:sz w:val="22"/>
-        </w:rPr>
-      </w:pPr>
-      <w:r>
-        <w:rPr>
+          <w:color w:val="000000"/>
+          <w:sz w:val="22"/>
+        </w:rPr>
+        <w:t>Base_Dados (30 registros brutos: Data, Produto, Faturamento, Margem%, Satisfação, Região). Calculos_Dinamicas (tabelas dinâmicas). Dashboard (painel visual).</w:t>
+      </w:r>
+    </w:p>
+    <w:p>
+      <w:pPr>
+        <w:rPr>
+          <w:color w:val="000000"/>
+          <w:sz w:val="22"/>
+        </w:rPr>
+      </w:pPr>
+    </w:p>
+    <w:p>
+      <w:pPr>
+        <w:rPr>
+          <w:color w:val="000000"/>
+          <w:sz w:val="22"/>
+        </w:rPr>
+      </w:pPr>
+      <w:r>
+        <w:rPr>
+          <w:b/>
           <w:i/>
+          <w:color w:val="000000"/>
           <w:sz w:val="22"/>
         </w:rPr>
         <w:t xml:space="preserve">Comando: </w:t>
       </w:r>
       <w:r>
         <w:rPr>
-          <w:sz w:val="22"/>
-        </w:rPr>
-        <w:t>Na Base_Dados com 30 registros. Próximo passo?</w:t>
-      </w:r>
-    </w:p>
-    <w:p>
-      <w:pPr>
-        <w:rPr>
-          <w:sz w:val="22"/>
-        </w:rPr>
-      </w:pPr>
-    </w:p>
-    <w:p>
-      <w:pPr>
-        <w:rPr>
-          <w:b/>
-          <w:sz w:val="22"/>
-        </w:rPr>
-      </w:pPr>
-      <w:r>
-        <w:rPr>
-          <w:b/>
+          <w:color w:val="000000"/>
+          <w:sz w:val="22"/>
+        </w:rPr>
+        <w:t>Qual é a primeira etapa após criar 30 registros em Base_Dados?</w:t>
+      </w:r>
+    </w:p>
+    <w:p>
+      <w:pPr>
+        <w:rPr>
+          <w:color w:val="000000"/>
+          <w:sz w:val="22"/>
+        </w:rPr>
+      </w:pPr>
+    </w:p>
+    <w:p>
+      <w:pPr>
+        <w:rPr>
+          <w:b/>
+          <w:color w:val="000000"/>
+          <w:sz w:val="22"/>
+        </w:rPr>
+      </w:pPr>
+      <w:r>
+        <w:rPr>
+          <w:b/>
+          <w:color w:val="000000"/>
           <w:sz w:val="22"/>
         </w:rPr>
         <w:t>Alternativas:</w:t>
@@ -511,63 +556,73 @@
     <w:p>
       <w:pPr>
         <w:rPr>
-          <w:sz w:val="22"/>
-        </w:rPr>
-      </w:pPr>
-      <w:r>
-        <w:rPr>
-          <w:sz w:val="22"/>
-        </w:rPr>
-        <w:t>a) Converter em Tabela Oficial (Formatar como Tabela &gt; tbl_Vendas)</w:t>
-      </w:r>
-    </w:p>
-    <w:p>
-      <w:pPr>
-        <w:rPr>
-          <w:sz w:val="22"/>
-        </w:rPr>
-      </w:pPr>
-      <w:r>
-        <w:rPr>
-          <w:sz w:val="22"/>
-        </w:rPr>
-        <w:t>b) Criar gráficos</w:t>
-      </w:r>
-    </w:p>
-    <w:p>
-      <w:pPr>
-        <w:rPr>
-          <w:sz w:val="22"/>
-        </w:rPr>
-      </w:pPr>
-      <w:r>
-        <w:rPr>
-          <w:sz w:val="22"/>
-        </w:rPr>
-        <w:t>c) Ocultar aba</w:t>
-      </w:r>
-    </w:p>
-    <w:p>
-      <w:pPr>
-        <w:rPr>
-          <w:sz w:val="22"/>
-        </w:rPr>
-      </w:pPr>
-      <w:r>
-        <w:rPr>
-          <w:sz w:val="22"/>
-        </w:rPr>
-        <w:t>d) Inserir segmentadores</w:t>
-      </w:r>
-    </w:p>
-    <w:p>
-      <w:pPr>
-        <w:rPr>
-          <w:sz w:val="22"/>
-        </w:rPr>
-      </w:pPr>
-      <w:r>
-        <w:rPr>
+          <w:color w:val="000000"/>
+          <w:sz w:val="22"/>
+        </w:rPr>
+      </w:pPr>
+      <w:r>
+        <w:rPr>
+          <w:color w:val="000000"/>
+          <w:sz w:val="22"/>
+        </w:rPr>
+        <w:t>a) Converter em Tabela Oficial (Home &gt; Formatar como Tabela &gt; nomear tbl_Vendas)</w:t>
+      </w:r>
+    </w:p>
+    <w:p>
+      <w:pPr>
+        <w:rPr>
+          <w:color w:val="000000"/>
+          <w:sz w:val="22"/>
+        </w:rPr>
+      </w:pPr>
+      <w:r>
+        <w:rPr>
+          <w:color w:val="000000"/>
+          <w:sz w:val="22"/>
+        </w:rPr>
+        <w:t>b) Criar gráficos imediatamente</w:t>
+      </w:r>
+    </w:p>
+    <w:p>
+      <w:pPr>
+        <w:rPr>
+          <w:color w:val="000000"/>
+          <w:sz w:val="22"/>
+        </w:rPr>
+      </w:pPr>
+      <w:r>
+        <w:rPr>
+          <w:color w:val="000000"/>
+          <w:sz w:val="22"/>
+        </w:rPr>
+        <w:t>c) Ocultar aba antes das tabelas dinâmicas</w:t>
+      </w:r>
+    </w:p>
+    <w:p>
+      <w:pPr>
+        <w:rPr>
+          <w:color w:val="000000"/>
+          <w:sz w:val="22"/>
+        </w:rPr>
+      </w:pPr>
+      <w:r>
+        <w:rPr>
+          <w:color w:val="000000"/>
+          <w:sz w:val="22"/>
+        </w:rPr>
+        <w:t>d) Inserir segmentadores nos dados</w:t>
+      </w:r>
+    </w:p>
+    <w:p>
+      <w:pPr>
+        <w:rPr>
+          <w:color w:val="000000"/>
+          <w:sz w:val="22"/>
+        </w:rPr>
+      </w:pPr>
+      <w:r>
+        <w:rPr>
+          <w:color w:val="000000"/>
           <w:sz w:val="22"/>
         </w:rPr>
         <w:t>e) Copiar para Dashboard</w:t>
@@ -576,21 +631,22 @@
     <w:p>
       <w:pPr>
         <w:rPr>
-          <w:sz w:val="22"/>
-        </w:rPr>
-      </w:pPr>
-    </w:p>
-    <w:p>
-      <w:pPr>
-        <w:rPr>
-          <w:b/>
-          <w:sz w:val="22"/>
-        </w:rPr>
-      </w:pPr>
-      <w:r>
-        <w:rPr>
-          <w:b/>
-          <w:sz w:val="22"/>
+          <w:color w:val="000000"/>
+          <w:sz w:val="22"/>
+        </w:rPr>
+      </w:pPr>
+    </w:p>
+    <w:p>
+      <w:pPr>
+        <w:rPr>
+          <w:b/>
+          <w:color w:val="FF0000"/>
+        </w:rPr>
+      </w:pPr>
+      <w:r>
+        <w:rPr>
+          <w:b/>
+          <w:color w:val="FF0000"/>
         </w:rPr>
         <w:t>ITEM 3</w:t>
       </w:r>
@@ -598,94 +654,111 @@
     <w:p>
       <w:pPr>
         <w:rPr>
-          <w:sz w:val="22"/>
-        </w:rPr>
-      </w:pPr>
-      <w:r>
-        <w:rPr>
+          <w:color w:val="000000"/>
+          <w:sz w:val="22"/>
+        </w:rPr>
+      </w:pPr>
+      <w:r>
+        <w:rPr>
+          <w:b/>
           <w:i/>
+          <w:color w:val="000000"/>
           <w:sz w:val="22"/>
         </w:rPr>
         <w:t xml:space="preserve">CAPACIDADE: </w:t>
       </w:r>
       <w:r>
         <w:rPr>
-          <w:sz w:val="22"/>
-        </w:rPr>
-        <w:t>Criar tabelas dinâmicas</w:t>
-      </w:r>
-    </w:p>
-    <w:p>
-      <w:pPr>
-        <w:rPr>
-          <w:sz w:val="22"/>
-        </w:rPr>
-      </w:pPr>
-    </w:p>
-    <w:p>
-      <w:pPr>
-        <w:rPr>
-          <w:sz w:val="22"/>
-        </w:rPr>
-      </w:pPr>
-      <w:r>
-        <w:rPr>
+          <w:color w:val="000000"/>
+          <w:sz w:val="22"/>
+        </w:rPr>
+        <w:t>Criar 3 Tabelas Dinâmicas com diferentes dimensões</w:t>
+      </w:r>
+    </w:p>
+    <w:p>
+      <w:pPr>
+        <w:rPr>
+          <w:color w:val="000000"/>
+          <w:sz w:val="22"/>
+        </w:rPr>
+      </w:pPr>
+    </w:p>
+    <w:p>
+      <w:pPr>
+        <w:rPr>
+          <w:color w:val="000000"/>
+          <w:sz w:val="22"/>
+        </w:rPr>
+      </w:pPr>
+      <w:r>
+        <w:rPr>
+          <w:b/>
           <w:i/>
+          <w:color w:val="000000"/>
           <w:sz w:val="22"/>
         </w:rPr>
         <w:t xml:space="preserve">Contexto: </w:t>
       </w:r>
       <w:r>
         <w:rPr>
-          <w:sz w:val="22"/>
-        </w:rPr>
-        <w:t>Precisa: Total Geral, por Região, por Produto.</w:t>
-      </w:r>
-    </w:p>
-    <w:p>
-      <w:pPr>
-        <w:rPr>
-          <w:sz w:val="22"/>
-        </w:rPr>
-      </w:pPr>
-    </w:p>
-    <w:p>
-      <w:pPr>
-        <w:rPr>
-          <w:sz w:val="22"/>
-        </w:rPr>
-      </w:pPr>
-      <w:r>
-        <w:rPr>
+          <w:color w:val="000000"/>
+          <w:sz w:val="22"/>
+        </w:rPr>
+        <w:t>TD1: Total Geral (resumo único). TD2: Por Região (Norte, Nordeste, Sul, Centro). TD3: Por Produto (Notebook, Mouse, Teclado, Monitor, Webcam).</w:t>
+      </w:r>
+    </w:p>
+    <w:p>
+      <w:pPr>
+        <w:rPr>
+          <w:color w:val="000000"/>
+          <w:sz w:val="22"/>
+        </w:rPr>
+      </w:pPr>
+    </w:p>
+    <w:p>
+      <w:pPr>
+        <w:rPr>
+          <w:color w:val="000000"/>
+          <w:sz w:val="22"/>
+        </w:rPr>
+      </w:pPr>
+      <w:r>
+        <w:rPr>
+          <w:b/>
           <w:i/>
+          <w:color w:val="000000"/>
           <w:sz w:val="22"/>
         </w:rPr>
         <w:t xml:space="preserve">Comando: </w:t>
       </w:r>
       <w:r>
         <w:rPr>
-          <w:sz w:val="22"/>
-        </w:rPr>
-        <w:t>Qual é faturamento esperado por Região (total R.500)?</w:t>
-      </w:r>
-    </w:p>
-    <w:p>
-      <w:pPr>
-        <w:rPr>
-          <w:sz w:val="22"/>
-        </w:rPr>
-      </w:pPr>
-    </w:p>
-    <w:p>
-      <w:pPr>
-        <w:rPr>
-          <w:b/>
-          <w:sz w:val="22"/>
-        </w:rPr>
-      </w:pPr>
-      <w:r>
-        <w:rPr>
-          <w:b/>
+          <w:color w:val="000000"/>
+          <w:sz w:val="22"/>
+        </w:rPr>
+        <w:t>TD2 esperado mostra 4 regiões. Total de R.500 é dividido como?</w:t>
+      </w:r>
+    </w:p>
+    <w:p>
+      <w:pPr>
+        <w:rPr>
+          <w:color w:val="000000"/>
+          <w:sz w:val="22"/>
+        </w:rPr>
+      </w:pPr>
+    </w:p>
+    <w:p>
+      <w:pPr>
+        <w:rPr>
+          <w:b/>
+          <w:color w:val="000000"/>
+          <w:sz w:val="22"/>
+        </w:rPr>
+      </w:pPr>
+      <w:r>
+        <w:rPr>
+          <w:b/>
+          <w:color w:val="000000"/>
           <w:sz w:val="22"/>
         </w:rPr>
         <w:t>Alternativas:</w:t>
@@ -694,78 +767,1401 @@
     <w:p>
       <w:pPr>
         <w:rPr>
-          <w:sz w:val="22"/>
-        </w:rPr>
-      </w:pPr>
-      <w:r>
-        <w:rPr>
-          <w:sz w:val="22"/>
-        </w:rPr>
-        <w:t>a) Norte R.500 | Nordeste R.000 | Sul R.000 | Centro R.000</w:t>
-      </w:r>
-    </w:p>
-    <w:p>
-      <w:pPr>
-        <w:rPr>
-          <w:sz w:val="22"/>
-        </w:rPr>
-      </w:pPr>
-      <w:r>
-        <w:rPr>
-          <w:sz w:val="22"/>
-        </w:rPr>
-        <w:t>b) R.500 sem divisão</w:t>
-      </w:r>
-    </w:p>
-    <w:p>
-      <w:pPr>
-        <w:rPr>
-          <w:sz w:val="22"/>
-        </w:rPr>
-      </w:pPr>
-      <w:r>
-        <w:rPr>
-          <w:sz w:val="22"/>
-        </w:rPr>
-        <w:t>c) R.375 cada região</w:t>
-      </w:r>
-    </w:p>
-    <w:p>
-      <w:pPr>
-        <w:rPr>
-          <w:sz w:val="22"/>
-        </w:rPr>
-      </w:pPr>
-      <w:r>
-        <w:rPr>
-          <w:sz w:val="22"/>
-        </w:rPr>
-        <w:t>d) Impossível em Excel básico</w:t>
-      </w:r>
-    </w:p>
-    <w:p>
-      <w:pPr>
-        <w:rPr>
-          <w:sz w:val="22"/>
-        </w:rPr>
-      </w:pPr>
-      <w:r>
-        <w:rPr>
-          <w:sz w:val="22"/>
-        </w:rPr>
-        <w:t>e) Norte R.000 | Nordeste R.000</w:t>
-      </w:r>
-    </w:p>
-    <w:p>
-      <w:pPr>
-        <w:rPr>
-          <w:sz w:val="22"/>
-        </w:rPr>
-      </w:pPr>
-    </w:p>
-    <w:p>
-      <w:pPr>
-        <w:rPr>
+          <w:color w:val="000000"/>
+          <w:sz w:val="22"/>
+        </w:rPr>
+      </w:pPr>
+      <w:r>
+        <w:rPr>
+          <w:color w:val="000000"/>
+          <w:sz w:val="22"/>
+        </w:rPr>
+        <w:t>a) Norte R.500 | Nordeste R.000 | Sul R.000 | Centro R.000 (exemplo distribuição)</w:t>
+      </w:r>
+    </w:p>
+    <w:p>
+      <w:pPr>
+        <w:rPr>
+          <w:color w:val="000000"/>
+          <w:sz w:val="22"/>
+        </w:rPr>
+      </w:pPr>
+      <w:r>
+        <w:rPr>
+          <w:color w:val="000000"/>
+          <w:sz w:val="22"/>
+        </w:rPr>
+        <w:t>b) R.375 cada região (divisão igual)</w:t>
+      </w:r>
+    </w:p>
+    <w:p>
+      <w:pPr>
+        <w:rPr>
+          <w:color w:val="000000"/>
+          <w:sz w:val="22"/>
+        </w:rPr>
+      </w:pPr>
+      <w:r>
+        <w:rPr>
+          <w:color w:val="000000"/>
+          <w:sz w:val="22"/>
+        </w:rPr>
+        <w:t>c) R.500 sem divisão (TD não funciona)</w:t>
+      </w:r>
+    </w:p>
+    <w:p>
+      <w:pPr>
+        <w:rPr>
+          <w:color w:val="000000"/>
+          <w:sz w:val="22"/>
+        </w:rPr>
+      </w:pPr>
+      <w:r>
+        <w:rPr>
+          <w:color w:val="000000"/>
+          <w:sz w:val="22"/>
+        </w:rPr>
+        <w:t>d) Impossível determinar sem dados finais</w:t>
+      </w:r>
+    </w:p>
+    <w:p>
+      <w:pPr>
+        <w:rPr>
+          <w:color w:val="000000"/>
+          <w:sz w:val="22"/>
+        </w:rPr>
+      </w:pPr>
+      <w:r>
+        <w:rPr>
+          <w:color w:val="000000"/>
+          <w:sz w:val="22"/>
+        </w:rPr>
+        <w:t>e) Apenas 2 regiões, não 4</w:t>
+      </w:r>
+    </w:p>
+    <w:p>
+      <w:pPr>
+        <w:rPr>
+          <w:color w:val="000000"/>
+          <w:sz w:val="22"/>
+        </w:rPr>
+      </w:pPr>
+    </w:p>
+    <w:p>
+      <w:pPr>
+        <w:rPr>
+          <w:b/>
+          <w:color w:val="FF0000"/>
+        </w:rPr>
+      </w:pPr>
+      <w:r>
+        <w:rPr>
+          <w:b/>
+          <w:color w:val="FF0000"/>
+        </w:rPr>
+        <w:t>ITEM 4</w:t>
+      </w:r>
+    </w:p>
+    <w:p>
+      <w:pPr>
+        <w:rPr>
+          <w:color w:val="000000"/>
+          <w:sz w:val="22"/>
+        </w:rPr>
+      </w:pPr>
+      <w:r>
+        <w:rPr>
+          <w:b/>
+          <w:i/>
+          <w:color w:val="000000"/>
+          <w:sz w:val="22"/>
+        </w:rPr>
+        <w:t xml:space="preserve">CAPACIDADE: </w:t>
+      </w:r>
+      <w:r>
+        <w:rPr>
+          <w:color w:val="000000"/>
+          <w:sz w:val="22"/>
+        </w:rPr>
+        <w:t>Estruturar layout visual de Dashboard</w:t>
+      </w:r>
+    </w:p>
+    <w:p>
+      <w:pPr>
+        <w:rPr>
+          <w:color w:val="000000"/>
+          <w:sz w:val="22"/>
+        </w:rPr>
+      </w:pPr>
+    </w:p>
+    <w:p>
+      <w:pPr>
+        <w:rPr>
+          <w:color w:val="000000"/>
+          <w:sz w:val="22"/>
+        </w:rPr>
+      </w:pPr>
+      <w:r>
+        <w:rPr>
+          <w:b/>
+          <w:i/>
+          <w:color w:val="000000"/>
+          <w:sz w:val="22"/>
+        </w:rPr>
+        <w:t xml:space="preserve">Contexto: </w:t>
+      </w:r>
+      <w:r>
+        <w:rPr>
+          <w:color w:val="000000"/>
+          <w:sz w:val="22"/>
+        </w:rPr>
+        <w:t>Espaço disponível para: Título, 4 cartões de KPI, 2 gráficos, 1 segmentador. Tudo em 1 aba visível.</w:t>
+      </w:r>
+    </w:p>
+    <w:p>
+      <w:pPr>
+        <w:rPr>
+          <w:color w:val="000000"/>
+          <w:sz w:val="22"/>
+        </w:rPr>
+      </w:pPr>
+    </w:p>
+    <w:p>
+      <w:pPr>
+        <w:rPr>
+          <w:color w:val="000000"/>
+          <w:sz w:val="22"/>
+        </w:rPr>
+      </w:pPr>
+      <w:r>
+        <w:rPr>
+          <w:b/>
+          <w:i/>
+          <w:color w:val="000000"/>
+          <w:sz w:val="22"/>
+        </w:rPr>
+        <w:t xml:space="preserve">Comando: </w:t>
+      </w:r>
+      <w:r>
+        <w:rPr>
+          <w:color w:val="000000"/>
+          <w:sz w:val="22"/>
+        </w:rPr>
+        <w:t>Qual é o layout mais profissional?</w:t>
+      </w:r>
+    </w:p>
+    <w:p>
+      <w:pPr>
+        <w:rPr>
+          <w:color w:val="000000"/>
+          <w:sz w:val="22"/>
+        </w:rPr>
+      </w:pPr>
+    </w:p>
+    <w:p>
+      <w:pPr>
+        <w:rPr>
+          <w:b/>
+          <w:color w:val="000000"/>
+          <w:sz w:val="22"/>
+        </w:rPr>
+      </w:pPr>
+      <w:r>
+        <w:rPr>
+          <w:b/>
+          <w:color w:val="000000"/>
+          <w:sz w:val="22"/>
+        </w:rPr>
+        <w:t>Alternativas:</w:t>
+      </w:r>
+    </w:p>
+    <w:p>
+      <w:pPr>
+        <w:rPr>
+          <w:color w:val="000000"/>
+          <w:sz w:val="22"/>
+        </w:rPr>
+      </w:pPr>
+      <w:r>
+        <w:rPr>
+          <w:color w:val="000000"/>
+          <w:sz w:val="22"/>
+        </w:rPr>
+        <w:t>a) Título no topo | 4 cartões em linha | 2 gráficos em linha | Segmentador na esquerda (limpo, executivo)</w:t>
+      </w:r>
+    </w:p>
+    <w:p>
+      <w:pPr>
+        <w:rPr>
+          <w:color w:val="000000"/>
+          <w:sz w:val="22"/>
+        </w:rPr>
+      </w:pPr>
+      <w:r>
+        <w:rPr>
+          <w:color w:val="000000"/>
+          <w:sz w:val="22"/>
+        </w:rPr>
+        <w:t>b) Muitos gráficos (5+), cores misturadas, textos pequenos (confuso)</w:t>
+      </w:r>
+    </w:p>
+    <w:p>
+      <w:pPr>
+        <w:rPr>
+          <w:color w:val="000000"/>
+          <w:sz w:val="22"/>
+        </w:rPr>
+      </w:pPr>
+      <w:r>
+        <w:rPr>
+          <w:color w:val="000000"/>
+          <w:sz w:val="22"/>
+        </w:rPr>
+        <w:t>c) Apenas números brutos, sem design (pouco profissional)</w:t>
+      </w:r>
+    </w:p>
+    <w:p>
+      <w:pPr>
+        <w:rPr>
+          <w:color w:val="000000"/>
+          <w:sz w:val="22"/>
+        </w:rPr>
+      </w:pPr>
+      <w:r>
+        <w:rPr>
+          <w:color w:val="000000"/>
+          <w:sz w:val="22"/>
+        </w:rPr>
+        <w:t>d) Dados completos de Base_Dados visíveis (não é dashboard)</w:t>
+      </w:r>
+    </w:p>
+    <w:p>
+      <w:pPr>
+        <w:rPr>
+          <w:color w:val="000000"/>
+          <w:sz w:val="22"/>
+        </w:rPr>
+      </w:pPr>
+      <w:r>
+        <w:rPr>
+          <w:color w:val="000000"/>
+          <w:sz w:val="22"/>
+        </w:rPr>
+        <w:t>e) Layout não importa, só dados</w:t>
+      </w:r>
+    </w:p>
+    <w:p>
+      <w:pPr>
+        <w:rPr>
+          <w:color w:val="000000"/>
+          <w:sz w:val="22"/>
+        </w:rPr>
+      </w:pPr>
+    </w:p>
+    <w:p>
+      <w:pPr>
+        <w:rPr>
+          <w:b/>
+          <w:color w:val="FF0000"/>
+        </w:rPr>
+      </w:pPr>
+      <w:r>
+        <w:rPr>
+          <w:b/>
+          <w:color w:val="FF0000"/>
+        </w:rPr>
+        <w:t>ITEM 5</w:t>
+      </w:r>
+    </w:p>
+    <w:p>
+      <w:pPr>
+        <w:rPr>
+          <w:color w:val="000000"/>
+          <w:sz w:val="22"/>
+        </w:rPr>
+      </w:pPr>
+      <w:r>
+        <w:rPr>
+          <w:b/>
+          <w:i/>
+          <w:color w:val="000000"/>
+          <w:sz w:val="22"/>
+        </w:rPr>
+        <w:t xml:space="preserve">CAPACIDADE: </w:t>
+      </w:r>
+      <w:r>
+        <w:rPr>
+          <w:color w:val="000000"/>
+          <w:sz w:val="22"/>
+        </w:rPr>
+        <w:t>Criar cartões de KPI com formatação profissional</w:t>
+      </w:r>
+    </w:p>
+    <w:p>
+      <w:pPr>
+        <w:rPr>
+          <w:color w:val="000000"/>
+          <w:sz w:val="22"/>
+        </w:rPr>
+      </w:pPr>
+    </w:p>
+    <w:p>
+      <w:pPr>
+        <w:rPr>
+          <w:color w:val="000000"/>
+          <w:sz w:val="22"/>
+        </w:rPr>
+      </w:pPr>
+      <w:r>
+        <w:rPr>
+          <w:b/>
+          <w:i/>
+          <w:color w:val="000000"/>
+          <w:sz w:val="22"/>
+        </w:rPr>
+        <w:t xml:space="preserve">Contexto: </w:t>
+      </w:r>
+      <w:r>
+        <w:rPr>
+          <w:color w:val="000000"/>
+          <w:sz w:val="22"/>
+        </w:rPr>
+        <w:t>KPI Faturamento: Valor R.500 em 28pt Bold Azul, Status '</w:t>
+      </w:r>
+      <w:r>
+        <w:rPr>
+          <w:rFonts w:ascii="Segoe UI Emoji" w:hAnsi="Segoe UI Emoji" w:cs="Segoe UI Emoji"/>
+          <w:color w:val="000000"/>
+          <w:sz w:val="22"/>
+        </w:rPr>
+        <w:t>🟢</w:t>
+      </w:r>
+      <w:r>
+        <w:rPr>
+          <w:color w:val="000000"/>
+          <w:sz w:val="22"/>
+        </w:rPr>
+        <w:t xml:space="preserve"> Acima da Meta' abaixo. Padrão: [Número Grande] sobre [Status Emoji].</w:t>
+      </w:r>
+    </w:p>
+    <w:p>
+      <w:pPr>
+        <w:rPr>
+          <w:color w:val="000000"/>
+          <w:sz w:val="22"/>
+        </w:rPr>
+      </w:pPr>
+    </w:p>
+    <w:p>
+      <w:pPr>
+        <w:rPr>
+          <w:color w:val="000000"/>
+          <w:sz w:val="22"/>
+        </w:rPr>
+      </w:pPr>
+      <w:r>
+        <w:rPr>
+          <w:b/>
+          <w:i/>
+          <w:color w:val="000000"/>
+          <w:sz w:val="22"/>
+        </w:rPr>
+        <w:t xml:space="preserve">Comando: </w:t>
+      </w:r>
+      <w:r>
+        <w:rPr>
+          <w:color w:val="000000"/>
+          <w:sz w:val="22"/>
+        </w:rPr>
+        <w:t>Qual formatação garante padrão executivo?</w:t>
+      </w:r>
+    </w:p>
+    <w:p>
+      <w:pPr>
+        <w:rPr>
+          <w:color w:val="000000"/>
+          <w:sz w:val="22"/>
+        </w:rPr>
+      </w:pPr>
+    </w:p>
+    <w:p>
+      <w:pPr>
+        <w:rPr>
+          <w:b/>
+          <w:color w:val="000000"/>
+          <w:sz w:val="22"/>
+        </w:rPr>
+      </w:pPr>
+      <w:r>
+        <w:rPr>
+          <w:b/>
+          <w:color w:val="000000"/>
+          <w:sz w:val="22"/>
+        </w:rPr>
+        <w:t>Alternativas:</w:t>
+      </w:r>
+    </w:p>
+    <w:p>
+      <w:pPr>
+        <w:rPr>
+          <w:color w:val="000000"/>
+          <w:sz w:val="22"/>
+        </w:rPr>
+      </w:pPr>
+      <w:r>
+        <w:rPr>
+          <w:color w:val="000000"/>
+          <w:sz w:val="22"/>
+        </w:rPr>
+        <w:t>a) Número 28pt Bold Azul (#004384), célula branca, Status emoji abaixo com contraste</w:t>
+      </w:r>
+    </w:p>
+    <w:p>
+      <w:pPr>
+        <w:rPr>
+          <w:color w:val="000000"/>
+          <w:sz w:val="22"/>
+        </w:rPr>
+      </w:pPr>
+      <w:r>
+        <w:rPr>
+          <w:color w:val="000000"/>
+          <w:sz w:val="22"/>
+        </w:rPr>
+        <w:t>b) Número padrão 11pt, sem destaque, status em cor aleatória</w:t>
+      </w:r>
+    </w:p>
+    <w:p>
+      <w:pPr>
+        <w:rPr>
+          <w:color w:val="000000"/>
+          <w:sz w:val="22"/>
+        </w:rPr>
+      </w:pPr>
+      <w:r>
+        <w:rPr>
+          <w:color w:val="000000"/>
+          <w:sz w:val="22"/>
+        </w:rPr>
+        <w:t>c) Número em vermelho (sempre crítico)</w:t>
+      </w:r>
+    </w:p>
+    <w:p>
+      <w:pPr>
+        <w:rPr>
+          <w:color w:val="000000"/>
+          <w:sz w:val="22"/>
+        </w:rPr>
+      </w:pPr>
+      <w:r>
+        <w:rPr>
+          <w:color w:val="000000"/>
+          <w:sz w:val="22"/>
+        </w:rPr>
+        <w:t>d) Sem formatação, apenas células lado a lado</w:t>
+      </w:r>
+    </w:p>
+    <w:p>
+      <w:pPr>
+        <w:rPr>
+          <w:color w:val="000000"/>
+          <w:sz w:val="22"/>
+        </w:rPr>
+      </w:pPr>
+      <w:r>
+        <w:rPr>
+          <w:color w:val="000000"/>
+          <w:sz w:val="22"/>
+        </w:rPr>
+        <w:t>e) Imagem fixa do KPI (não dinâmico)</w:t>
+      </w:r>
+    </w:p>
+    <w:p>
+      <w:pPr>
+        <w:rPr>
+          <w:color w:val="000000"/>
+          <w:sz w:val="22"/>
+        </w:rPr>
+      </w:pPr>
+    </w:p>
+    <w:p>
+      <w:pPr>
+        <w:rPr>
+          <w:b/>
+          <w:color w:val="FF0000"/>
+        </w:rPr>
+      </w:pPr>
+      <w:r>
+        <w:rPr>
+          <w:b/>
+          <w:color w:val="FF0000"/>
+        </w:rPr>
+        <w:t>ITEM 6</w:t>
+      </w:r>
+    </w:p>
+    <w:p>
+      <w:pPr>
+        <w:rPr>
+          <w:color w:val="000000"/>
+          <w:sz w:val="22"/>
+        </w:rPr>
+      </w:pPr>
+      <w:r>
+        <w:rPr>
+          <w:b/>
+          <w:i/>
+          <w:color w:val="000000"/>
+          <w:sz w:val="22"/>
+        </w:rPr>
+        <w:t xml:space="preserve">CAPACIDADE: </w:t>
+      </w:r>
+      <w:r>
+        <w:rPr>
+          <w:color w:val="000000"/>
+          <w:sz w:val="22"/>
+        </w:rPr>
+        <w:t>Criar 2 gráficos dinâmicos (coluna e barras)</w:t>
+      </w:r>
+    </w:p>
+    <w:p>
+      <w:pPr>
+        <w:rPr>
+          <w:color w:val="000000"/>
+          <w:sz w:val="22"/>
+        </w:rPr>
+      </w:pPr>
+    </w:p>
+    <w:p>
+      <w:pPr>
+        <w:rPr>
+          <w:color w:val="000000"/>
+          <w:sz w:val="22"/>
+        </w:rPr>
+      </w:pPr>
+      <w:r>
+        <w:rPr>
+          <w:b/>
+          <w:i/>
+          <w:color w:val="000000"/>
+          <w:sz w:val="22"/>
+        </w:rPr>
+        <w:t xml:space="preserve">Contexto: </w:t>
+      </w:r>
+      <w:r>
+        <w:rPr>
+          <w:color w:val="000000"/>
+          <w:sz w:val="22"/>
+        </w:rPr>
+        <w:t>Gráfico 1: Faturamento por Região (Coluna). Gráfico 2: Top Produtos (Barras). Sem linhas de grade, cores corporativas.</w:t>
+      </w:r>
+    </w:p>
+    <w:p>
+      <w:pPr>
+        <w:rPr>
+          <w:color w:val="000000"/>
+          <w:sz w:val="22"/>
+        </w:rPr>
+      </w:pPr>
+    </w:p>
+    <w:p>
+      <w:pPr>
+        <w:rPr>
+          <w:color w:val="000000"/>
+          <w:sz w:val="22"/>
+        </w:rPr>
+      </w:pPr>
+      <w:r>
+        <w:rPr>
+          <w:b/>
+          <w:i/>
+          <w:color w:val="000000"/>
+          <w:sz w:val="22"/>
+        </w:rPr>
+        <w:t xml:space="preserve">Comando: </w:t>
+      </w:r>
+      <w:r>
+        <w:rPr>
+          <w:color w:val="000000"/>
+          <w:sz w:val="22"/>
+        </w:rPr>
+        <w:t>Qual é a configuração ideal de cada gráfico?</w:t>
+      </w:r>
+    </w:p>
+    <w:p>
+      <w:pPr>
+        <w:rPr>
+          <w:color w:val="000000"/>
+          <w:sz w:val="22"/>
+        </w:rPr>
+      </w:pPr>
+    </w:p>
+    <w:p>
+      <w:pPr>
+        <w:rPr>
+          <w:b/>
+          <w:color w:val="000000"/>
+          <w:sz w:val="22"/>
+        </w:rPr>
+      </w:pPr>
+      <w:r>
+        <w:rPr>
+          <w:b/>
+          <w:color w:val="000000"/>
+          <w:sz w:val="22"/>
+        </w:rPr>
+        <w:t>Alternativas:</w:t>
+      </w:r>
+    </w:p>
+    <w:p>
+      <w:pPr>
+        <w:rPr>
+          <w:color w:val="000000"/>
+          <w:sz w:val="22"/>
+        </w:rPr>
+      </w:pPr>
+      <w:r>
+        <w:rPr>
+          <w:color w:val="000000"/>
+          <w:sz w:val="22"/>
+        </w:rPr>
+        <w:t>a) Gráfico 1: Coluna vertical, cores azul | Gráfico 2: Barras horizontais, cores azul | Ambos sem grade</w:t>
+      </w:r>
+    </w:p>
+    <w:p>
+      <w:pPr>
+        <w:rPr>
+          <w:color w:val="000000"/>
+          <w:sz w:val="22"/>
+        </w:rPr>
+      </w:pPr>
+      <w:r>
+        <w:rPr>
+          <w:color w:val="000000"/>
+          <w:sz w:val="22"/>
+        </w:rPr>
+        <w:t>b) Ambos: Pizza (não adequado)</w:t>
+      </w:r>
+    </w:p>
+    <w:p>
+      <w:pPr>
+        <w:rPr>
+          <w:color w:val="000000"/>
+          <w:sz w:val="22"/>
+        </w:rPr>
+      </w:pPr>
+      <w:r>
+        <w:rPr>
+          <w:color w:val="000000"/>
+          <w:sz w:val="22"/>
+        </w:rPr>
+        <w:t>c) Apenas 1 gráfico (insuficiente)</w:t>
+      </w:r>
+    </w:p>
+    <w:p>
+      <w:pPr>
+        <w:rPr>
+          <w:color w:val="000000"/>
+          <w:sz w:val="22"/>
+        </w:rPr>
+      </w:pPr>
+      <w:r>
+        <w:rPr>
+          <w:color w:val="000000"/>
+          <w:sz w:val="22"/>
+        </w:rPr>
+        <w:t>d) Gráficos com muitas cores e grid visível (poluído)</w:t>
+      </w:r>
+    </w:p>
+    <w:p>
+      <w:pPr>
+        <w:rPr>
+          <w:color w:val="000000"/>
+          <w:sz w:val="22"/>
+        </w:rPr>
+      </w:pPr>
+      <w:r>
+        <w:rPr>
+          <w:color w:val="000000"/>
+          <w:sz w:val="22"/>
+        </w:rPr>
+        <w:t>e) Gráficos conectados ao banco em tempo real (complexo)</w:t>
+      </w:r>
+    </w:p>
+    <w:p>
+      <w:pPr>
+        <w:rPr>
+          <w:color w:val="000000"/>
+          <w:sz w:val="22"/>
+        </w:rPr>
+      </w:pPr>
+    </w:p>
+    <w:p>
+      <w:pPr>
+        <w:rPr>
+          <w:b/>
+          <w:color w:val="FF0000"/>
+        </w:rPr>
+      </w:pPr>
+      <w:r>
+        <w:rPr>
+          <w:b/>
+          <w:color w:val="FF0000"/>
+        </w:rPr>
+        <w:t>ITEM 7</w:t>
+      </w:r>
+    </w:p>
+    <w:p>
+      <w:pPr>
+        <w:rPr>
+          <w:color w:val="000000"/>
+          <w:sz w:val="22"/>
+        </w:rPr>
+      </w:pPr>
+      <w:r>
+        <w:rPr>
+          <w:b/>
+          <w:i/>
+          <w:color w:val="000000"/>
+          <w:sz w:val="22"/>
+        </w:rPr>
+        <w:t xml:space="preserve">CAPACIDADE: </w:t>
+      </w:r>
+      <w:r>
+        <w:rPr>
+          <w:color w:val="000000"/>
+          <w:sz w:val="22"/>
+        </w:rPr>
+        <w:t>Inserir Segmentador e conectá-lo a gráficos</w:t>
+      </w:r>
+    </w:p>
+    <w:p>
+      <w:pPr>
+        <w:rPr>
+          <w:color w:val="000000"/>
+          <w:sz w:val="22"/>
+        </w:rPr>
+      </w:pPr>
+    </w:p>
+    <w:p>
+      <w:pPr>
+        <w:rPr>
+          <w:color w:val="000000"/>
+          <w:sz w:val="22"/>
+        </w:rPr>
+      </w:pPr>
+      <w:r>
+        <w:rPr>
+          <w:b/>
+          <w:i/>
+          <w:color w:val="000000"/>
+          <w:sz w:val="22"/>
+        </w:rPr>
+        <w:t xml:space="preserve">Contexto: </w:t>
+      </w:r>
+      <w:r>
+        <w:rPr>
+          <w:color w:val="000000"/>
+          <w:sz w:val="22"/>
+        </w:rPr>
+        <w:t>Segmentador de Região (Sul, Norte, Nordeste, Centro). Deve filtrar: TD2, Gráfico 1, Gráfico 2 simultaneamente.</w:t>
+      </w:r>
+    </w:p>
+    <w:p>
+      <w:pPr>
+        <w:rPr>
+          <w:color w:val="000000"/>
+          <w:sz w:val="22"/>
+        </w:rPr>
+      </w:pPr>
+    </w:p>
+    <w:p>
+      <w:pPr>
+        <w:rPr>
+          <w:color w:val="000000"/>
+          <w:sz w:val="22"/>
+        </w:rPr>
+      </w:pPr>
+      <w:r>
+        <w:rPr>
+          <w:b/>
+          <w:i/>
+          <w:color w:val="000000"/>
+          <w:sz w:val="22"/>
+        </w:rPr>
+        <w:t xml:space="preserve">Comando: </w:t>
+      </w:r>
+      <w:r>
+        <w:rPr>
+          <w:color w:val="000000"/>
+          <w:sz w:val="22"/>
+        </w:rPr>
+        <w:t>Qual passo conecta Segmentador a TODOS os gráficos?</w:t>
+      </w:r>
+    </w:p>
+    <w:p>
+      <w:pPr>
+        <w:rPr>
+          <w:color w:val="000000"/>
+          <w:sz w:val="22"/>
+        </w:rPr>
+      </w:pPr>
+    </w:p>
+    <w:p>
+      <w:pPr>
+        <w:rPr>
+          <w:b/>
+          <w:color w:val="000000"/>
+          <w:sz w:val="22"/>
+        </w:rPr>
+      </w:pPr>
+      <w:r>
+        <w:rPr>
+          <w:b/>
+          <w:color w:val="000000"/>
+          <w:sz w:val="22"/>
+        </w:rPr>
+        <w:t>Alternativas:</w:t>
+      </w:r>
+    </w:p>
+    <w:p>
+      <w:pPr>
+        <w:rPr>
+          <w:color w:val="000000"/>
+          <w:sz w:val="22"/>
+        </w:rPr>
+      </w:pPr>
+      <w:r>
+        <w:rPr>
+          <w:color w:val="000000"/>
+          <w:sz w:val="22"/>
+        </w:rPr>
+        <w:t>a) Clique Segmentador &gt; Aba Segmentador &gt; Conexões de Relatório &gt; Marque TD2, Gráfico1, Gráfico2</w:t>
+      </w:r>
+    </w:p>
+    <w:p>
+      <w:pPr>
+        <w:rPr>
+          <w:color w:val="000000"/>
+          <w:sz w:val="22"/>
+        </w:rPr>
+      </w:pPr>
+      <w:r>
+        <w:rPr>
+          <w:color w:val="000000"/>
+          <w:sz w:val="22"/>
+        </w:rPr>
+        <w:t>b) Segmentador filtra só si mesmo, não gráficos</w:t>
+      </w:r>
+    </w:p>
+    <w:p>
+      <w:pPr>
+        <w:rPr>
+          <w:color w:val="000000"/>
+          <w:sz w:val="22"/>
+        </w:rPr>
+      </w:pPr>
+      <w:r>
+        <w:rPr>
+          <w:color w:val="000000"/>
+          <w:sz w:val="22"/>
+        </w:rPr>
+        <w:t>c) Criar filtro manual em cada gráfico</w:t>
+      </w:r>
+    </w:p>
+    <w:p>
+      <w:pPr>
+        <w:rPr>
+          <w:color w:val="000000"/>
+          <w:sz w:val="22"/>
+        </w:rPr>
+      </w:pPr>
+      <w:r>
+        <w:rPr>
+          <w:color w:val="000000"/>
+          <w:sz w:val="22"/>
+        </w:rPr>
+        <w:t>d) Impossível conectar segmentadores em Excel</w:t>
+      </w:r>
+    </w:p>
+    <w:p>
+      <w:pPr>
+        <w:rPr>
+          <w:color w:val="000000"/>
+          <w:sz w:val="22"/>
+        </w:rPr>
+      </w:pPr>
+      <w:r>
+        <w:rPr>
+          <w:color w:val="000000"/>
+          <w:sz w:val="22"/>
+        </w:rPr>
+        <w:t>e) Usar slicer do Windows (não Excel)</w:t>
+      </w:r>
+    </w:p>
+    <w:p>
+      <w:pPr>
+        <w:rPr>
+          <w:color w:val="000000"/>
+          <w:sz w:val="22"/>
+        </w:rPr>
+      </w:pPr>
+    </w:p>
+    <w:p>
+      <w:pPr>
+        <w:rPr>
+          <w:b/>
+          <w:color w:val="FF0000"/>
+        </w:rPr>
+      </w:pPr>
+      <w:r>
+        <w:rPr>
+          <w:b/>
+          <w:color w:val="FF0000"/>
+        </w:rPr>
+        <w:t>ITEM 8</w:t>
+      </w:r>
+    </w:p>
+    <w:p>
+      <w:pPr>
+        <w:rPr>
+          <w:color w:val="000000"/>
+          <w:sz w:val="22"/>
+        </w:rPr>
+      </w:pPr>
+      <w:r>
+        <w:rPr>
+          <w:b/>
+          <w:i/>
+          <w:color w:val="000000"/>
+          <w:sz w:val="22"/>
+        </w:rPr>
+        <w:t xml:space="preserve">CAPACIDADE: </w:t>
+      </w:r>
+      <w:r>
+        <w:rPr>
+          <w:color w:val="000000"/>
+          <w:sz w:val="22"/>
+        </w:rPr>
+        <w:t>Aplicar formatação profissional (cores, linhas, fontes)</w:t>
+      </w:r>
+    </w:p>
+    <w:p>
+      <w:pPr>
+        <w:rPr>
+          <w:color w:val="000000"/>
+          <w:sz w:val="22"/>
+        </w:rPr>
+      </w:pPr>
+    </w:p>
+    <w:p>
+      <w:pPr>
+        <w:rPr>
+          <w:color w:val="000000"/>
+          <w:sz w:val="22"/>
+        </w:rPr>
+      </w:pPr>
+      <w:r>
+        <w:rPr>
+          <w:b/>
+          <w:i/>
+          <w:color w:val="000000"/>
+          <w:sz w:val="22"/>
+        </w:rPr>
+        <w:t xml:space="preserve">Contexto: </w:t>
+      </w:r>
+      <w:r>
+        <w:rPr>
+          <w:color w:val="000000"/>
+          <w:sz w:val="22"/>
+        </w:rPr>
+        <w:t>Dashboard deve ter: Fundo branco/cinza claro, texto preto/cinza escuro, bordas apenas onde necessário, alinhamento consistente, números à direita, texto à esquerda.</w:t>
+      </w:r>
+    </w:p>
+    <w:p>
+      <w:pPr>
+        <w:rPr>
+          <w:color w:val="000000"/>
+          <w:sz w:val="22"/>
+        </w:rPr>
+      </w:pPr>
+    </w:p>
+    <w:p>
+      <w:pPr>
+        <w:rPr>
+          <w:color w:val="000000"/>
+          <w:sz w:val="22"/>
+        </w:rPr>
+      </w:pPr>
+      <w:r>
+        <w:rPr>
+          <w:b/>
+          <w:i/>
+          <w:color w:val="000000"/>
+          <w:sz w:val="22"/>
+        </w:rPr>
+        <w:t xml:space="preserve">Comando: </w:t>
+      </w:r>
+      <w:r>
+        <w:rPr>
+          <w:color w:val="000000"/>
+          <w:sz w:val="22"/>
+        </w:rPr>
+        <w:t>Qual é a abordagem de design profissional correto?</w:t>
+      </w:r>
+    </w:p>
+    <w:p>
+      <w:pPr>
+        <w:rPr>
+          <w:color w:val="000000"/>
+          <w:sz w:val="22"/>
+        </w:rPr>
+      </w:pPr>
+    </w:p>
+    <w:p>
+      <w:pPr>
+        <w:rPr>
+          <w:b/>
+          <w:color w:val="000000"/>
+          <w:sz w:val="22"/>
+        </w:rPr>
+      </w:pPr>
+      <w:r>
+        <w:rPr>
+          <w:b/>
+          <w:color w:val="000000"/>
+          <w:sz w:val="22"/>
+        </w:rPr>
+        <w:t>Alternativas:</w:t>
+      </w:r>
+    </w:p>
+    <w:p>
+      <w:pPr>
+        <w:rPr>
+          <w:color w:val="000000"/>
+          <w:sz w:val="22"/>
+        </w:rPr>
+      </w:pPr>
+      <w:r>
+        <w:rPr>
+          <w:color w:val="000000"/>
+          <w:sz w:val="22"/>
+        </w:rPr>
+        <w:t>a) Fundo claro, texto escuro, bordas mínimas, alinhamento consistente, tipografia hierárquica</w:t>
+      </w:r>
+    </w:p>
+    <w:p>
+      <w:pPr>
+        <w:rPr>
+          <w:color w:val="000000"/>
+          <w:sz w:val="22"/>
+        </w:rPr>
+      </w:pPr>
+      <w:r>
+        <w:rPr>
+          <w:color w:val="000000"/>
+          <w:sz w:val="22"/>
+        </w:rPr>
+        <w:t>b) Cores múltiplas vibrantes, textos coloridos, muitas bordas (atraente mas confuso)</w:t>
+      </w:r>
+    </w:p>
+    <w:p>
+      <w:pPr>
+        <w:rPr>
+          <w:color w:val="000000"/>
+          <w:sz w:val="22"/>
+        </w:rPr>
+      </w:pPr>
+      <w:r>
+        <w:rPr>
+          <w:color w:val="000000"/>
+          <w:sz w:val="22"/>
+        </w:rPr>
+        <w:t>c) Fundo escuro com texto claro (difícil ler, não executivo)</w:t>
+      </w:r>
+    </w:p>
+    <w:p>
+      <w:pPr>
+        <w:rPr>
+          <w:color w:val="000000"/>
+          <w:sz w:val="22"/>
+        </w:rPr>
+      </w:pPr>
+      <w:r>
+        <w:rPr>
+          <w:color w:val="000000"/>
+          <w:sz w:val="22"/>
+        </w:rPr>
+        <w:t>d) Design não importa, dados são suficientes</w:t>
+      </w:r>
+    </w:p>
+    <w:p>
+      <w:pPr>
+        <w:rPr>
+          <w:color w:val="000000"/>
+          <w:sz w:val="22"/>
+        </w:rPr>
+      </w:pPr>
+      <w:r>
+        <w:rPr>
+          <w:color w:val="000000"/>
+          <w:sz w:val="22"/>
+        </w:rPr>
+        <w:t>e) Sem padrão visual, cada elemento diferente</w:t>
+      </w:r>
+    </w:p>
+    <w:p>
+      <w:pPr>
+        <w:rPr>
+          <w:color w:val="000000"/>
+          <w:sz w:val="22"/>
+        </w:rPr>
+      </w:pPr>
+    </w:p>
+    <w:p>
+      <w:pPr>
+        <w:rPr>
+          <w:b/>
+          <w:color w:val="FF0000"/>
+        </w:rPr>
+      </w:pPr>
+      <w:r>
+        <w:rPr>
+          <w:b/>
+          <w:color w:val="FF0000"/>
+        </w:rPr>
+        <w:t>ITEM 9</w:t>
+      </w:r>
+    </w:p>
+    <w:p>
+      <w:pPr>
+        <w:rPr>
+          <w:color w:val="000000"/>
+          <w:sz w:val="22"/>
+        </w:rPr>
+      </w:pPr>
+      <w:r>
+        <w:rPr>
+          <w:b/>
+          <w:i/>
+          <w:color w:val="000000"/>
+          <w:sz w:val="22"/>
+        </w:rPr>
+        <w:t xml:space="preserve">CAPACIDADE: </w:t>
+      </w:r>
+      <w:r>
+        <w:rPr>
+          <w:color w:val="000000"/>
+          <w:sz w:val="22"/>
+        </w:rPr>
+        <w:t>Adicionar elemento de atualização e validar usabilidade</w:t>
+      </w:r>
+    </w:p>
+    <w:p>
+      <w:pPr>
+        <w:rPr>
+          <w:color w:val="000000"/>
+          <w:sz w:val="22"/>
+        </w:rPr>
+      </w:pPr>
+    </w:p>
+    <w:p>
+      <w:pPr>
+        <w:rPr>
+          <w:color w:val="000000"/>
+          <w:sz w:val="22"/>
+        </w:rPr>
+      </w:pPr>
+      <w:r>
+        <w:rPr>
+          <w:b/>
+          <w:i/>
+          <w:color w:val="000000"/>
+          <w:sz w:val="22"/>
+        </w:rPr>
+        <w:t xml:space="preserve">Contexto: </w:t>
+      </w:r>
+      <w:r>
+        <w:rPr>
+          <w:color w:val="000000"/>
+          <w:sz w:val="22"/>
+        </w:rPr>
+        <w:t>Fórmula =CONCATENAR('Atualizado em: ';HOJE()) no rodapé. Dashboard lido em &lt; 10 segundos se: KPIs grandes/claros, cores significam status, 2-3 gráficos, segmentadores óbvios.</w:t>
+      </w:r>
+    </w:p>
+    <w:p>
+      <w:pPr>
+        <w:rPr>
+          <w:color w:val="000000"/>
+          <w:sz w:val="22"/>
+        </w:rPr>
+      </w:pPr>
+    </w:p>
+    <w:p>
+      <w:pPr>
+        <w:rPr>
+          <w:color w:val="000000"/>
+          <w:sz w:val="22"/>
+        </w:rPr>
+      </w:pPr>
+      <w:r>
+        <w:rPr>
+          <w:b/>
+          <w:i/>
+          <w:color w:val="000000"/>
+          <w:sz w:val="22"/>
+        </w:rPr>
+        <w:t xml:space="preserve">Comando: </w:t>
+      </w:r>
+      <w:r>
+        <w:rPr>
+          <w:color w:val="000000"/>
+          <w:sz w:val="22"/>
+        </w:rPr>
+        <w:t>Qual é a validação final de um Dashboard Executivo?</w:t>
+      </w:r>
+    </w:p>
+    <w:p>
+      <w:pPr>
+        <w:rPr>
+          <w:color w:val="000000"/>
+          <w:sz w:val="22"/>
+        </w:rPr>
+      </w:pPr>
+    </w:p>
+    <w:p>
+      <w:pPr>
+        <w:rPr>
+          <w:b/>
+          <w:color w:val="000000"/>
+          <w:sz w:val="22"/>
+        </w:rPr>
+      </w:pPr>
+      <w:r>
+        <w:rPr>
+          <w:b/>
+          <w:color w:val="000000"/>
+          <w:sz w:val="22"/>
+        </w:rPr>
+        <w:t>Alternativas:</w:t>
+      </w:r>
+    </w:p>
+    <w:p>
+      <w:pPr>
+        <w:rPr>
+          <w:color w:val="000000"/>
+          <w:sz w:val="22"/>
+        </w:rPr>
+      </w:pPr>
+      <w:r>
+        <w:rPr>
+          <w:color w:val="000000"/>
+          <w:sz w:val="22"/>
+        </w:rPr>
+        <w:t>a) Lê em &lt; 10 segundos | Cores significam status (</w:t>
+      </w:r>
+      <w:r>
+        <w:rPr>
+          <w:rFonts w:ascii="Segoe UI Emoji" w:hAnsi="Segoe UI Emoji" w:cs="Segoe UI Emoji"/>
+          <w:color w:val="000000"/>
+          <w:sz w:val="22"/>
+        </w:rPr>
+        <w:t>🟢</w:t>
+      </w:r>
+      <w:r>
+        <w:rPr>
+          <w:color w:val="000000"/>
+          <w:sz w:val="22"/>
+        </w:rPr>
+        <w:t xml:space="preserve"> bom, </w:t>
+      </w:r>
+      <w:r>
+        <w:rPr>
+          <w:rFonts w:ascii="Segoe UI Emoji" w:hAnsi="Segoe UI Emoji" w:cs="Segoe UI Emoji"/>
+          <w:color w:val="000000"/>
+          <w:sz w:val="22"/>
+        </w:rPr>
+        <w:t>🔴</w:t>
+      </w:r>
+      <w:r>
+        <w:rPr>
+          <w:color w:val="000000"/>
+          <w:sz w:val="22"/>
+        </w:rPr>
+        <w:t xml:space="preserve"> ruim) | KPIs destacados | Data de atualização presente</w:t>
+      </w:r>
+    </w:p>
+    <w:p>
+      <w:pPr>
+        <w:rPr>
+          <w:color w:val="000000"/>
+          <w:sz w:val="22"/>
+        </w:rPr>
+      </w:pPr>
+      <w:r>
+        <w:rPr>
+          <w:color w:val="000000"/>
+          <w:sz w:val="22"/>
+        </w:rPr>
+        <w:t>b) Contém todos os dados brutos | Muitos gráficos | Cores aleatórias</w:t>
+      </w:r>
+    </w:p>
+    <w:p>
+      <w:pPr>
+        <w:rPr>
+          <w:color w:val="000000"/>
+          <w:sz w:val="22"/>
+        </w:rPr>
+      </w:pPr>
+      <w:r>
+        <w:rPr>
+          <w:color w:val="000000"/>
+          <w:sz w:val="22"/>
+        </w:rPr>
+        <w:t>c) Impossível validar sem métricas externas</w:t>
+      </w:r>
+    </w:p>
+    <w:p>
+      <w:pPr>
+        <w:rPr>
+          <w:color w:val="000000"/>
+          <w:sz w:val="22"/>
+        </w:rPr>
+      </w:pPr>
+      <w:r>
+        <w:rPr>
+          <w:color w:val="000000"/>
+          <w:sz w:val="22"/>
+        </w:rPr>
+        <w:t>d) Tempo de leitura não importa</w:t>
+      </w:r>
+    </w:p>
+    <w:p>
+      <w:pPr>
+        <w:rPr>
+          <w:color w:val="000000"/>
+          <w:sz w:val="22"/>
+        </w:rPr>
+      </w:pPr>
+      <w:r>
+        <w:rPr>
+          <w:color w:val="000000"/>
+          <w:sz w:val="22"/>
+        </w:rPr>
+        <w:t>e) Dashboard sem data não é válido</w:t>
+      </w:r>
+    </w:p>
+    <w:p>
+      <w:pPr>
+        <w:rPr>
+          <w:color w:val="000000"/>
+          <w:sz w:val="22"/>
+        </w:rPr>
+      </w:pPr>
+    </w:p>
+    <w:p>
+      <w:pPr>
+        <w:rPr>
+          <w:color w:val="000000"/>
           <w:sz w:val="22"/>
         </w:rPr>
       </w:pPr>
@@ -1188,7 +2584,7 @@
     <w:link w:val="Ttulo1Char"/>
     <w:uiPriority w:val="9"/>
     <w:qFormat/>
-    <w:rsid w:val="00124C09"/>
+    <w:rsid w:val="00E037A4"/>
     <w:pPr>
       <w:keepNext/>
       <w:keepLines/>
@@ -1211,7 +2607,7 @@
     <w:semiHidden/>
     <w:unhideWhenUsed/>
     <w:qFormat/>
-    <w:rsid w:val="00124C09"/>
+    <w:rsid w:val="00E037A4"/>
     <w:pPr>
       <w:keepNext/>
       <w:keepLines/>
@@ -1234,7 +2630,7 @@
     <w:semiHidden/>
     <w:unhideWhenUsed/>
     <w:qFormat/>
-    <w:rsid w:val="00124C09"/>
+    <w:rsid w:val="00E037A4"/>
     <w:pPr>
       <w:keepNext/>
       <w:keepLines/>
@@ -1257,7 +2653,7 @@
     <w:semiHidden/>
     <w:unhideWhenUsed/>
     <w:qFormat/>
-    <w:rsid w:val="00124C09"/>
+    <w:rsid w:val="00E037A4"/>
     <w:pPr>
       <w:keepNext/>
       <w:keepLines/>
@@ -1280,7 +2676,7 @@
     <w:semiHidden/>
     <w:unhideWhenUsed/>
     <w:qFormat/>
-    <w:rsid w:val="00124C09"/>
+    <w:rsid w:val="00E037A4"/>
     <w:pPr>
       <w:keepNext/>
       <w:keepLines/>
@@ -1301,7 +2697,7 @@
     <w:semiHidden/>
     <w:unhideWhenUsed/>
     <w:qFormat/>
-    <w:rsid w:val="00124C09"/>
+    <w:rsid w:val="00E037A4"/>
     <w:pPr>
       <w:keepNext/>
       <w:keepLines/>
@@ -1324,7 +2720,7 @@
     <w:semiHidden/>
     <w:unhideWhenUsed/>
     <w:qFormat/>
-    <w:rsid w:val="00124C09"/>
+    <w:rsid w:val="00E037A4"/>
     <w:pPr>
       <w:keepNext/>
       <w:keepLines/>
@@ -1345,7 +2741,7 @@
     <w:semiHidden/>
     <w:unhideWhenUsed/>
     <w:qFormat/>
-    <w:rsid w:val="00124C09"/>
+    <w:rsid w:val="00E037A4"/>
     <w:pPr>
       <w:keepNext/>
       <w:keepLines/>
@@ -1368,7 +2764,7 @@
     <w:semiHidden/>
     <w:unhideWhenUsed/>
     <w:qFormat/>
-    <w:rsid w:val="00124C09"/>
+    <w:rsid w:val="00E037A4"/>
     <w:pPr>
       <w:keepNext/>
       <w:keepLines/>
@@ -1412,7 +2808,7 @@
     <w:basedOn w:val="Fontepargpadro"/>
     <w:link w:val="Ttulo1"/>
     <w:uiPriority w:val="9"/>
-    <w:rsid w:val="00124C09"/>
+    <w:rsid w:val="00E037A4"/>
     <w:rPr>
       <w:rFonts w:asciiTheme="majorHAnsi" w:eastAsiaTheme="majorEastAsia" w:hAnsiTheme="majorHAnsi" w:cstheme="majorBidi"/>
       <w:color w:val="2F5496" w:themeColor="accent1" w:themeShade="BF"/>
@@ -1426,7 +2822,7 @@
     <w:link w:val="Ttulo2"/>
     <w:uiPriority w:val="9"/>
     <w:semiHidden/>
-    <w:rsid w:val="00124C09"/>
+    <w:rsid w:val="00E037A4"/>
     <w:rPr>
       <w:rFonts w:asciiTheme="majorHAnsi" w:eastAsiaTheme="majorEastAsia" w:hAnsiTheme="majorHAnsi" w:cstheme="majorBidi"/>
       <w:color w:val="2F5496" w:themeColor="accent1" w:themeShade="BF"/>
@@ -1440,7 +2836,7 @@
     <w:link w:val="Ttulo3"/>
     <w:uiPriority w:val="9"/>
     <w:semiHidden/>
-    <w:rsid w:val="00124C09"/>
+    <w:rsid w:val="00E037A4"/>
     <w:rPr>
       <w:rFonts w:eastAsiaTheme="majorEastAsia" w:cstheme="majorBidi"/>
       <w:color w:val="2F5496" w:themeColor="accent1" w:themeShade="BF"/>
@@ -1454,7 +2850,7 @@
     <w:link w:val="Ttulo4"/>
     <w:uiPriority w:val="9"/>
     <w:semiHidden/>
-    <w:rsid w:val="00124C09"/>
+    <w:rsid w:val="00E037A4"/>
     <w:rPr>
       <w:rFonts w:eastAsiaTheme="majorEastAsia" w:cstheme="majorBidi"/>
       <w:i/>
@@ -1468,7 +2864,7 @@
     <w:link w:val="Ttulo5"/>
     <w:uiPriority w:val="9"/>
     <w:semiHidden/>
-    <w:rsid w:val="00124C09"/>
+    <w:rsid w:val="00E037A4"/>
     <w:rPr>
       <w:rFonts w:eastAsiaTheme="majorEastAsia" w:cstheme="majorBidi"/>
       <w:color w:val="2F5496" w:themeColor="accent1" w:themeShade="BF"/>
@@ -1480,7 +2876,7 @@
     <w:link w:val="Ttulo6"/>
     <w:uiPriority w:val="9"/>
     <w:semiHidden/>
-    <w:rsid w:val="00124C09"/>
+    <w:rsid w:val="00E037A4"/>
     <w:rPr>
       <w:rFonts w:eastAsiaTheme="majorEastAsia" w:cstheme="majorBidi"/>
       <w:i/>
@@ -1494,7 +2890,7 @@
     <w:link w:val="Ttulo7"/>
     <w:uiPriority w:val="9"/>
     <w:semiHidden/>
-    <w:rsid w:val="00124C09"/>
+    <w:rsid w:val="00E037A4"/>
     <w:rPr>
       <w:rFonts w:eastAsiaTheme="majorEastAsia" w:cstheme="majorBidi"/>
       <w:color w:val="595959" w:themeColor="text1" w:themeTint="A6"/>
@@ -1506,7 +2902,7 @@
     <w:link w:val="Ttulo8"/>
     <w:uiPriority w:val="9"/>
     <w:semiHidden/>
-    <w:rsid w:val="00124C09"/>
+    <w:rsid w:val="00E037A4"/>
     <w:rPr>
       <w:rFonts w:eastAsiaTheme="majorEastAsia" w:cstheme="majorBidi"/>
       <w:i/>
@@ -1520,7 +2916,7 @@
     <w:link w:val="Ttulo9"/>
     <w:uiPriority w:val="9"/>
     <w:semiHidden/>
-    <w:rsid w:val="00124C09"/>
+    <w:rsid w:val="00E037A4"/>
     <w:rPr>
       <w:rFonts w:eastAsiaTheme="majorEastAsia" w:cstheme="majorBidi"/>
       <w:color w:val="272727" w:themeColor="text1" w:themeTint="D8"/>
@@ -1533,7 +2929,7 @@
     <w:link w:val="TtuloChar"/>
     <w:uiPriority w:val="10"/>
     <w:qFormat/>
-    <w:rsid w:val="00124C09"/>
+    <w:rsid w:val="00E037A4"/>
     <w:pPr>
       <w:spacing w:after="80" w:line="240" w:lineRule="auto"/>
       <w:contextualSpacing/>
@@ -1551,7 +2947,7 @@
     <w:basedOn w:val="Fontepargpadro"/>
     <w:link w:val="Ttulo"/>
     <w:uiPriority w:val="10"/>
-    <w:rsid w:val="00124C09"/>
+    <w:rsid w:val="00E037A4"/>
     <w:rPr>
       <w:rFonts w:asciiTheme="majorHAnsi" w:eastAsiaTheme="majorEastAsia" w:hAnsiTheme="majorHAnsi" w:cstheme="majorBidi"/>
       <w:spacing w:val="-10"/>
@@ -1567,7 +2963,7 @@
     <w:link w:val="SubttuloChar"/>
     <w:uiPriority w:val="11"/>
     <w:qFormat/>
-    <w:rsid w:val="00124C09"/>
+    <w:rsid w:val="00E037A4"/>
     <w:pPr>
       <w:numPr>
         <w:ilvl w:val="1"/>
@@ -1586,7 +2982,7 @@
     <w:basedOn w:val="Fontepargpadro"/>
     <w:link w:val="Subttulo"/>
     <w:uiPriority w:val="11"/>
-    <w:rsid w:val="00124C09"/>
+    <w:rsid w:val="00E037A4"/>
     <w:rPr>
       <w:rFonts w:eastAsiaTheme="majorEastAsia" w:cstheme="majorBidi"/>
       <w:color w:val="595959" w:themeColor="text1" w:themeTint="A6"/>
@@ -1602,7 +2998,7 @@
     <w:link w:val="CitaoChar"/>
     <w:uiPriority w:val="29"/>
     <w:qFormat/>
-    <w:rsid w:val="00124C09"/>
+    <w:rsid w:val="00E037A4"/>
     <w:pPr>
       <w:spacing w:before="160"/>
       <w:jc w:val="center"/>
@@ -1618,7 +3014,7 @@
     <w:basedOn w:val="Fontepargpadro"/>
     <w:link w:val="Citao"/>
     <w:uiPriority w:val="29"/>
-    <w:rsid w:val="00124C09"/>
+    <w:rsid w:val="00E037A4"/>
     <w:rPr>
       <w:i/>
       <w:iCs/>
@@ -1630,7 +3026,7 @@
     <w:basedOn w:val="Normal"/>
     <w:uiPriority w:val="34"/>
     <w:qFormat/>
-    <w:rsid w:val="00124C09"/>
+    <w:rsid w:val="00E037A4"/>
     <w:pPr>
       <w:ind w:left="720"/>
       <w:contextualSpacing/>
@@ -1641,7 +3037,7 @@
     <w:basedOn w:val="Fontepargpadro"/>
     <w:uiPriority w:val="21"/>
     <w:qFormat/>
-    <w:rsid w:val="00124C09"/>
+    <w:rsid w:val="00E037A4"/>
     <w:rPr>
       <w:i/>
       <w:iCs/>
@@ -1655,7 +3051,7 @@
     <w:link w:val="CitaoIntensaChar"/>
     <w:uiPriority w:val="30"/>
     <w:qFormat/>
-    <w:rsid w:val="00124C09"/>
+    <w:rsid w:val="00E037A4"/>
     <w:pPr>
       <w:pBdr>
         <w:top w:val="single" w:sz="4" w:space="10" w:color="2F5496" w:themeColor="accent1" w:themeShade="BF"/>
@@ -1676,7 +3072,7 @@
     <w:basedOn w:val="Fontepargpadro"/>
     <w:link w:val="CitaoIntensa"/>
     <w:uiPriority w:val="30"/>
-    <w:rsid w:val="00124C09"/>
+    <w:rsid w:val="00E037A4"/>
     <w:rPr>
       <w:i/>
       <w:iCs/>
@@ -1688,7 +3084,7 @@
     <w:basedOn w:val="Fontepargpadro"/>
     <w:uiPriority w:val="32"/>
     <w:qFormat/>
-    <w:rsid w:val="00124C09"/>
+    <w:rsid w:val="00E037A4"/>
     <w:rPr>
       <w:b/>
       <w:bCs/>

--- a/MATERIAIS/GESTAO_E_CONTROLE_MATERIAIS/ANALISE_DADOS_APLICADA_GESTAO/ATIVIDADES/AVALIACAO-04-DESIGN-DASHBOARD-E-KPIS.docx
+++ b/MATERIAIS/GESTAO_E_CONTROLE_MATERIAIS/ANALISE_DADOS_APLICADA_GESTAO/ATIVIDADES/AVALIACAO-04-DESIGN-DASHBOARD-E-KPIS.docx
@@ -7,38 +7,170 @@
         <w:tblW w:type="auto" w:w="0"/>
         <w:tblLayout w:type="fixed"/>
         <w:tblLook w:firstColumn="1" w:firstRow="1" w:lastColumn="0" w:lastRow="0" w:noHBand="0" w:noVBand="1" w:val="04A0"/>
-        <w:tblBorders>
-          <w:top w:val="single" w:sz="12" w:space="0" w:color="000000"/>
-          <w:left w:val="single" w:sz="12" w:space="0" w:color="000000"/>
-          <w:bottom w:val="single" w:sz="12" w:space="0" w:color="000000"/>
-          <w:right w:val="single" w:sz="12" w:space="0" w:color="000000"/>
-          <w:insideH w:val="single" w:sz="12" w:space="0" w:color="000000"/>
-          <w:insideV w:val="single" w:sz="12" w:space="0" w:color="000000"/>
-        </w:tblBorders>
       </w:tblPr>
       <w:tblGrid>
-        <w:gridCol w:w="2880"/>
-        <w:gridCol w:w="2880"/>
-        <w:gridCol w:w="2880"/>
+        <w:gridCol w:w="3360"/>
+        <w:gridCol w:w="3360"/>
+        <w:gridCol w:w="3360"/>
       </w:tblGrid>
       <w:tr>
         <w:tc>
           <w:tcPr>
             <w:tcW w:type="dxa" w:w="2880"/>
+            <w:vAlign w:val="center"/>
+            <w:shd w:fill="FFFFFF"/>
+            <w:tcBorders>
+              <w:top w:val="single" w:sz="12" w:space="0" w:color="000000"/>
+              <w:left w:val="single" w:sz="12" w:space="0" w:color="000000"/>
+              <w:bottom w:val="single" w:sz="12" w:space="0" w:color="000000"/>
+              <w:right w:val="single" w:sz="12" w:space="0" w:color="000000"/>
+            </w:tcBorders>
           </w:tcPr>
           <w:p>
+            <w:r/>
             <w:r>
               <w:rPr>
                 <w:b/>
-                <w:sz w:val="32"/>
+                <w:color w:val="004284"/>
+                <w:sz w:val="36"/>
               </w:rPr>
               <w:t>SENAI</w:t>
+              <w:br/>
+            </w:r>
+            <w:r>
+              <w:rPr>
+                <w:b w:val="0"/>
+                <w:sz w:val="14"/>
+              </w:rPr>
+              <w:br/>
+              <w:t>Serviço Nacional</w:t>
+              <w:br/>
+              <w:t>de Aprendizagem</w:t>
+              <w:br/>
+              <w:t>Industrial</w:t>
+              <w:br/>
+              <w:br/>
+              <w:t>Santa Catarina</w:t>
             </w:r>
           </w:p>
         </w:tc>
         <w:tc>
           <w:tcPr>
-            <w:tcW w:type="dxa" w:w="2880"/>
+            <w:tcW w:type="dxa" w:w="5040"/>
+            <w:vAlign w:val="center"/>
+            <w:shd w:fill="FFFFFF"/>
+            <w:tcBorders>
+              <w:top w:val="single" w:sz="12" w:space="0" w:color="000000"/>
+              <w:left w:val="single" w:sz="12" w:space="0" w:color="000000"/>
+              <w:bottom w:val="single" w:sz="12" w:space="0" w:color="000000"/>
+              <w:right w:val="single" w:sz="12" w:space="0" w:color="000000"/>
+            </w:tcBorders>
+          </w:tcPr>
+          <w:p>
+            <w:pPr>
+              <w:jc w:val="center"/>
+            </w:pPr>
+            <w:r/>
+            <w:r>
+              <w:rPr>
+                <w:b/>
+                <w:sz w:val="28"/>
+              </w:rPr>
+              <w:t>AVALIAÇÃO OBJETIVA</w:t>
+            </w:r>
+          </w:p>
+          <w:p>
+            <w:r>
+              <w:rPr>
+                <w:i/>
+                <w:color w:val="004284"/>
+              </w:rPr>
+              <w:t xml:space="preserve">Data: </w:t>
+            </w:r>
+            <w:r>
+              <w:t>preenchimento pelo docente</w:t>
+            </w:r>
+          </w:p>
+          <w:p>
+            <w:r>
+              <w:rPr>
+                <w:i/>
+                <w:color w:val="004284"/>
+              </w:rPr>
+              <w:t xml:space="preserve">Docente: </w:t>
+            </w:r>
+            <w:r>
+              <w:t>preenchimento pelo docente</w:t>
+            </w:r>
+          </w:p>
+          <w:p>
+            <w:r>
+              <w:rPr>
+                <w:i/>
+                <w:color w:val="004284"/>
+              </w:rPr>
+              <w:t xml:space="preserve">Curso Técnico em </w:t>
+            </w:r>
+            <w:r>
+              <w:rPr>
+                <w:i/>
+                <w:color w:val="004284"/>
+              </w:rPr>
+              <w:t>ELETROMECÂNICA</w:t>
+            </w:r>
+          </w:p>
+          <w:p>
+            <w:r>
+              <w:rPr>
+                <w:i/>
+                <w:color w:val="004284"/>
+              </w:rPr>
+              <w:t xml:space="preserve">Unidade Curricular: </w:t>
+            </w:r>
+            <w:r>
+              <w:rPr>
+                <w:i/>
+                <w:color w:val="004284"/>
+              </w:rPr>
+              <w:t>Análise de Dados Aplicada à Gestão</w:t>
+            </w:r>
+          </w:p>
+          <w:p>
+            <w:r>
+              <w:rPr>
+                <w:i/>
+                <w:color w:val="004284"/>
+              </w:rPr>
+              <w:t xml:space="preserve">Turma: </w:t>
+            </w:r>
+            <w:r>
+              <w:t>preenchimento pelo docente</w:t>
+            </w:r>
+          </w:p>
+          <w:p>
+            <w:r>
+              <w:rPr>
+                <w:i/>
+                <w:color w:val="004284"/>
+              </w:rPr>
+              <w:t xml:space="preserve">Estudante: </w:t>
+            </w:r>
+            <w:r>
+              <w:t>preenchimento pelo estudante</w:t>
+            </w:r>
+          </w:p>
+        </w:tc>
+        <w:tc>
+          <w:tcPr>
+            <w:tcW w:type="dxa" w:w="2160"/>
+            <w:vAlign w:val="center"/>
+            <w:shd w:fill="FFFFFF"/>
+            <w:tcBorders>
+              <w:top w:val="single" w:sz="12" w:space="0" w:color="000000"/>
+              <w:left w:val="single" w:sz="12" w:space="0" w:color="000000"/>
+              <w:bottom w:val="single" w:sz="12" w:space="0" w:color="000000"/>
+              <w:right w:val="single" w:sz="12" w:space="0" w:color="000000"/>
+            </w:tcBorders>
           </w:tcPr>
           <w:p>
             <w:pPr>
@@ -47,94 +179,11 @@
             <w:r>
               <w:rPr>
                 <w:b/>
+                <w:sz w:val="22"/>
               </w:rPr>
-              <w:t>AVALIAÇÃO OBJETIVA</w:t>
-            </w:r>
-          </w:p>
-        </w:tc>
-        <w:tc>
-          <w:tcPr>
-            <w:tcW w:type="dxa" w:w="2880"/>
-          </w:tcPr>
-          <w:p>
-            <w:pPr>
-              <w:jc w:val="center"/>
-            </w:pPr>
-            <w:r>
               <w:t>Desempenho</w:t>
               <w:br/>
               <w:t>_____</w:t>
-            </w:r>
-          </w:p>
-        </w:tc>
-      </w:tr>
-      <w:tr>
-        <w:tc>
-          <w:tcPr>
-            <w:tcW w:type="dxa" w:w="2880"/>
-          </w:tcPr>
-          <w:p>
-            <w:r>
-              <w:rPr>
-                <w:sz w:val="18"/>
-              </w:rPr>
-              <w:t>Serviço Nacional</w:t>
-              <w:br/>
-              <w:t>de Aprendizagem</w:t>
-              <w:br/>
-              <w:t>Industrial</w:t>
-            </w:r>
-          </w:p>
-        </w:tc>
-        <w:tc>
-          <w:tcPr>
-            <w:tcW w:type="dxa" w:w="2880"/>
-          </w:tcPr>
-          <w:p>
-            <w:r>
-              <w:t>Data: _____________________</w:t>
-              <w:br/>
-              <w:t>Docente: _____________________</w:t>
-            </w:r>
-          </w:p>
-        </w:tc>
-        <w:tc>
-          <w:tcPr>
-            <w:tcW w:type="dxa" w:w="2880"/>
-          </w:tcPr>
-          <w:p>
-            <w:r/>
-          </w:p>
-        </w:tc>
-      </w:tr>
-      <w:tr>
-        <w:tc>
-          <w:tcPr>
-            <w:tcW w:type="dxa" w:w="8640"/>
-            <w:gridSpan w:val="3"/>
-          </w:tcPr>
-          <w:p>
-            <w:r>
-              <w:rPr>
-                <w:i/>
-              </w:rPr>
-              <w:t>Curso Técnico em ELETROMECÂNICA</w:t>
-            </w:r>
-          </w:p>
-        </w:tc>
-      </w:tr>
-      <w:tr>
-        <w:tc>
-          <w:tcPr>
-            <w:tcW w:type="dxa" w:w="8640"/>
-            <w:gridSpan w:val="3"/>
-          </w:tcPr>
-          <w:p>
-            <w:r>
-              <w:rPr>
-                <w:i/>
-              </w:rPr>
-              <w:t>Unidade Curricular: Análise de Dados Aplicada à Gestão</w:t>
             </w:r>
           </w:p>
         </w:tc>
@@ -143,585 +192,973 @@
     <w:p/>
     <w:p>
       <w:pPr>
-        <w:pStyle w:val="Heading1"/>
+        <w:spacing w:before="120" w:after="120"/>
+        <w:shd w:fill="004284"/>
       </w:pPr>
-      <w:r>
-        <w:t>Avaliação 04: Design de Dashboard e KPIs</w:t>
-      </w:r>
-    </w:p>
-    <w:p>
       <w:r>
         <w:rPr>
           <w:b/>
+          <w:color w:val="FFFFFF"/>
+          <w:sz w:val="24"/>
         </w:rPr>
         <w:t>ITEM 1</w:t>
       </w:r>
     </w:p>
     <w:p>
+      <w:pPr>
+        <w:spacing w:before="60" w:after="60"/>
+        <w:ind w:left="360"/>
+      </w:pPr>
       <w:r>
         <w:rPr>
           <w:b/>
+          <w:i/>
+          <w:color w:val="004284"/>
+          <w:sz w:val="22"/>
         </w:rPr>
         <w:t xml:space="preserve">CAPACIDADE: </w:t>
       </w:r>
       <w:r>
+        <w:rPr>
+          <w:sz w:val="22"/>
+        </w:rPr>
         <w:t>Identificar e calcular KPIs (Key Performance Indicators) estratégicos</w:t>
       </w:r>
     </w:p>
     <w:p>
+      <w:pPr>
+        <w:spacing w:before="60" w:after="60"/>
+        <w:ind w:left="360"/>
+      </w:pPr>
       <w:r>
         <w:rPr>
           <w:b/>
+          <w:i/>
+          <w:color w:val="004284"/>
+          <w:sz w:val="22"/>
         </w:rPr>
         <w:t xml:space="preserve">Contexto: </w:t>
       </w:r>
       <w:r>
+        <w:rPr>
+          <w:sz w:val="22"/>
+        </w:rPr>
         <w:t>Uma empresa teve faturamento de R$ 125.500 com meta de R$ 120.000. O KPI "Faturamento" deve mostrar se atingiu meta.</w:t>
       </w:r>
     </w:p>
     <w:p>
+      <w:pPr>
+        <w:spacing w:before="60" w:after="60"/>
+        <w:ind w:left="360"/>
+      </w:pPr>
       <w:r>
         <w:rPr>
           <w:b/>
+          <w:i/>
+          <w:color w:val="004284"/>
+          <w:sz w:val="22"/>
         </w:rPr>
         <w:t xml:space="preserve">Comando: </w:t>
       </w:r>
       <w:r>
+        <w:rPr>
+          <w:sz w:val="22"/>
+        </w:rPr>
         <w:t>Qual é a variação percentual do faturamento? (Use: ((Realizado - Meta) / Meta) × 100)</w:t>
       </w:r>
     </w:p>
     <w:p>
+      <w:pPr>
+        <w:spacing w:before="60" w:after="60"/>
+        <w:ind w:left="360"/>
+      </w:pPr>
       <w:r>
         <w:rPr>
           <w:b/>
+          <w:i/>
+          <w:color w:val="004284"/>
+          <w:sz w:val="22"/>
         </w:rPr>
         <w:t>Alternativas:</w:t>
       </w:r>
     </w:p>
     <w:p>
       <w:pPr>
-        <w:pStyle w:val="ListBullet"/>
+        <w:spacing w:before="20" w:after="20"/>
+        <w:ind w:left="720"/>
       </w:pPr>
       <w:r>
-        <w:t>a) a) +2,5%</w:t>
+        <w:rPr>
+          <w:sz w:val="22"/>
+        </w:rPr>
+        <w:t>a) +2,5%</w:t>
       </w:r>
     </w:p>
     <w:p>
       <w:pPr>
-        <w:pStyle w:val="ListBullet"/>
+        <w:spacing w:before="20" w:after="20"/>
+        <w:ind w:left="720"/>
       </w:pPr>
       <w:r>
-        <w:t>b) b) +4,6%</w:t>
+        <w:rPr>
+          <w:sz w:val="22"/>
+        </w:rPr>
+        <w:t>b) +4,6%</w:t>
       </w:r>
     </w:p>
     <w:p>
       <w:pPr>
-        <w:pStyle w:val="ListBullet"/>
+        <w:spacing w:before="20" w:after="20"/>
+        <w:ind w:left="720"/>
       </w:pPr>
       <w:r>
-        <w:t>c) c) -5,5%</w:t>
+        <w:rPr>
+          <w:sz w:val="22"/>
+        </w:rPr>
+        <w:t>c) -5,5%</w:t>
       </w:r>
     </w:p>
     <w:p>
       <w:pPr>
-        <w:pStyle w:val="ListBullet"/>
+        <w:spacing w:before="20" w:after="20"/>
+        <w:ind w:left="720"/>
       </w:pPr>
       <w:r>
-        <w:t>d) d) +10,0%</w:t>
+        <w:rPr>
+          <w:sz w:val="22"/>
+        </w:rPr>
+        <w:t>d) +10,0%</w:t>
       </w:r>
     </w:p>
     <w:p>
       <w:pPr>
-        <w:pStyle w:val="ListBullet"/>
+        <w:spacing w:before="20" w:after="20"/>
+        <w:ind w:left="720"/>
       </w:pPr>
       <w:r>
-        <w:t>e) e) +6,2%</w:t>
+        <w:rPr>
+          <w:sz w:val="22"/>
+        </w:rPr>
+        <w:t>e) +6,2%</w:t>
       </w:r>
     </w:p>
     <w:p>
+      <w:pPr>
+        <w:spacing w:before="120" w:after="240"/>
+        <w:ind w:left="360"/>
+      </w:pPr>
       <w:r>
-        <w:t>________________________________________________________________________________</w:t>
+        <w:t>__________________________________________________________________________________________</w:t>
       </w:r>
     </w:p>
-    <w:p/>
     <w:p>
+      <w:pPr>
+        <w:spacing w:before="120" w:after="120"/>
+        <w:shd w:fill="004284"/>
+      </w:pPr>
       <w:r>
         <w:rPr>
           <w:b/>
+          <w:color w:val="FFFFFF"/>
+          <w:sz w:val="24"/>
         </w:rPr>
         <w:t>ITEM 2</w:t>
       </w:r>
     </w:p>
     <w:p>
+      <w:pPr>
+        <w:spacing w:before="60" w:after="60"/>
+        <w:ind w:left="360"/>
+      </w:pPr>
       <w:r>
         <w:rPr>
           <w:b/>
+          <w:i/>
+          <w:color w:val="004284"/>
+          <w:sz w:val="22"/>
         </w:rPr>
         <w:t xml:space="preserve">CAPACIDADE: </w:t>
       </w:r>
       <w:r>
+        <w:rPr>
+          <w:sz w:val="22"/>
+        </w:rPr>
         <w:t>Aplicar cores e status visuais para indicadores de performance</w:t>
       </w:r>
     </w:p>
     <w:p>
+      <w:pPr>
+        <w:spacing w:before="60" w:after="60"/>
+        <w:ind w:left="360"/>
+      </w:pPr>
       <w:r>
         <w:rPr>
           <w:b/>
+          <w:i/>
+          <w:color w:val="004284"/>
+          <w:sz w:val="22"/>
         </w:rPr>
         <w:t xml:space="preserve">Contexto: </w:t>
       </w:r>
       <w:r>
+        <w:rPr>
+          <w:sz w:val="22"/>
+        </w:rPr>
         <w:t>Dashboard usa cores: 🟢 Verde (Excelente, &gt;10%), 🟡 Amarelo (Bom, 0-10%), 🟠 Laranja (Atenção, -10-0%), 🔴 Vermelho (Crítico, &lt;-10%).</w:t>
       </w:r>
     </w:p>
     <w:p>
+      <w:pPr>
+        <w:spacing w:before="60" w:after="60"/>
+        <w:ind w:left="360"/>
+      </w:pPr>
       <w:r>
         <w:rPr>
           <w:b/>
+          <w:i/>
+          <w:color w:val="004284"/>
+          <w:sz w:val="22"/>
         </w:rPr>
         <w:t xml:space="preserve">Comando: </w:t>
       </w:r>
       <w:r>
+        <w:rPr>
+          <w:sz w:val="22"/>
+        </w:rPr>
         <w:t>Uma variação de +4,6% recebe qual status visual?</w:t>
       </w:r>
     </w:p>
     <w:p>
+      <w:pPr>
+        <w:spacing w:before="60" w:after="60"/>
+        <w:ind w:left="360"/>
+      </w:pPr>
       <w:r>
         <w:rPr>
           <w:b/>
+          <w:i/>
+          <w:color w:val="004284"/>
+          <w:sz w:val="22"/>
         </w:rPr>
         <w:t>Alternativas:</w:t>
       </w:r>
     </w:p>
     <w:p>
       <w:pPr>
-        <w:pStyle w:val="ListBullet"/>
+        <w:spacing w:before="20" w:after="20"/>
+        <w:ind w:left="720"/>
       </w:pPr>
       <w:r>
-        <w:t>a) a) 🟢 Excelente</w:t>
+        <w:rPr>
+          <w:sz w:val="22"/>
+        </w:rPr>
+        <w:t>a) 🟢 Excelente</w:t>
       </w:r>
     </w:p>
     <w:p>
       <w:pPr>
-        <w:pStyle w:val="ListBullet"/>
+        <w:spacing w:before="20" w:after="20"/>
+        <w:ind w:left="720"/>
       </w:pPr>
       <w:r>
-        <w:t>b) b) 🟡 Bom</w:t>
+        <w:rPr>
+          <w:sz w:val="22"/>
+        </w:rPr>
+        <w:t>b) 🟡 Bom</w:t>
       </w:r>
     </w:p>
     <w:p>
       <w:pPr>
-        <w:pStyle w:val="ListBullet"/>
+        <w:spacing w:before="20" w:after="20"/>
+        <w:ind w:left="720"/>
       </w:pPr>
       <w:r>
-        <w:t>c) c) 🟠 Atenção</w:t>
+        <w:rPr>
+          <w:sz w:val="22"/>
+        </w:rPr>
+        <w:t>c) 🟠 Atenção</w:t>
       </w:r>
     </w:p>
     <w:p>
       <w:pPr>
-        <w:pStyle w:val="ListBullet"/>
+        <w:spacing w:before="20" w:after="20"/>
+        <w:ind w:left="720"/>
       </w:pPr>
       <w:r>
-        <w:t>d) d) 🔴 Crítico</w:t>
+        <w:rPr>
+          <w:sz w:val="22"/>
+        </w:rPr>
+        <w:t>d) 🔴 Crítico</w:t>
       </w:r>
     </w:p>
     <w:p>
       <w:pPr>
-        <w:pStyle w:val="ListBullet"/>
+        <w:spacing w:before="20" w:after="20"/>
+        <w:ind w:left="720"/>
       </w:pPr>
       <w:r>
-        <w:t>e) e) ⚪ Neutro</w:t>
+        <w:rPr>
+          <w:sz w:val="22"/>
+        </w:rPr>
+        <w:t>e) ⚪ Neutro</w:t>
       </w:r>
     </w:p>
     <w:p>
+      <w:pPr>
+        <w:spacing w:before="120" w:after="240"/>
+        <w:ind w:left="360"/>
+      </w:pPr>
       <w:r>
-        <w:t>________________________________________________________________________________</w:t>
+        <w:t>__________________________________________________________________________________________</w:t>
       </w:r>
     </w:p>
-    <w:p/>
     <w:p>
+      <w:pPr>
+        <w:spacing w:before="120" w:after="120"/>
+        <w:shd w:fill="004284"/>
+      </w:pPr>
       <w:r>
         <w:rPr>
           <w:b/>
+          <w:color w:val="FFFFFF"/>
+          <w:sz w:val="24"/>
         </w:rPr>
         <w:t>ITEM 3</w:t>
       </w:r>
     </w:p>
     <w:p>
+      <w:pPr>
+        <w:spacing w:before="60" w:after="60"/>
+        <w:ind w:left="360"/>
+      </w:pPr>
       <w:r>
         <w:rPr>
           <w:b/>
+          <w:i/>
+          <w:color w:val="004284"/>
+          <w:sz w:val="22"/>
         </w:rPr>
         <w:t xml:space="preserve">CAPACIDADE: </w:t>
       </w:r>
       <w:r>
+        <w:rPr>
+          <w:sz w:val="22"/>
+        </w:rPr>
         <w:t>Estruturar dados brutos para dashboard executivo</w:t>
       </w:r>
     </w:p>
     <w:p>
+      <w:pPr>
+        <w:spacing w:before="60" w:after="60"/>
+        <w:ind w:left="360"/>
+      </w:pPr>
       <w:r>
         <w:rPr>
           <w:b/>
+          <w:i/>
+          <w:color w:val="004284"/>
+          <w:sz w:val="22"/>
         </w:rPr>
         <w:t xml:space="preserve">Contexto: </w:t>
       </w:r>
       <w:r>
+        <w:rPr>
+          <w:sz w:val="22"/>
+        </w:rPr>
         <w:t>Um dashboard precisa de 3 abas: "Base_Dados" (dados brutos, oculta), "Calculos_Dinamicas" (processamento, oculta), "Dashboard" (apresentação, visível).</w:t>
       </w:r>
     </w:p>
     <w:p>
+      <w:pPr>
+        <w:spacing w:before="60" w:after="60"/>
+        <w:ind w:left="360"/>
+      </w:pPr>
       <w:r>
         <w:rPr>
           <w:b/>
+          <w:i/>
+          <w:color w:val="004284"/>
+          <w:sz w:val="22"/>
         </w:rPr>
         <w:t xml:space="preserve">Comando: </w:t>
       </w:r>
       <w:r>
+        <w:rPr>
+          <w:sz w:val="22"/>
+        </w:rPr>
         <w:t>Por que a aba "Base_Dados" deve ser OCULTA do usuário final?</w:t>
       </w:r>
     </w:p>
     <w:p>
+      <w:pPr>
+        <w:spacing w:before="60" w:after="60"/>
+        <w:ind w:left="360"/>
+      </w:pPr>
       <w:r>
         <w:rPr>
           <w:b/>
+          <w:i/>
+          <w:color w:val="004284"/>
+          <w:sz w:val="22"/>
         </w:rPr>
         <w:t>Alternativas:</w:t>
       </w:r>
     </w:p>
     <w:p>
       <w:pPr>
-        <w:pStyle w:val="ListBullet"/>
+        <w:spacing w:before="20" w:after="20"/>
+        <w:ind w:left="720"/>
       </w:pPr>
       <w:r>
-        <w:t>a) a) Dados brutos são confusos e podem desviar a atenção</w:t>
+        <w:rPr>
+          <w:sz w:val="22"/>
+        </w:rPr>
+        <w:t>a) Dados brutos são confusos e podem desviar a atenção</w:t>
       </w:r>
     </w:p>
     <w:p>
       <w:pPr>
-        <w:pStyle w:val="ListBullet"/>
+        <w:spacing w:before="20" w:after="20"/>
+        <w:ind w:left="720"/>
       </w:pPr>
       <w:r>
-        <w:t>b) b) Simplificar a interface, mostrando apenas o essencial</w:t>
+        <w:rPr>
+          <w:sz w:val="22"/>
+        </w:rPr>
+        <w:t>b) Simplificar a interface, mostrando apenas o essencial</w:t>
       </w:r>
     </w:p>
     <w:p>
       <w:pPr>
-        <w:pStyle w:val="ListBullet"/>
+        <w:spacing w:before="20" w:after="20"/>
+        <w:ind w:left="720"/>
       </w:pPr>
       <w:r>
-        <w:t>c) c) Proteger dados sensíveis de edições acidentais</w:t>
+        <w:rPr>
+          <w:sz w:val="22"/>
+        </w:rPr>
+        <w:t>c) Proteger dados sensíveis de edições acidentais</w:t>
       </w:r>
     </w:p>
     <w:p>
       <w:pPr>
-        <w:pStyle w:val="ListBullet"/>
+        <w:spacing w:before="20" w:after="20"/>
+        <w:ind w:left="720"/>
       </w:pPr>
       <w:r>
-        <w:t>d) d) Todas as anteriores</w:t>
+        <w:rPr>
+          <w:sz w:val="22"/>
+        </w:rPr>
+        <w:t>d) Todas as anteriores</w:t>
       </w:r>
     </w:p>
     <w:p>
       <w:pPr>
-        <w:pStyle w:val="ListBullet"/>
+        <w:spacing w:before="20" w:after="20"/>
+        <w:ind w:left="720"/>
       </w:pPr>
       <w:r>
-        <w:t>e) e) Nenhuma das alternativas</w:t>
+        <w:rPr>
+          <w:sz w:val="22"/>
+        </w:rPr>
+        <w:t>e) Nenhuma das alternativas</w:t>
       </w:r>
     </w:p>
     <w:p>
+      <w:pPr>
+        <w:spacing w:before="120" w:after="240"/>
+        <w:ind w:left="360"/>
+      </w:pPr>
       <w:r>
-        <w:t>________________________________________________________________________________</w:t>
+        <w:t>__________________________________________________________________________________________</w:t>
       </w:r>
     </w:p>
-    <w:p/>
     <w:p>
+      <w:pPr>
+        <w:spacing w:before="120" w:after="120"/>
+        <w:shd w:fill="004284"/>
+      </w:pPr>
       <w:r>
         <w:rPr>
           <w:b/>
+          <w:color w:val="FFFFFF"/>
+          <w:sz w:val="24"/>
         </w:rPr>
         <w:t>ITEM 4</w:t>
       </w:r>
     </w:p>
     <w:p>
+      <w:pPr>
+        <w:spacing w:before="60" w:after="60"/>
+        <w:ind w:left="360"/>
+      </w:pPr>
       <w:r>
         <w:rPr>
           <w:b/>
+          <w:i/>
+          <w:color w:val="004284"/>
+          <w:sz w:val="22"/>
         </w:rPr>
         <w:t xml:space="preserve">CAPACIDADE: </w:t>
       </w:r>
       <w:r>
+        <w:rPr>
+          <w:sz w:val="22"/>
+        </w:rPr>
         <w:t>Aplicar tabelas dinâmicas para sumarização de dados</w:t>
       </w:r>
     </w:p>
     <w:p>
+      <w:pPr>
+        <w:spacing w:before="60" w:after="60"/>
+        <w:ind w:left="360"/>
+      </w:pPr>
       <w:r>
         <w:rPr>
           <w:b/>
+          <w:i/>
+          <w:color w:val="004284"/>
+          <w:sz w:val="22"/>
         </w:rPr>
         <w:t xml:space="preserve">Contexto: </w:t>
       </w:r>
       <w:r>
+        <w:rPr>
+          <w:sz w:val="22"/>
+        </w:rPr>
         <w:t>Uma tabela dinâmica agrupa faturamento por REGIÃO. Resultado esperado: Norte (32.500), Nordeste (28.000), Sul (35.000), Centro (30.000).</w:t>
       </w:r>
     </w:p>
     <w:p>
+      <w:pPr>
+        <w:spacing w:before="60" w:after="60"/>
+        <w:ind w:left="360"/>
+      </w:pPr>
       <w:r>
         <w:rPr>
           <w:b/>
+          <w:i/>
+          <w:color w:val="004284"/>
+          <w:sz w:val="22"/>
         </w:rPr>
         <w:t xml:space="preserve">Comando: </w:t>
       </w:r>
       <w:r>
+        <w:rPr>
+          <w:sz w:val="22"/>
+        </w:rPr>
         <w:t>Qual é o TOTAL de faturamento por todas as regiões?</w:t>
       </w:r>
     </w:p>
     <w:p>
+      <w:pPr>
+        <w:spacing w:before="60" w:after="60"/>
+        <w:ind w:left="360"/>
+      </w:pPr>
       <w:r>
         <w:rPr>
           <w:b/>
+          <w:i/>
+          <w:color w:val="004284"/>
+          <w:sz w:val="22"/>
         </w:rPr>
         <w:t>Alternativas:</w:t>
       </w:r>
     </w:p>
     <w:p>
       <w:pPr>
-        <w:pStyle w:val="ListBullet"/>
+        <w:spacing w:before="20" w:after="20"/>
+        <w:ind w:left="720"/>
       </w:pPr>
       <w:r>
-        <w:t>a) a) 95.500</w:t>
+        <w:rPr>
+          <w:sz w:val="22"/>
+        </w:rPr>
+        <w:t>a) 95.500</w:t>
       </w:r>
     </w:p>
     <w:p>
       <w:pPr>
-        <w:pStyle w:val="ListBullet"/>
+        <w:spacing w:before="20" w:after="20"/>
+        <w:ind w:left="720"/>
       </w:pPr>
       <w:r>
-        <w:t>b) b) 125.500</w:t>
+        <w:rPr>
+          <w:sz w:val="22"/>
+        </w:rPr>
+        <w:t>b) 125.500</w:t>
       </w:r>
     </w:p>
     <w:p>
       <w:pPr>
-        <w:pStyle w:val="ListBullet"/>
+        <w:spacing w:before="20" w:after="20"/>
+        <w:ind w:left="720"/>
       </w:pPr>
       <w:r>
-        <w:t>c) c) 32.500</w:t>
+        <w:rPr>
+          <w:sz w:val="22"/>
+        </w:rPr>
+        <w:t>c) 32.500</w:t>
       </w:r>
     </w:p>
     <w:p>
       <w:pPr>
-        <w:pStyle w:val="ListBullet"/>
+        <w:spacing w:before="20" w:after="20"/>
+        <w:ind w:left="720"/>
       </w:pPr>
       <w:r>
-        <w:t>d) d) 35.000</w:t>
+        <w:rPr>
+          <w:sz w:val="22"/>
+        </w:rPr>
+        <w:t>d) 35.000</w:t>
       </w:r>
     </w:p>
     <w:p>
       <w:pPr>
-        <w:pStyle w:val="ListBullet"/>
+        <w:spacing w:before="20" w:after="20"/>
+        <w:ind w:left="720"/>
       </w:pPr>
       <w:r>
-        <w:t>e) e) 62.250</w:t>
+        <w:rPr>
+          <w:sz w:val="22"/>
+        </w:rPr>
+        <w:t>e) 62.250</w:t>
       </w:r>
     </w:p>
     <w:p>
+      <w:pPr>
+        <w:spacing w:before="120" w:after="240"/>
+        <w:ind w:left="360"/>
+      </w:pPr>
       <w:r>
-        <w:t>________________________________________________________________________________</w:t>
+        <w:t>__________________________________________________________________________________________</w:t>
       </w:r>
     </w:p>
-    <w:p/>
     <w:p>
+      <w:pPr>
+        <w:spacing w:before="120" w:after="120"/>
+        <w:shd w:fill="004284"/>
+      </w:pPr>
       <w:r>
         <w:rPr>
           <w:b/>
+          <w:color w:val="FFFFFF"/>
+          <w:sz w:val="24"/>
         </w:rPr>
         <w:t>ITEM 5</w:t>
       </w:r>
     </w:p>
     <w:p>
+      <w:pPr>
+        <w:spacing w:before="60" w:after="60"/>
+        <w:ind w:left="360"/>
+      </w:pPr>
       <w:r>
         <w:rPr>
           <w:b/>
+          <w:i/>
+          <w:color w:val="004284"/>
+          <w:sz w:val="22"/>
         </w:rPr>
         <w:t xml:space="preserve">CAPACIDADE: </w:t>
       </w:r>
       <w:r>
+        <w:rPr>
+          <w:sz w:val="22"/>
+        </w:rPr>
         <w:t>Interpretar configurações de gráficos para visualização de dados</w:t>
       </w:r>
     </w:p>
     <w:p>
+      <w:pPr>
+        <w:spacing w:before="60" w:after="60"/>
+        <w:ind w:left="360"/>
+      </w:pPr>
       <w:r>
         <w:rPr>
           <w:b/>
+          <w:i/>
+          <w:color w:val="004284"/>
+          <w:sz w:val="22"/>
         </w:rPr>
         <w:t xml:space="preserve">Contexto: </w:t>
       </w:r>
       <w:r>
+        <w:rPr>
+          <w:sz w:val="22"/>
+        </w:rPr>
         <w:t>Um dashboard precisa de 2 gráficos: 1) Coluna (Faturamento por Região), 2) Barras Horizontais (Top 10 Produtos).</w:t>
       </w:r>
     </w:p>
     <w:p>
+      <w:pPr>
+        <w:spacing w:before="60" w:after="60"/>
+        <w:ind w:left="360"/>
+      </w:pPr>
       <w:r>
         <w:rPr>
           <w:b/>
+          <w:i/>
+          <w:color w:val="004284"/>
+          <w:sz w:val="22"/>
         </w:rPr>
         <w:t xml:space="preserve">Comando: </w:t>
       </w:r>
       <w:r>
+        <w:rPr>
+          <w:sz w:val="22"/>
+        </w:rPr>
         <w:t>Qual é a principal vantagem de usar gráfico de COLUNAS para mostrar regiões?</w:t>
       </w:r>
     </w:p>
     <w:p>
+      <w:pPr>
+        <w:spacing w:before="60" w:after="60"/>
+        <w:ind w:left="360"/>
+      </w:pPr>
       <w:r>
         <w:rPr>
           <w:b/>
+          <w:i/>
+          <w:color w:val="004284"/>
+          <w:sz w:val="22"/>
         </w:rPr>
         <w:t>Alternativas:</w:t>
       </w:r>
     </w:p>
     <w:p>
       <w:pPr>
-        <w:pStyle w:val="ListBullet"/>
+        <w:spacing w:before="20" w:after="20"/>
+        <w:ind w:left="720"/>
       </w:pPr>
       <w:r>
-        <w:t>a) a) Permite comparação rápida entre categorias</w:t>
+        <w:rPr>
+          <w:sz w:val="22"/>
+        </w:rPr>
+        <w:t>a) Permite comparação rápida entre categorias</w:t>
       </w:r>
     </w:p>
     <w:p>
       <w:pPr>
-        <w:pStyle w:val="ListBullet"/>
+        <w:spacing w:before="20" w:after="20"/>
+        <w:ind w:left="720"/>
       </w:pPr>
       <w:r>
-        <w:t>b) b) Economiza espaço</w:t>
+        <w:rPr>
+          <w:sz w:val="22"/>
+        </w:rPr>
+        <w:t>b) Economiza espaço</w:t>
       </w:r>
     </w:p>
     <w:p>
       <w:pPr>
-        <w:pStyle w:val="ListBullet"/>
+        <w:spacing w:before="20" w:after="20"/>
+        <w:ind w:left="720"/>
       </w:pPr>
       <w:r>
-        <w:t>c) c) É mais bonito que outros</w:t>
+        <w:rPr>
+          <w:sz w:val="22"/>
+        </w:rPr>
+        <w:t>c) É mais bonito que outros</w:t>
       </w:r>
     </w:p>
     <w:p>
       <w:pPr>
-        <w:pStyle w:val="ListBullet"/>
+        <w:spacing w:before="20" w:after="20"/>
+        <w:ind w:left="720"/>
       </w:pPr>
       <w:r>
-        <w:t>d) d) Permite filtrar dados</w:t>
+        <w:rPr>
+          <w:sz w:val="22"/>
+        </w:rPr>
+        <w:t>d) Permite filtrar dados</w:t>
       </w:r>
     </w:p>
     <w:p>
       <w:pPr>
-        <w:pStyle w:val="ListBullet"/>
+        <w:spacing w:before="20" w:after="20"/>
+        <w:ind w:left="720"/>
       </w:pPr>
       <w:r>
-        <w:t>e) e) Reduz o tamanho do arquivo</w:t>
+        <w:rPr>
+          <w:sz w:val="22"/>
+        </w:rPr>
+        <w:t>e) Reduz o tamanho do arquivo</w:t>
       </w:r>
     </w:p>
     <w:p>
+      <w:pPr>
+        <w:spacing w:before="120" w:after="240"/>
+        <w:ind w:left="360"/>
+      </w:pPr>
       <w:r>
-        <w:t>________________________________________________________________________________</w:t>
+        <w:t>__________________________________________________________________________________________</w:t>
       </w:r>
     </w:p>
-    <w:p/>
     <w:p>
+      <w:pPr>
+        <w:spacing w:before="120" w:after="120"/>
+        <w:shd w:fill="004284"/>
+      </w:pPr>
       <w:r>
         <w:rPr>
           <w:b/>
+          <w:color w:val="FFFFFF"/>
+          <w:sz w:val="24"/>
         </w:rPr>
         <w:t>ITEM 6</w:t>
       </w:r>
     </w:p>
     <w:p>
+      <w:pPr>
+        <w:spacing w:before="60" w:after="60"/>
+        <w:ind w:left="360"/>
+      </w:pPr>
       <w:r>
         <w:rPr>
           <w:b/>
+          <w:i/>
+          <w:color w:val="004284"/>
+          <w:sz w:val="22"/>
         </w:rPr>
         <w:t xml:space="preserve">CAPACIDADE: </w:t>
       </w:r>
       <w:r>
+        <w:rPr>
+          <w:sz w:val="22"/>
+        </w:rPr>
         <w:t>Configurar segmentadores de dados para interatividade</w:t>
       </w:r>
     </w:p>
     <w:p>
+      <w:pPr>
+        <w:spacing w:before="60" w:after="60"/>
+        <w:ind w:left="360"/>
+      </w:pPr>
       <w:r>
         <w:rPr>
           <w:b/>
+          <w:i/>
+          <w:color w:val="004284"/>
+          <w:sz w:val="22"/>
         </w:rPr>
         <w:t xml:space="preserve">Contexto: </w:t>
       </w:r>
       <w:r>
+        <w:rPr>
+          <w:sz w:val="22"/>
+        </w:rPr>
         <w:t>Um Segmentador de Região é criado e conectado a TODOS os gráficos do dashboard. Ao clicar em "Sul", todos os gráficos filtram automaticamente.</w:t>
       </w:r>
     </w:p>
     <w:p>
+      <w:pPr>
+        <w:spacing w:before="60" w:after="60"/>
+        <w:ind w:left="360"/>
+      </w:pPr>
       <w:r>
         <w:rPr>
           <w:b/>
+          <w:i/>
+          <w:color w:val="004284"/>
+          <w:sz w:val="22"/>
         </w:rPr>
         <w:t xml:space="preserve">Comando: </w:t>
       </w:r>
       <w:r>
+        <w:rPr>
+          <w:sz w:val="22"/>
+        </w:rPr>
         <w:t>O que NÃO acontece quando você clica no segmentador "Sul"?</w:t>
       </w:r>
     </w:p>
     <w:p>
+      <w:pPr>
+        <w:spacing w:before="60" w:after="60"/>
+        <w:ind w:left="360"/>
+      </w:pPr>
       <w:r>
         <w:rPr>
           <w:b/>
+          <w:i/>
+          <w:color w:val="004284"/>
+          <w:sz w:val="22"/>
         </w:rPr>
         <w:t>Alternativas:</w:t>
       </w:r>
     </w:p>
     <w:p>
       <w:pPr>
-        <w:pStyle w:val="ListBullet"/>
+        <w:spacing w:before="20" w:after="20"/>
+        <w:ind w:left="720"/>
       </w:pPr>
       <w:r>
-        <w:t>a) a) Gráfico de coluna mostra apenas faturamento do Sul</w:t>
+        <w:rPr>
+          <w:sz w:val="22"/>
+        </w:rPr>
+        <w:t>a) Gráfico de coluna mostra apenas faturamento do Sul</w:t>
       </w:r>
     </w:p>
     <w:p>
       <w:pPr>
-        <w:pStyle w:val="ListBullet"/>
+        <w:spacing w:before="20" w:after="20"/>
+        <w:ind w:left="720"/>
       </w:pPr>
       <w:r>
-        <w:t>b) b) Tabela dinâmica atualiza com dados apenas do Sul</w:t>
+        <w:rPr>
+          <w:sz w:val="22"/>
+        </w:rPr>
+        <w:t>b) Tabela dinâmica atualiza com dados apenas do Sul</w:t>
       </w:r>
     </w:p>
     <w:p>
       <w:pPr>
-        <w:pStyle w:val="ListBullet"/>
+        <w:spacing w:before="20" w:after="20"/>
+        <w:ind w:left="720"/>
       </w:pPr>
       <w:r>
-        <w:t>c) c) Segmentador marca "Sul" visualmente</w:t>
+        <w:rPr>
+          <w:sz w:val="22"/>
+        </w:rPr>
+        <w:t>c) Segmentador marca "Sul" visualmente</w:t>
       </w:r>
     </w:p>
     <w:p>
       <w:pPr>
-        <w:pStyle w:val="ListBullet"/>
+        <w:spacing w:before="20" w:after="20"/>
+        <w:ind w:left="720"/>
       </w:pPr>
       <w:r>
-        <w:t>d) d) Todas as regiões aparecem simultaneamente em todos os gráficos</w:t>
+        <w:rPr>
+          <w:sz w:val="22"/>
+        </w:rPr>
+        <w:t>d) Todas as regiões aparecem simultaneamente em todos os gráficos</w:t>
       </w:r>
     </w:p>
     <w:p>
       <w:pPr>
-        <w:pStyle w:val="ListBullet"/>
+        <w:spacing w:before="20" w:after="20"/>
+        <w:ind w:left="720"/>
       </w:pPr>
       <w:r>
-        <w:t>e) e) KPIs são recalculados apenas para o Sul</w:t>
+        <w:rPr>
+          <w:sz w:val="22"/>
+        </w:rPr>
+        <w:t>e) KPIs são recalculados apenas para o Sul</w:t>
       </w:r>
     </w:p>
     <w:p>
+      <w:pPr>
+        <w:spacing w:before="120" w:after="240"/>
+        <w:ind w:left="360"/>
+      </w:pPr>
       <w:r>
-        <w:t>________________________________________________________________________________</w:t>
+        <w:t>__________________________________________________________________________________________</w:t>
       </w:r>
     </w:p>
-    <w:p/>
     <w:sectPr>
       <w:pgSz w:w="12240" w:h="15840"/>
-      <w:pgMar w:top="1440" w:right="1800" w:bottom="1440" w:left="1800" w:header="720" w:footer="720" w:gutter="0"/>
+      <w:pgMar w:top="720" w:right="1080" w:bottom="1440" w:left="1080" w:header="720" w:footer="720" w:gutter="0"/>
       <w:cols w:space="720"/>
       <w:docGrid w:linePitch="360"/>
     </w:sectPr>

--- a/MATERIAIS/GESTAO_E_CONTROLE_MATERIAIS/ANALISE_DADOS_APLICADA_GESTAO/ATIVIDADES/AVALIACAO-04-DESIGN-DASHBOARD-E-KPIS.docx
+++ b/MATERIAIS/GESTAO_E_CONTROLE_MATERIAIS/ANALISE_DADOS_APLICADA_GESTAO/ATIVIDADES/AVALIACAO-04-DESIGN-DASHBOARD-E-KPIS.docx
@@ -20,10 +20,10 @@
             <w:vAlign w:val="center"/>
             <w:shd w:fill="FFFFFF"/>
             <w:tcBorders>
-              <w:top w:val="single" w:sz="12" w:space="0" w:color="000000"/>
-              <w:left w:val="single" w:sz="12" w:space="0" w:color="000000"/>
-              <w:bottom w:val="single" w:sz="12" w:space="0" w:color="000000"/>
-              <w:right w:val="single" w:sz="12" w:space="0" w:color="000000"/>
+              <w:top w:val="single" w:sz="24" w:space="0" w:color="000000"/>
+              <w:left w:val="single" w:sz="24" w:space="0" w:color="000000"/>
+              <w:bottom w:val="single" w:sz="24" w:space="0" w:color="000000"/>
+              <w:right w:val="single" w:sz="24" w:space="0" w:color="000000"/>
             </w:tcBorders>
           </w:tcPr>
           <w:p>
@@ -60,10 +60,10 @@
             <w:vAlign w:val="center"/>
             <w:shd w:fill="FFFFFF"/>
             <w:tcBorders>
-              <w:top w:val="single" w:sz="12" w:space="0" w:color="000000"/>
-              <w:left w:val="single" w:sz="12" w:space="0" w:color="000000"/>
-              <w:bottom w:val="single" w:sz="12" w:space="0" w:color="000000"/>
-              <w:right w:val="single" w:sz="12" w:space="0" w:color="000000"/>
+              <w:top w:val="single" w:sz="24" w:space="0" w:color="000000"/>
+              <w:left w:val="single" w:sz="24" w:space="0" w:color="000000"/>
+              <w:bottom w:val="single" w:sz="24" w:space="0" w:color="000000"/>
+              <w:right w:val="single" w:sz="24" w:space="0" w:color="000000"/>
             </w:tcBorders>
           </w:tcPr>
           <w:p>
@@ -166,10 +166,10 @@
             <w:vAlign w:val="center"/>
             <w:shd w:fill="FFFFFF"/>
             <w:tcBorders>
-              <w:top w:val="single" w:sz="12" w:space="0" w:color="000000"/>
-              <w:left w:val="single" w:sz="12" w:space="0" w:color="000000"/>
-              <w:bottom w:val="single" w:sz="12" w:space="0" w:color="000000"/>
-              <w:right w:val="single" w:sz="12" w:space="0" w:color="000000"/>
+              <w:top w:val="single" w:sz="24" w:space="0" w:color="000000"/>
+              <w:left w:val="single" w:sz="24" w:space="0" w:color="000000"/>
+              <w:bottom w:val="single" w:sz="24" w:space="0" w:color="000000"/>
+              <w:right w:val="single" w:sz="24" w:space="0" w:color="000000"/>
             </w:tcBorders>
           </w:tcPr>
           <w:p>
@@ -190,972 +190,1086 @@
       </w:tr>
     </w:tbl>
     <w:p/>
-    <w:p>
-      <w:pPr>
-        <w:spacing w:before="120" w:after="120"/>
-        <w:shd w:fill="004284"/>
-      </w:pPr>
-      <w:r>
-        <w:rPr>
-          <w:b/>
-          <w:color w:val="FFFFFF"/>
-          <w:sz w:val="24"/>
-        </w:rPr>
-        <w:t>ITEM 1</w:t>
-      </w:r>
-    </w:p>
-    <w:p>
-      <w:pPr>
-        <w:spacing w:before="60" w:after="60"/>
-        <w:ind w:left="360"/>
-      </w:pPr>
-      <w:r>
-        <w:rPr>
-          <w:b/>
-          <w:i/>
-          <w:color w:val="004284"/>
-          <w:sz w:val="22"/>
-        </w:rPr>
-        <w:t xml:space="preserve">CAPACIDADE: </w:t>
-      </w:r>
-      <w:r>
-        <w:rPr>
-          <w:sz w:val="22"/>
-        </w:rPr>
-        <w:t>Identificar e calcular KPIs (Key Performance Indicators) estratégicos</w:t>
-      </w:r>
-    </w:p>
-    <w:p>
-      <w:pPr>
-        <w:spacing w:before="60" w:after="60"/>
-        <w:ind w:left="360"/>
-      </w:pPr>
-      <w:r>
-        <w:rPr>
-          <w:b/>
-          <w:i/>
-          <w:color w:val="004284"/>
-          <w:sz w:val="22"/>
-        </w:rPr>
-        <w:t xml:space="preserve">Contexto: </w:t>
-      </w:r>
-      <w:r>
-        <w:rPr>
-          <w:sz w:val="22"/>
-        </w:rPr>
-        <w:t>Uma empresa teve faturamento de R$ 125.500 com meta de R$ 120.000. O KPI "Faturamento" deve mostrar se atingiu meta.</w:t>
-      </w:r>
-    </w:p>
-    <w:p>
-      <w:pPr>
-        <w:spacing w:before="60" w:after="60"/>
-        <w:ind w:left="360"/>
-      </w:pPr>
-      <w:r>
-        <w:rPr>
-          <w:b/>
-          <w:i/>
-          <w:color w:val="004284"/>
-          <w:sz w:val="22"/>
-        </w:rPr>
-        <w:t xml:space="preserve">Comando: </w:t>
-      </w:r>
-      <w:r>
-        <w:rPr>
-          <w:sz w:val="22"/>
-        </w:rPr>
-        <w:t>Qual é a variação percentual do faturamento? (Use: ((Realizado - Meta) / Meta) × 100)</w:t>
-      </w:r>
-    </w:p>
-    <w:p>
-      <w:pPr>
-        <w:spacing w:before="60" w:after="60"/>
-        <w:ind w:left="360"/>
-      </w:pPr>
-      <w:r>
-        <w:rPr>
-          <w:b/>
-          <w:i/>
-          <w:color w:val="004284"/>
-          <w:sz w:val="22"/>
-        </w:rPr>
-        <w:t>Alternativas:</w:t>
-      </w:r>
-    </w:p>
-    <w:p>
-      <w:pPr>
-        <w:spacing w:before="20" w:after="20"/>
-        <w:ind w:left="720"/>
-      </w:pPr>
-      <w:r>
-        <w:rPr>
-          <w:sz w:val="22"/>
-        </w:rPr>
-        <w:t>a) +2,5%</w:t>
-      </w:r>
-    </w:p>
-    <w:p>
-      <w:pPr>
-        <w:spacing w:before="20" w:after="20"/>
-        <w:ind w:left="720"/>
-      </w:pPr>
-      <w:r>
-        <w:rPr>
-          <w:sz w:val="22"/>
-        </w:rPr>
-        <w:t>b) +4,6%</w:t>
-      </w:r>
-    </w:p>
-    <w:p>
-      <w:pPr>
-        <w:spacing w:before="20" w:after="20"/>
-        <w:ind w:left="720"/>
-      </w:pPr>
-      <w:r>
-        <w:rPr>
-          <w:sz w:val="22"/>
-        </w:rPr>
-        <w:t>c) -5,5%</w:t>
-      </w:r>
-    </w:p>
-    <w:p>
-      <w:pPr>
-        <w:spacing w:before="20" w:after="20"/>
-        <w:ind w:left="720"/>
-      </w:pPr>
-      <w:r>
-        <w:rPr>
-          <w:sz w:val="22"/>
-        </w:rPr>
-        <w:t>d) +10,0%</w:t>
-      </w:r>
-    </w:p>
-    <w:p>
-      <w:pPr>
-        <w:spacing w:before="20" w:after="20"/>
-        <w:ind w:left="720"/>
-      </w:pPr>
-      <w:r>
-        <w:rPr>
-          <w:sz w:val="22"/>
-        </w:rPr>
-        <w:t>e) +6,2%</w:t>
-      </w:r>
-    </w:p>
-    <w:p>
-      <w:pPr>
-        <w:spacing w:before="120" w:after="240"/>
-        <w:ind w:left="360"/>
-      </w:pPr>
-      <w:r>
-        <w:t>__________________________________________________________________________________________</w:t>
-      </w:r>
-    </w:p>
-    <w:p>
-      <w:pPr>
-        <w:spacing w:before="120" w:after="120"/>
-        <w:shd w:fill="004284"/>
-      </w:pPr>
-      <w:r>
-        <w:rPr>
-          <w:b/>
-          <w:color w:val="FFFFFF"/>
-          <w:sz w:val="24"/>
-        </w:rPr>
-        <w:t>ITEM 2</w:t>
-      </w:r>
-    </w:p>
-    <w:p>
-      <w:pPr>
-        <w:spacing w:before="60" w:after="60"/>
-        <w:ind w:left="360"/>
-      </w:pPr>
-      <w:r>
-        <w:rPr>
-          <w:b/>
-          <w:i/>
-          <w:color w:val="004284"/>
-          <w:sz w:val="22"/>
-        </w:rPr>
-        <w:t xml:space="preserve">CAPACIDADE: </w:t>
-      </w:r>
-      <w:r>
-        <w:rPr>
-          <w:sz w:val="22"/>
-        </w:rPr>
-        <w:t>Aplicar cores e status visuais para indicadores de performance</w:t>
-      </w:r>
-    </w:p>
-    <w:p>
-      <w:pPr>
-        <w:spacing w:before="60" w:after="60"/>
-        <w:ind w:left="360"/>
-      </w:pPr>
-      <w:r>
-        <w:rPr>
-          <w:b/>
-          <w:i/>
-          <w:color w:val="004284"/>
-          <w:sz w:val="22"/>
-        </w:rPr>
-        <w:t xml:space="preserve">Contexto: </w:t>
-      </w:r>
-      <w:r>
-        <w:rPr>
-          <w:sz w:val="22"/>
-        </w:rPr>
-        <w:t>Dashboard usa cores: 🟢 Verde (Excelente, &gt;10%), 🟡 Amarelo (Bom, 0-10%), 🟠 Laranja (Atenção, -10-0%), 🔴 Vermelho (Crítico, &lt;-10%).</w:t>
-      </w:r>
-    </w:p>
-    <w:p>
-      <w:pPr>
-        <w:spacing w:before="60" w:after="60"/>
-        <w:ind w:left="360"/>
-      </w:pPr>
-      <w:r>
-        <w:rPr>
-          <w:b/>
-          <w:i/>
-          <w:color w:val="004284"/>
-          <w:sz w:val="22"/>
-        </w:rPr>
-        <w:t xml:space="preserve">Comando: </w:t>
-      </w:r>
-      <w:r>
-        <w:rPr>
-          <w:sz w:val="22"/>
-        </w:rPr>
-        <w:t>Uma variação de +4,6% recebe qual status visual?</w:t>
-      </w:r>
-    </w:p>
-    <w:p>
-      <w:pPr>
-        <w:spacing w:before="60" w:after="60"/>
-        <w:ind w:left="360"/>
-      </w:pPr>
-      <w:r>
-        <w:rPr>
-          <w:b/>
-          <w:i/>
-          <w:color w:val="004284"/>
-          <w:sz w:val="22"/>
-        </w:rPr>
-        <w:t>Alternativas:</w:t>
-      </w:r>
-    </w:p>
-    <w:p>
-      <w:pPr>
-        <w:spacing w:before="20" w:after="20"/>
-        <w:ind w:left="720"/>
-      </w:pPr>
-      <w:r>
-        <w:rPr>
-          <w:sz w:val="22"/>
-        </w:rPr>
-        <w:t>a) 🟢 Excelente</w:t>
-      </w:r>
-    </w:p>
-    <w:p>
-      <w:pPr>
-        <w:spacing w:before="20" w:after="20"/>
-        <w:ind w:left="720"/>
-      </w:pPr>
-      <w:r>
-        <w:rPr>
-          <w:sz w:val="22"/>
-        </w:rPr>
-        <w:t>b) 🟡 Bom</w:t>
-      </w:r>
-    </w:p>
-    <w:p>
-      <w:pPr>
-        <w:spacing w:before="20" w:after="20"/>
-        <w:ind w:left="720"/>
-      </w:pPr>
-      <w:r>
-        <w:rPr>
-          <w:sz w:val="22"/>
-        </w:rPr>
-        <w:t>c) 🟠 Atenção</w:t>
-      </w:r>
-    </w:p>
-    <w:p>
-      <w:pPr>
-        <w:spacing w:before="20" w:after="20"/>
-        <w:ind w:left="720"/>
-      </w:pPr>
-      <w:r>
-        <w:rPr>
-          <w:sz w:val="22"/>
-        </w:rPr>
-        <w:t>d) 🔴 Crítico</w:t>
-      </w:r>
-    </w:p>
-    <w:p>
-      <w:pPr>
-        <w:spacing w:before="20" w:after="20"/>
-        <w:ind w:left="720"/>
-      </w:pPr>
-      <w:r>
-        <w:rPr>
-          <w:sz w:val="22"/>
-        </w:rPr>
-        <w:t>e) ⚪ Neutro</w:t>
-      </w:r>
-    </w:p>
-    <w:p>
-      <w:pPr>
-        <w:spacing w:before="120" w:after="240"/>
-        <w:ind w:left="360"/>
-      </w:pPr>
-      <w:r>
-        <w:t>__________________________________________________________________________________________</w:t>
-      </w:r>
-    </w:p>
-    <w:p>
-      <w:pPr>
-        <w:spacing w:before="120" w:after="120"/>
-        <w:shd w:fill="004284"/>
-      </w:pPr>
-      <w:r>
-        <w:rPr>
-          <w:b/>
-          <w:color w:val="FFFFFF"/>
-          <w:sz w:val="24"/>
-        </w:rPr>
-        <w:t>ITEM 3</w:t>
-      </w:r>
-    </w:p>
-    <w:p>
-      <w:pPr>
-        <w:spacing w:before="60" w:after="60"/>
-        <w:ind w:left="360"/>
-      </w:pPr>
-      <w:r>
-        <w:rPr>
-          <w:b/>
-          <w:i/>
-          <w:color w:val="004284"/>
-          <w:sz w:val="22"/>
-        </w:rPr>
-        <w:t xml:space="preserve">CAPACIDADE: </w:t>
-      </w:r>
-      <w:r>
-        <w:rPr>
-          <w:sz w:val="22"/>
-        </w:rPr>
-        <w:t>Estruturar dados brutos para dashboard executivo</w:t>
-      </w:r>
-    </w:p>
-    <w:p>
-      <w:pPr>
-        <w:spacing w:before="60" w:after="60"/>
-        <w:ind w:left="360"/>
-      </w:pPr>
-      <w:r>
-        <w:rPr>
-          <w:b/>
-          <w:i/>
-          <w:color w:val="004284"/>
-          <w:sz w:val="22"/>
-        </w:rPr>
-        <w:t xml:space="preserve">Contexto: </w:t>
-      </w:r>
-      <w:r>
-        <w:rPr>
-          <w:sz w:val="22"/>
-        </w:rPr>
-        <w:t>Um dashboard precisa de 3 abas: "Base_Dados" (dados brutos, oculta), "Calculos_Dinamicas" (processamento, oculta), "Dashboard" (apresentação, visível).</w:t>
-      </w:r>
-    </w:p>
-    <w:p>
-      <w:pPr>
-        <w:spacing w:before="60" w:after="60"/>
-        <w:ind w:left="360"/>
-      </w:pPr>
-      <w:r>
-        <w:rPr>
-          <w:b/>
-          <w:i/>
-          <w:color w:val="004284"/>
-          <w:sz w:val="22"/>
-        </w:rPr>
-        <w:t xml:space="preserve">Comando: </w:t>
-      </w:r>
-      <w:r>
-        <w:rPr>
-          <w:sz w:val="22"/>
-        </w:rPr>
-        <w:t>Por que a aba "Base_Dados" deve ser OCULTA do usuário final?</w:t>
-      </w:r>
-    </w:p>
-    <w:p>
-      <w:pPr>
-        <w:spacing w:before="60" w:after="60"/>
-        <w:ind w:left="360"/>
-      </w:pPr>
-      <w:r>
-        <w:rPr>
-          <w:b/>
-          <w:i/>
-          <w:color w:val="004284"/>
-          <w:sz w:val="22"/>
-        </w:rPr>
-        <w:t>Alternativas:</w:t>
-      </w:r>
-    </w:p>
-    <w:p>
-      <w:pPr>
-        <w:spacing w:before="20" w:after="20"/>
-        <w:ind w:left="720"/>
-      </w:pPr>
-      <w:r>
-        <w:rPr>
-          <w:sz w:val="22"/>
-        </w:rPr>
-        <w:t>a) Dados brutos são confusos e podem desviar a atenção</w:t>
-      </w:r>
-    </w:p>
-    <w:p>
-      <w:pPr>
-        <w:spacing w:before="20" w:after="20"/>
-        <w:ind w:left="720"/>
-      </w:pPr>
-      <w:r>
-        <w:rPr>
-          <w:sz w:val="22"/>
-        </w:rPr>
-        <w:t>b) Simplificar a interface, mostrando apenas o essencial</w:t>
-      </w:r>
-    </w:p>
-    <w:p>
-      <w:pPr>
-        <w:spacing w:before="20" w:after="20"/>
-        <w:ind w:left="720"/>
-      </w:pPr>
-      <w:r>
-        <w:rPr>
-          <w:sz w:val="22"/>
-        </w:rPr>
-        <w:t>c) Proteger dados sensíveis de edições acidentais</w:t>
-      </w:r>
-    </w:p>
-    <w:p>
-      <w:pPr>
-        <w:spacing w:before="20" w:after="20"/>
-        <w:ind w:left="720"/>
-      </w:pPr>
-      <w:r>
-        <w:rPr>
-          <w:sz w:val="22"/>
-        </w:rPr>
-        <w:t>d) Todas as anteriores</w:t>
-      </w:r>
-    </w:p>
-    <w:p>
-      <w:pPr>
-        <w:spacing w:before="20" w:after="20"/>
-        <w:ind w:left="720"/>
-      </w:pPr>
-      <w:r>
-        <w:rPr>
-          <w:sz w:val="22"/>
-        </w:rPr>
-        <w:t>e) Nenhuma das alternativas</w:t>
-      </w:r>
-    </w:p>
-    <w:p>
-      <w:pPr>
-        <w:spacing w:before="120" w:after="240"/>
-        <w:ind w:left="360"/>
-      </w:pPr>
-      <w:r>
-        <w:t>__________________________________________________________________________________________</w:t>
-      </w:r>
-    </w:p>
-    <w:p>
-      <w:pPr>
-        <w:spacing w:before="120" w:after="120"/>
-        <w:shd w:fill="004284"/>
-      </w:pPr>
-      <w:r>
-        <w:rPr>
-          <w:b/>
-          <w:color w:val="FFFFFF"/>
-          <w:sz w:val="24"/>
-        </w:rPr>
-        <w:t>ITEM 4</w:t>
-      </w:r>
-    </w:p>
-    <w:p>
-      <w:pPr>
-        <w:spacing w:before="60" w:after="60"/>
-        <w:ind w:left="360"/>
-      </w:pPr>
-      <w:r>
-        <w:rPr>
-          <w:b/>
-          <w:i/>
-          <w:color w:val="004284"/>
-          <w:sz w:val="22"/>
-        </w:rPr>
-        <w:t xml:space="preserve">CAPACIDADE: </w:t>
-      </w:r>
-      <w:r>
-        <w:rPr>
-          <w:sz w:val="22"/>
-        </w:rPr>
-        <w:t>Aplicar tabelas dinâmicas para sumarização de dados</w:t>
-      </w:r>
-    </w:p>
-    <w:p>
-      <w:pPr>
-        <w:spacing w:before="60" w:after="60"/>
-        <w:ind w:left="360"/>
-      </w:pPr>
-      <w:r>
-        <w:rPr>
-          <w:b/>
-          <w:i/>
-          <w:color w:val="004284"/>
-          <w:sz w:val="22"/>
-        </w:rPr>
-        <w:t xml:space="preserve">Contexto: </w:t>
-      </w:r>
-      <w:r>
-        <w:rPr>
-          <w:sz w:val="22"/>
-        </w:rPr>
-        <w:t>Uma tabela dinâmica agrupa faturamento por REGIÃO. Resultado esperado: Norte (32.500), Nordeste (28.000), Sul (35.000), Centro (30.000).</w:t>
-      </w:r>
-    </w:p>
-    <w:p>
-      <w:pPr>
-        <w:spacing w:before="60" w:after="60"/>
-        <w:ind w:left="360"/>
-      </w:pPr>
-      <w:r>
-        <w:rPr>
-          <w:b/>
-          <w:i/>
-          <w:color w:val="004284"/>
-          <w:sz w:val="22"/>
-        </w:rPr>
-        <w:t xml:space="preserve">Comando: </w:t>
-      </w:r>
-      <w:r>
-        <w:rPr>
-          <w:sz w:val="22"/>
-        </w:rPr>
-        <w:t>Qual é o TOTAL de faturamento por todas as regiões?</w:t>
-      </w:r>
-    </w:p>
-    <w:p>
-      <w:pPr>
-        <w:spacing w:before="60" w:after="60"/>
-        <w:ind w:left="360"/>
-      </w:pPr>
-      <w:r>
-        <w:rPr>
-          <w:b/>
-          <w:i/>
-          <w:color w:val="004284"/>
-          <w:sz w:val="22"/>
-        </w:rPr>
-        <w:t>Alternativas:</w:t>
-      </w:r>
-    </w:p>
-    <w:p>
-      <w:pPr>
-        <w:spacing w:before="20" w:after="20"/>
-        <w:ind w:left="720"/>
-      </w:pPr>
-      <w:r>
-        <w:rPr>
-          <w:sz w:val="22"/>
-        </w:rPr>
-        <w:t>a) 95.500</w:t>
-      </w:r>
-    </w:p>
-    <w:p>
-      <w:pPr>
-        <w:spacing w:before="20" w:after="20"/>
-        <w:ind w:left="720"/>
-      </w:pPr>
-      <w:r>
-        <w:rPr>
-          <w:sz w:val="22"/>
-        </w:rPr>
-        <w:t>b) 125.500</w:t>
-      </w:r>
-    </w:p>
-    <w:p>
-      <w:pPr>
-        <w:spacing w:before="20" w:after="20"/>
-        <w:ind w:left="720"/>
-      </w:pPr>
-      <w:r>
-        <w:rPr>
-          <w:sz w:val="22"/>
-        </w:rPr>
-        <w:t>c) 32.500</w:t>
-      </w:r>
-    </w:p>
-    <w:p>
-      <w:pPr>
-        <w:spacing w:before="20" w:after="20"/>
-        <w:ind w:left="720"/>
-      </w:pPr>
-      <w:r>
-        <w:rPr>
-          <w:sz w:val="22"/>
-        </w:rPr>
-        <w:t>d) 35.000</w:t>
-      </w:r>
-    </w:p>
-    <w:p>
-      <w:pPr>
-        <w:spacing w:before="20" w:after="20"/>
-        <w:ind w:left="720"/>
-      </w:pPr>
-      <w:r>
-        <w:rPr>
-          <w:sz w:val="22"/>
-        </w:rPr>
-        <w:t>e) 62.250</w:t>
-      </w:r>
-    </w:p>
-    <w:p>
-      <w:pPr>
-        <w:spacing w:before="120" w:after="240"/>
-        <w:ind w:left="360"/>
-      </w:pPr>
-      <w:r>
-        <w:t>__________________________________________________________________________________________</w:t>
-      </w:r>
-    </w:p>
-    <w:p>
-      <w:pPr>
-        <w:spacing w:before="120" w:after="120"/>
-        <w:shd w:fill="004284"/>
-      </w:pPr>
-      <w:r>
-        <w:rPr>
-          <w:b/>
-          <w:color w:val="FFFFFF"/>
-          <w:sz w:val="24"/>
-        </w:rPr>
-        <w:t>ITEM 5</w:t>
-      </w:r>
-    </w:p>
-    <w:p>
-      <w:pPr>
-        <w:spacing w:before="60" w:after="60"/>
-        <w:ind w:left="360"/>
-      </w:pPr>
-      <w:r>
-        <w:rPr>
-          <w:b/>
-          <w:i/>
-          <w:color w:val="004284"/>
-          <w:sz w:val="22"/>
-        </w:rPr>
-        <w:t xml:space="preserve">CAPACIDADE: </w:t>
-      </w:r>
-      <w:r>
-        <w:rPr>
-          <w:sz w:val="22"/>
-        </w:rPr>
-        <w:t>Interpretar configurações de gráficos para visualização de dados</w:t>
-      </w:r>
-    </w:p>
-    <w:p>
-      <w:pPr>
-        <w:spacing w:before="60" w:after="60"/>
-        <w:ind w:left="360"/>
-      </w:pPr>
-      <w:r>
-        <w:rPr>
-          <w:b/>
-          <w:i/>
-          <w:color w:val="004284"/>
-          <w:sz w:val="22"/>
-        </w:rPr>
-        <w:t xml:space="preserve">Contexto: </w:t>
-      </w:r>
-      <w:r>
-        <w:rPr>
-          <w:sz w:val="22"/>
-        </w:rPr>
-        <w:t>Um dashboard precisa de 2 gráficos: 1) Coluna (Faturamento por Região), 2) Barras Horizontais (Top 10 Produtos).</w:t>
-      </w:r>
-    </w:p>
-    <w:p>
-      <w:pPr>
-        <w:spacing w:before="60" w:after="60"/>
-        <w:ind w:left="360"/>
-      </w:pPr>
-      <w:r>
-        <w:rPr>
-          <w:b/>
-          <w:i/>
-          <w:color w:val="004284"/>
-          <w:sz w:val="22"/>
-        </w:rPr>
-        <w:t xml:space="preserve">Comando: </w:t>
-      </w:r>
-      <w:r>
-        <w:rPr>
-          <w:sz w:val="22"/>
-        </w:rPr>
-        <w:t>Qual é a principal vantagem de usar gráfico de COLUNAS para mostrar regiões?</w:t>
-      </w:r>
-    </w:p>
-    <w:p>
-      <w:pPr>
-        <w:spacing w:before="60" w:after="60"/>
-        <w:ind w:left="360"/>
-      </w:pPr>
-      <w:r>
-        <w:rPr>
-          <w:b/>
-          <w:i/>
-          <w:color w:val="004284"/>
-          <w:sz w:val="22"/>
-        </w:rPr>
-        <w:t>Alternativas:</w:t>
-      </w:r>
-    </w:p>
-    <w:p>
-      <w:pPr>
-        <w:spacing w:before="20" w:after="20"/>
-        <w:ind w:left="720"/>
-      </w:pPr>
-      <w:r>
-        <w:rPr>
-          <w:sz w:val="22"/>
-        </w:rPr>
-        <w:t>a) Permite comparação rápida entre categorias</w:t>
-      </w:r>
-    </w:p>
-    <w:p>
-      <w:pPr>
-        <w:spacing w:before="20" w:after="20"/>
-        <w:ind w:left="720"/>
-      </w:pPr>
-      <w:r>
-        <w:rPr>
-          <w:sz w:val="22"/>
-        </w:rPr>
-        <w:t>b) Economiza espaço</w:t>
-      </w:r>
-    </w:p>
-    <w:p>
-      <w:pPr>
-        <w:spacing w:before="20" w:after="20"/>
-        <w:ind w:left="720"/>
-      </w:pPr>
-      <w:r>
-        <w:rPr>
-          <w:sz w:val="22"/>
-        </w:rPr>
-        <w:t>c) É mais bonito que outros</w:t>
-      </w:r>
-    </w:p>
-    <w:p>
-      <w:pPr>
-        <w:spacing w:before="20" w:after="20"/>
-        <w:ind w:left="720"/>
-      </w:pPr>
-      <w:r>
-        <w:rPr>
-          <w:sz w:val="22"/>
-        </w:rPr>
-        <w:t>d) Permite filtrar dados</w:t>
-      </w:r>
-    </w:p>
-    <w:p>
-      <w:pPr>
-        <w:spacing w:before="20" w:after="20"/>
-        <w:ind w:left="720"/>
-      </w:pPr>
-      <w:r>
-        <w:rPr>
-          <w:sz w:val="22"/>
-        </w:rPr>
-        <w:t>e) Reduz o tamanho do arquivo</w:t>
-      </w:r>
-    </w:p>
-    <w:p>
-      <w:pPr>
-        <w:spacing w:before="120" w:after="240"/>
-        <w:ind w:left="360"/>
-      </w:pPr>
-      <w:r>
-        <w:t>__________________________________________________________________________________________</w:t>
-      </w:r>
-    </w:p>
-    <w:p>
-      <w:pPr>
-        <w:spacing w:before="120" w:after="120"/>
-        <w:shd w:fill="004284"/>
-      </w:pPr>
-      <w:r>
-        <w:rPr>
-          <w:b/>
-          <w:color w:val="FFFFFF"/>
-          <w:sz w:val="24"/>
-        </w:rPr>
-        <w:t>ITEM 6</w:t>
-      </w:r>
-    </w:p>
-    <w:p>
-      <w:pPr>
-        <w:spacing w:before="60" w:after="60"/>
-        <w:ind w:left="360"/>
-      </w:pPr>
-      <w:r>
-        <w:rPr>
-          <w:b/>
-          <w:i/>
-          <w:color w:val="004284"/>
-          <w:sz w:val="22"/>
-        </w:rPr>
-        <w:t xml:space="preserve">CAPACIDADE: </w:t>
-      </w:r>
-      <w:r>
-        <w:rPr>
-          <w:sz w:val="22"/>
-        </w:rPr>
-        <w:t>Configurar segmentadores de dados para interatividade</w:t>
-      </w:r>
-    </w:p>
-    <w:p>
-      <w:pPr>
-        <w:spacing w:before="60" w:after="60"/>
-        <w:ind w:left="360"/>
-      </w:pPr>
-      <w:r>
-        <w:rPr>
-          <w:b/>
-          <w:i/>
-          <w:color w:val="004284"/>
-          <w:sz w:val="22"/>
-        </w:rPr>
-        <w:t xml:space="preserve">Contexto: </w:t>
-      </w:r>
-      <w:r>
-        <w:rPr>
-          <w:sz w:val="22"/>
-        </w:rPr>
-        <w:t>Um Segmentador de Região é criado e conectado a TODOS os gráficos do dashboard. Ao clicar em "Sul", todos os gráficos filtram automaticamente.</w:t>
-      </w:r>
-    </w:p>
-    <w:p>
-      <w:pPr>
-        <w:spacing w:before="60" w:after="60"/>
-        <w:ind w:left="360"/>
-      </w:pPr>
-      <w:r>
-        <w:rPr>
-          <w:b/>
-          <w:i/>
-          <w:color w:val="004284"/>
-          <w:sz w:val="22"/>
-        </w:rPr>
-        <w:t xml:space="preserve">Comando: </w:t>
-      </w:r>
-      <w:r>
-        <w:rPr>
-          <w:sz w:val="22"/>
-        </w:rPr>
-        <w:t>O que NÃO acontece quando você clica no segmentador "Sul"?</w:t>
-      </w:r>
-    </w:p>
-    <w:p>
-      <w:pPr>
-        <w:spacing w:before="60" w:after="60"/>
-        <w:ind w:left="360"/>
-      </w:pPr>
-      <w:r>
-        <w:rPr>
-          <w:b/>
-          <w:i/>
-          <w:color w:val="004284"/>
-          <w:sz w:val="22"/>
-        </w:rPr>
-        <w:t>Alternativas:</w:t>
-      </w:r>
-    </w:p>
-    <w:p>
-      <w:pPr>
-        <w:spacing w:before="20" w:after="20"/>
-        <w:ind w:left="720"/>
-      </w:pPr>
-      <w:r>
-        <w:rPr>
-          <w:sz w:val="22"/>
-        </w:rPr>
-        <w:t>a) Gráfico de coluna mostra apenas faturamento do Sul</w:t>
-      </w:r>
-    </w:p>
-    <w:p>
-      <w:pPr>
-        <w:spacing w:before="20" w:after="20"/>
-        <w:ind w:left="720"/>
-      </w:pPr>
-      <w:r>
-        <w:rPr>
-          <w:sz w:val="22"/>
-        </w:rPr>
-        <w:t>b) Tabela dinâmica atualiza com dados apenas do Sul</w:t>
-      </w:r>
-    </w:p>
-    <w:p>
-      <w:pPr>
-        <w:spacing w:before="20" w:after="20"/>
-        <w:ind w:left="720"/>
-      </w:pPr>
-      <w:r>
-        <w:rPr>
-          <w:sz w:val="22"/>
-        </w:rPr>
-        <w:t>c) Segmentador marca "Sul" visualmente</w:t>
-      </w:r>
-    </w:p>
-    <w:p>
-      <w:pPr>
-        <w:spacing w:before="20" w:after="20"/>
-        <w:ind w:left="720"/>
-      </w:pPr>
-      <w:r>
-        <w:rPr>
-          <w:sz w:val="22"/>
-        </w:rPr>
-        <w:t>d) Todas as regiões aparecem simultaneamente em todos os gráficos</w:t>
-      </w:r>
-    </w:p>
-    <w:p>
-      <w:pPr>
-        <w:spacing w:before="20" w:after="20"/>
-        <w:ind w:left="720"/>
-      </w:pPr>
-      <w:r>
-        <w:rPr>
-          <w:sz w:val="22"/>
-        </w:rPr>
-        <w:t>e) KPIs são recalculados apenas para o Sul</w:t>
-      </w:r>
-    </w:p>
-    <w:p>
-      <w:pPr>
-        <w:spacing w:before="120" w:after="240"/>
-        <w:ind w:left="360"/>
-      </w:pPr>
-      <w:r>
-        <w:t>__________________________________________________________________________________________</w:t>
-      </w:r>
-    </w:p>
+    <w:tbl>
+      <w:tblPr>
+        <w:tblW w:type="auto" w:w="0"/>
+        <w:tblLayout w:type="fixed"/>
+        <w:tblLook w:firstColumn="1" w:firstRow="1" w:lastColumn="0" w:lastRow="0" w:noHBand="0" w:noVBand="1" w:val="04A0"/>
+        <w:tblBorders>
+          <w:top w:val="single" w:sz="24" w:space="0" w:color="000000"/>
+          <w:left w:val="single" w:sz="24" w:space="0" w:color="000000"/>
+          <w:bottom w:val="single" w:sz="24" w:space="0" w:color="000000"/>
+          <w:right w:val="single" w:sz="24" w:space="0" w:color="000000"/>
+          <w:insideH w:val="single" w:sz="24" w:space="0" w:color="000000"/>
+          <w:insideV w:val="single" w:sz="24" w:space="0" w:color="000000"/>
+        </w:tblBorders>
+      </w:tblPr>
+      <w:tblGrid>
+        <w:gridCol w:w="10080"/>
+      </w:tblGrid>
+      <w:tr>
+        <w:tc>
+          <w:tcPr>
+            <w:tcW w:type="dxa" w:w="10080"/>
+            <w:shd w:fill="FFFFFF"/>
+          </w:tcPr>
+          <w:p>
+            <w:pPr>
+              <w:spacing w:before="0" w:after="120"/>
+              <w:shd w:fill="004284"/>
+            </w:pPr>
+            <w:r/>
+            <w:r>
+              <w:rPr>
+                <w:b/>
+                <w:color w:val="FFFFFF"/>
+                <w:sz w:val="24"/>
+              </w:rPr>
+              <w:t>ITEM 1</w:t>
+            </w:r>
+          </w:p>
+          <w:p>
+            <w:pPr>
+              <w:spacing w:before="60" w:after="60"/>
+              <w:ind w:left="360"/>
+            </w:pPr>
+            <w:r>
+              <w:rPr>
+                <w:b/>
+                <w:i/>
+                <w:color w:val="004284"/>
+                <w:sz w:val="22"/>
+              </w:rPr>
+              <w:t xml:space="preserve">CAPACIDADE: </w:t>
+            </w:r>
+            <w:r>
+              <w:rPr>
+                <w:sz w:val="22"/>
+              </w:rPr>
+              <w:t>Identificar e calcular KPIs (Key Performance Indicators) estratégicos</w:t>
+            </w:r>
+          </w:p>
+          <w:p>
+            <w:pPr>
+              <w:spacing w:before="60" w:after="60"/>
+              <w:ind w:left="360"/>
+            </w:pPr>
+            <w:r>
+              <w:rPr>
+                <w:b/>
+                <w:i/>
+                <w:color w:val="004284"/>
+                <w:sz w:val="22"/>
+              </w:rPr>
+              <w:t xml:space="preserve">Contexto: </w:t>
+            </w:r>
+            <w:r>
+              <w:rPr>
+                <w:sz w:val="22"/>
+              </w:rPr>
+              <w:t>Uma empresa teve faturamento de R$ 125.500 com meta de R$ 120.000. O KPI "Faturamento" deve mostrar se atingiu meta.</w:t>
+            </w:r>
+          </w:p>
+          <w:p>
+            <w:pPr>
+              <w:spacing w:before="60" w:after="60"/>
+              <w:ind w:left="360"/>
+            </w:pPr>
+            <w:r>
+              <w:rPr>
+                <w:b/>
+                <w:i/>
+                <w:color w:val="004284"/>
+                <w:sz w:val="22"/>
+              </w:rPr>
+              <w:t xml:space="preserve">Comando: </w:t>
+            </w:r>
+            <w:r>
+              <w:rPr>
+                <w:sz w:val="22"/>
+              </w:rPr>
+              <w:t>Qual é a variação percentual do faturamento? (Use: ((Realizado - Meta) / Meta) × 100)</w:t>
+            </w:r>
+          </w:p>
+          <w:p>
+            <w:pPr>
+              <w:spacing w:before="60" w:after="60"/>
+              <w:ind w:left="360"/>
+            </w:pPr>
+            <w:r>
+              <w:rPr>
+                <w:b/>
+                <w:i/>
+                <w:color w:val="004284"/>
+                <w:sz w:val="22"/>
+              </w:rPr>
+              <w:t>Alternativas:</w:t>
+            </w:r>
+          </w:p>
+          <w:p>
+            <w:pPr>
+              <w:spacing w:before="20" w:after="20"/>
+              <w:ind w:left="720"/>
+            </w:pPr>
+            <w:r>
+              <w:rPr>
+                <w:sz w:val="22"/>
+              </w:rPr>
+              <w:t>a) +2,5%</w:t>
+            </w:r>
+          </w:p>
+          <w:p>
+            <w:pPr>
+              <w:spacing w:before="20" w:after="20"/>
+              <w:ind w:left="720"/>
+            </w:pPr>
+            <w:r>
+              <w:rPr>
+                <w:sz w:val="22"/>
+              </w:rPr>
+              <w:t>b) +4,6%</w:t>
+            </w:r>
+          </w:p>
+          <w:p>
+            <w:pPr>
+              <w:spacing w:before="20" w:after="20"/>
+              <w:ind w:left="720"/>
+            </w:pPr>
+            <w:r>
+              <w:rPr>
+                <w:sz w:val="22"/>
+              </w:rPr>
+              <w:t>c) -5,5%</w:t>
+            </w:r>
+          </w:p>
+          <w:p>
+            <w:pPr>
+              <w:spacing w:before="20" w:after="20"/>
+              <w:ind w:left="720"/>
+            </w:pPr>
+            <w:r>
+              <w:rPr>
+                <w:sz w:val="22"/>
+              </w:rPr>
+              <w:t>d) +10,0%</w:t>
+            </w:r>
+          </w:p>
+          <w:p>
+            <w:pPr>
+              <w:spacing w:before="20" w:after="20"/>
+              <w:ind w:left="720"/>
+            </w:pPr>
+            <w:r>
+              <w:rPr>
+                <w:sz w:val="22"/>
+              </w:rPr>
+              <w:t>e) +6,2%</w:t>
+            </w:r>
+          </w:p>
+        </w:tc>
+      </w:tr>
+    </w:tbl>
+    <w:p/>
+    <w:tbl>
+      <w:tblPr>
+        <w:tblW w:type="auto" w:w="0"/>
+        <w:tblLayout w:type="fixed"/>
+        <w:tblLook w:firstColumn="1" w:firstRow="1" w:lastColumn="0" w:lastRow="0" w:noHBand="0" w:noVBand="1" w:val="04A0"/>
+        <w:tblBorders>
+          <w:top w:val="single" w:sz="24" w:space="0" w:color="000000"/>
+          <w:left w:val="single" w:sz="24" w:space="0" w:color="000000"/>
+          <w:bottom w:val="single" w:sz="24" w:space="0" w:color="000000"/>
+          <w:right w:val="single" w:sz="24" w:space="0" w:color="000000"/>
+          <w:insideH w:val="single" w:sz="24" w:space="0" w:color="000000"/>
+          <w:insideV w:val="single" w:sz="24" w:space="0" w:color="000000"/>
+        </w:tblBorders>
+      </w:tblPr>
+      <w:tblGrid>
+        <w:gridCol w:w="10080"/>
+      </w:tblGrid>
+      <w:tr>
+        <w:tc>
+          <w:tcPr>
+            <w:tcW w:type="dxa" w:w="10080"/>
+            <w:shd w:fill="FFFFFF"/>
+          </w:tcPr>
+          <w:p>
+            <w:pPr>
+              <w:spacing w:before="0" w:after="120"/>
+              <w:shd w:fill="004284"/>
+            </w:pPr>
+            <w:r/>
+            <w:r>
+              <w:rPr>
+                <w:b/>
+                <w:color w:val="FFFFFF"/>
+                <w:sz w:val="24"/>
+              </w:rPr>
+              <w:t>ITEM 2</w:t>
+            </w:r>
+          </w:p>
+          <w:p>
+            <w:pPr>
+              <w:spacing w:before="60" w:after="60"/>
+              <w:ind w:left="360"/>
+            </w:pPr>
+            <w:r>
+              <w:rPr>
+                <w:b/>
+                <w:i/>
+                <w:color w:val="004284"/>
+                <w:sz w:val="22"/>
+              </w:rPr>
+              <w:t xml:space="preserve">CAPACIDADE: </w:t>
+            </w:r>
+            <w:r>
+              <w:rPr>
+                <w:sz w:val="22"/>
+              </w:rPr>
+              <w:t>Aplicar cores e status visuais para indicadores de performance</w:t>
+            </w:r>
+          </w:p>
+          <w:p>
+            <w:pPr>
+              <w:spacing w:before="60" w:after="60"/>
+              <w:ind w:left="360"/>
+            </w:pPr>
+            <w:r>
+              <w:rPr>
+                <w:b/>
+                <w:i/>
+                <w:color w:val="004284"/>
+                <w:sz w:val="22"/>
+              </w:rPr>
+              <w:t xml:space="preserve">Contexto: </w:t>
+            </w:r>
+            <w:r>
+              <w:rPr>
+                <w:sz w:val="22"/>
+              </w:rPr>
+              <w:t>Dashboard usa cores: 🟢 Verde (Excelente, &gt;10%), 🟡 Amarelo (Bom, 0-10%), 🟠 Laranja (Atenção, -10-0%), 🔴 Vermelho (Crítico, &lt;-10%).</w:t>
+            </w:r>
+          </w:p>
+          <w:p>
+            <w:pPr>
+              <w:spacing w:before="60" w:after="60"/>
+              <w:ind w:left="360"/>
+            </w:pPr>
+            <w:r>
+              <w:rPr>
+                <w:b/>
+                <w:i/>
+                <w:color w:val="004284"/>
+                <w:sz w:val="22"/>
+              </w:rPr>
+              <w:t xml:space="preserve">Comando: </w:t>
+            </w:r>
+            <w:r>
+              <w:rPr>
+                <w:sz w:val="22"/>
+              </w:rPr>
+              <w:t>Uma variação de +4,6% recebe qual status visual?</w:t>
+            </w:r>
+          </w:p>
+          <w:p>
+            <w:pPr>
+              <w:spacing w:before="60" w:after="60"/>
+              <w:ind w:left="360"/>
+            </w:pPr>
+            <w:r>
+              <w:rPr>
+                <w:b/>
+                <w:i/>
+                <w:color w:val="004284"/>
+                <w:sz w:val="22"/>
+              </w:rPr>
+              <w:t>Alternativas:</w:t>
+            </w:r>
+          </w:p>
+          <w:p>
+            <w:pPr>
+              <w:spacing w:before="20" w:after="20"/>
+              <w:ind w:left="720"/>
+            </w:pPr>
+            <w:r>
+              <w:rPr>
+                <w:sz w:val="22"/>
+              </w:rPr>
+              <w:t>a) 🟢 Excelente</w:t>
+            </w:r>
+          </w:p>
+          <w:p>
+            <w:pPr>
+              <w:spacing w:before="20" w:after="20"/>
+              <w:ind w:left="720"/>
+            </w:pPr>
+            <w:r>
+              <w:rPr>
+                <w:sz w:val="22"/>
+              </w:rPr>
+              <w:t>b) 🟡 Bom</w:t>
+            </w:r>
+          </w:p>
+          <w:p>
+            <w:pPr>
+              <w:spacing w:before="20" w:after="20"/>
+              <w:ind w:left="720"/>
+            </w:pPr>
+            <w:r>
+              <w:rPr>
+                <w:sz w:val="22"/>
+              </w:rPr>
+              <w:t>c) 🟠 Atenção</w:t>
+            </w:r>
+          </w:p>
+          <w:p>
+            <w:pPr>
+              <w:spacing w:before="20" w:after="20"/>
+              <w:ind w:left="720"/>
+            </w:pPr>
+            <w:r>
+              <w:rPr>
+                <w:sz w:val="22"/>
+              </w:rPr>
+              <w:t>d) 🔴 Crítico</w:t>
+            </w:r>
+          </w:p>
+          <w:p>
+            <w:pPr>
+              <w:spacing w:before="20" w:after="20"/>
+              <w:ind w:left="720"/>
+            </w:pPr>
+            <w:r>
+              <w:rPr>
+                <w:sz w:val="22"/>
+              </w:rPr>
+              <w:t>e) ⚪ Neutro</w:t>
+            </w:r>
+          </w:p>
+        </w:tc>
+      </w:tr>
+    </w:tbl>
+    <w:p/>
+    <w:tbl>
+      <w:tblPr>
+        <w:tblW w:type="auto" w:w="0"/>
+        <w:tblLayout w:type="fixed"/>
+        <w:tblLook w:firstColumn="1" w:firstRow="1" w:lastColumn="0" w:lastRow="0" w:noHBand="0" w:noVBand="1" w:val="04A0"/>
+        <w:tblBorders>
+          <w:top w:val="single" w:sz="24" w:space="0" w:color="000000"/>
+          <w:left w:val="single" w:sz="24" w:space="0" w:color="000000"/>
+          <w:bottom w:val="single" w:sz="24" w:space="0" w:color="000000"/>
+          <w:right w:val="single" w:sz="24" w:space="0" w:color="000000"/>
+          <w:insideH w:val="single" w:sz="24" w:space="0" w:color="000000"/>
+          <w:insideV w:val="single" w:sz="24" w:space="0" w:color="000000"/>
+        </w:tblBorders>
+      </w:tblPr>
+      <w:tblGrid>
+        <w:gridCol w:w="10080"/>
+      </w:tblGrid>
+      <w:tr>
+        <w:tc>
+          <w:tcPr>
+            <w:tcW w:type="dxa" w:w="10080"/>
+            <w:shd w:fill="FFFFFF"/>
+          </w:tcPr>
+          <w:p>
+            <w:pPr>
+              <w:spacing w:before="0" w:after="120"/>
+              <w:shd w:fill="004284"/>
+            </w:pPr>
+            <w:r/>
+            <w:r>
+              <w:rPr>
+                <w:b/>
+                <w:color w:val="FFFFFF"/>
+                <w:sz w:val="24"/>
+              </w:rPr>
+              <w:t>ITEM 3</w:t>
+            </w:r>
+          </w:p>
+          <w:p>
+            <w:pPr>
+              <w:spacing w:before="60" w:after="60"/>
+              <w:ind w:left="360"/>
+            </w:pPr>
+            <w:r>
+              <w:rPr>
+                <w:b/>
+                <w:i/>
+                <w:color w:val="004284"/>
+                <w:sz w:val="22"/>
+              </w:rPr>
+              <w:t xml:space="preserve">CAPACIDADE: </w:t>
+            </w:r>
+            <w:r>
+              <w:rPr>
+                <w:sz w:val="22"/>
+              </w:rPr>
+              <w:t>Estruturar dados brutos para dashboard executivo</w:t>
+            </w:r>
+          </w:p>
+          <w:p>
+            <w:pPr>
+              <w:spacing w:before="60" w:after="60"/>
+              <w:ind w:left="360"/>
+            </w:pPr>
+            <w:r>
+              <w:rPr>
+                <w:b/>
+                <w:i/>
+                <w:color w:val="004284"/>
+                <w:sz w:val="22"/>
+              </w:rPr>
+              <w:t xml:space="preserve">Contexto: </w:t>
+            </w:r>
+            <w:r>
+              <w:rPr>
+                <w:sz w:val="22"/>
+              </w:rPr>
+              <w:t>Um dashboard precisa de 3 abas: "Base_Dados" (dados brutos, oculta), "Calculos_Dinamicas" (processamento, oculta), "Dashboard" (apresentação, visível).</w:t>
+            </w:r>
+          </w:p>
+          <w:p>
+            <w:pPr>
+              <w:spacing w:before="60" w:after="60"/>
+              <w:ind w:left="360"/>
+            </w:pPr>
+            <w:r>
+              <w:rPr>
+                <w:b/>
+                <w:i/>
+                <w:color w:val="004284"/>
+                <w:sz w:val="22"/>
+              </w:rPr>
+              <w:t xml:space="preserve">Comando: </w:t>
+            </w:r>
+            <w:r>
+              <w:rPr>
+                <w:sz w:val="22"/>
+              </w:rPr>
+              <w:t>Por que a aba "Base_Dados" deve ser OCULTA do usuário final?</w:t>
+            </w:r>
+          </w:p>
+          <w:p>
+            <w:pPr>
+              <w:spacing w:before="60" w:after="60"/>
+              <w:ind w:left="360"/>
+            </w:pPr>
+            <w:r>
+              <w:rPr>
+                <w:b/>
+                <w:i/>
+                <w:color w:val="004284"/>
+                <w:sz w:val="22"/>
+              </w:rPr>
+              <w:t>Alternativas:</w:t>
+            </w:r>
+          </w:p>
+          <w:p>
+            <w:pPr>
+              <w:spacing w:before="20" w:after="20"/>
+              <w:ind w:left="720"/>
+            </w:pPr>
+            <w:r>
+              <w:rPr>
+                <w:sz w:val="22"/>
+              </w:rPr>
+              <w:t>a) Dados brutos são confusos e podem desviar a atenção</w:t>
+            </w:r>
+          </w:p>
+          <w:p>
+            <w:pPr>
+              <w:spacing w:before="20" w:after="20"/>
+              <w:ind w:left="720"/>
+            </w:pPr>
+            <w:r>
+              <w:rPr>
+                <w:sz w:val="22"/>
+              </w:rPr>
+              <w:t>b) Simplificar a interface, mostrando apenas o essencial</w:t>
+            </w:r>
+          </w:p>
+          <w:p>
+            <w:pPr>
+              <w:spacing w:before="20" w:after="20"/>
+              <w:ind w:left="720"/>
+            </w:pPr>
+            <w:r>
+              <w:rPr>
+                <w:sz w:val="22"/>
+              </w:rPr>
+              <w:t>c) Proteger dados sensíveis de edições acidentais</w:t>
+            </w:r>
+          </w:p>
+          <w:p>
+            <w:pPr>
+              <w:spacing w:before="20" w:after="20"/>
+              <w:ind w:left="720"/>
+            </w:pPr>
+            <w:r>
+              <w:rPr>
+                <w:sz w:val="22"/>
+              </w:rPr>
+              <w:t>d) Todas as anteriores</w:t>
+            </w:r>
+          </w:p>
+          <w:p>
+            <w:pPr>
+              <w:spacing w:before="20" w:after="20"/>
+              <w:ind w:left="720"/>
+            </w:pPr>
+            <w:r>
+              <w:rPr>
+                <w:sz w:val="22"/>
+              </w:rPr>
+              <w:t>e) Nenhuma das alternativas</w:t>
+            </w:r>
+          </w:p>
+        </w:tc>
+      </w:tr>
+    </w:tbl>
+    <w:p/>
+    <w:tbl>
+      <w:tblPr>
+        <w:tblW w:type="auto" w:w="0"/>
+        <w:tblLayout w:type="fixed"/>
+        <w:tblLook w:firstColumn="1" w:firstRow="1" w:lastColumn="0" w:lastRow="0" w:noHBand="0" w:noVBand="1" w:val="04A0"/>
+        <w:tblBorders>
+          <w:top w:val="single" w:sz="24" w:space="0" w:color="000000"/>
+          <w:left w:val="single" w:sz="24" w:space="0" w:color="000000"/>
+          <w:bottom w:val="single" w:sz="24" w:space="0" w:color="000000"/>
+          <w:right w:val="single" w:sz="24" w:space="0" w:color="000000"/>
+          <w:insideH w:val="single" w:sz="24" w:space="0" w:color="000000"/>
+          <w:insideV w:val="single" w:sz="24" w:space="0" w:color="000000"/>
+        </w:tblBorders>
+      </w:tblPr>
+      <w:tblGrid>
+        <w:gridCol w:w="10080"/>
+      </w:tblGrid>
+      <w:tr>
+        <w:tc>
+          <w:tcPr>
+            <w:tcW w:type="dxa" w:w="10080"/>
+            <w:shd w:fill="FFFFFF"/>
+          </w:tcPr>
+          <w:p>
+            <w:pPr>
+              <w:spacing w:before="0" w:after="120"/>
+              <w:shd w:fill="004284"/>
+            </w:pPr>
+            <w:r/>
+            <w:r>
+              <w:rPr>
+                <w:b/>
+                <w:color w:val="FFFFFF"/>
+                <w:sz w:val="24"/>
+              </w:rPr>
+              <w:t>ITEM 4</w:t>
+            </w:r>
+          </w:p>
+          <w:p>
+            <w:pPr>
+              <w:spacing w:before="60" w:after="60"/>
+              <w:ind w:left="360"/>
+            </w:pPr>
+            <w:r>
+              <w:rPr>
+                <w:b/>
+                <w:i/>
+                <w:color w:val="004284"/>
+                <w:sz w:val="22"/>
+              </w:rPr>
+              <w:t xml:space="preserve">CAPACIDADE: </w:t>
+            </w:r>
+            <w:r>
+              <w:rPr>
+                <w:sz w:val="22"/>
+              </w:rPr>
+              <w:t>Aplicar tabelas dinâmicas para sumarização de dados</w:t>
+            </w:r>
+          </w:p>
+          <w:p>
+            <w:pPr>
+              <w:spacing w:before="60" w:after="60"/>
+              <w:ind w:left="360"/>
+            </w:pPr>
+            <w:r>
+              <w:rPr>
+                <w:b/>
+                <w:i/>
+                <w:color w:val="004284"/>
+                <w:sz w:val="22"/>
+              </w:rPr>
+              <w:t xml:space="preserve">Contexto: </w:t>
+            </w:r>
+            <w:r>
+              <w:rPr>
+                <w:sz w:val="22"/>
+              </w:rPr>
+              <w:t>Uma tabela dinâmica agrupa faturamento por REGIÃO. Resultado esperado: Norte (32.500), Nordeste (28.000), Sul (35.000), Centro (30.000).</w:t>
+            </w:r>
+          </w:p>
+          <w:p>
+            <w:pPr>
+              <w:spacing w:before="60" w:after="60"/>
+              <w:ind w:left="360"/>
+            </w:pPr>
+            <w:r>
+              <w:rPr>
+                <w:b/>
+                <w:i/>
+                <w:color w:val="004284"/>
+                <w:sz w:val="22"/>
+              </w:rPr>
+              <w:t xml:space="preserve">Comando: </w:t>
+            </w:r>
+            <w:r>
+              <w:rPr>
+                <w:sz w:val="22"/>
+              </w:rPr>
+              <w:t>Qual é o TOTAL de faturamento por todas as regiões?</w:t>
+            </w:r>
+          </w:p>
+          <w:p>
+            <w:pPr>
+              <w:spacing w:before="60" w:after="60"/>
+              <w:ind w:left="360"/>
+            </w:pPr>
+            <w:r>
+              <w:rPr>
+                <w:b/>
+                <w:i/>
+                <w:color w:val="004284"/>
+                <w:sz w:val="22"/>
+              </w:rPr>
+              <w:t>Alternativas:</w:t>
+            </w:r>
+          </w:p>
+          <w:p>
+            <w:pPr>
+              <w:spacing w:before="20" w:after="20"/>
+              <w:ind w:left="720"/>
+            </w:pPr>
+            <w:r>
+              <w:rPr>
+                <w:sz w:val="22"/>
+              </w:rPr>
+              <w:t>a) 95.500</w:t>
+            </w:r>
+          </w:p>
+          <w:p>
+            <w:pPr>
+              <w:spacing w:before="20" w:after="20"/>
+              <w:ind w:left="720"/>
+            </w:pPr>
+            <w:r>
+              <w:rPr>
+                <w:sz w:val="22"/>
+              </w:rPr>
+              <w:t>b) 125.500</w:t>
+            </w:r>
+          </w:p>
+          <w:p>
+            <w:pPr>
+              <w:spacing w:before="20" w:after="20"/>
+              <w:ind w:left="720"/>
+            </w:pPr>
+            <w:r>
+              <w:rPr>
+                <w:sz w:val="22"/>
+              </w:rPr>
+              <w:t>c) 32.500</w:t>
+            </w:r>
+          </w:p>
+          <w:p>
+            <w:pPr>
+              <w:spacing w:before="20" w:after="20"/>
+              <w:ind w:left="720"/>
+            </w:pPr>
+            <w:r>
+              <w:rPr>
+                <w:sz w:val="22"/>
+              </w:rPr>
+              <w:t>d) 35.000</w:t>
+            </w:r>
+          </w:p>
+          <w:p>
+            <w:pPr>
+              <w:spacing w:before="20" w:after="20"/>
+              <w:ind w:left="720"/>
+            </w:pPr>
+            <w:r>
+              <w:rPr>
+                <w:sz w:val="22"/>
+              </w:rPr>
+              <w:t>e) 62.250</w:t>
+            </w:r>
+          </w:p>
+        </w:tc>
+      </w:tr>
+    </w:tbl>
+    <w:p/>
+    <w:tbl>
+      <w:tblPr>
+        <w:tblW w:type="auto" w:w="0"/>
+        <w:tblLayout w:type="fixed"/>
+        <w:tblLook w:firstColumn="1" w:firstRow="1" w:lastColumn="0" w:lastRow="0" w:noHBand="0" w:noVBand="1" w:val="04A0"/>
+        <w:tblBorders>
+          <w:top w:val="single" w:sz="24" w:space="0" w:color="000000"/>
+          <w:left w:val="single" w:sz="24" w:space="0" w:color="000000"/>
+          <w:bottom w:val="single" w:sz="24" w:space="0" w:color="000000"/>
+          <w:right w:val="single" w:sz="24" w:space="0" w:color="000000"/>
+          <w:insideH w:val="single" w:sz="24" w:space="0" w:color="000000"/>
+          <w:insideV w:val="single" w:sz="24" w:space="0" w:color="000000"/>
+        </w:tblBorders>
+      </w:tblPr>
+      <w:tblGrid>
+        <w:gridCol w:w="10080"/>
+      </w:tblGrid>
+      <w:tr>
+        <w:tc>
+          <w:tcPr>
+            <w:tcW w:type="dxa" w:w="10080"/>
+            <w:shd w:fill="FFFFFF"/>
+          </w:tcPr>
+          <w:p>
+            <w:pPr>
+              <w:spacing w:before="0" w:after="120"/>
+              <w:shd w:fill="004284"/>
+            </w:pPr>
+            <w:r/>
+            <w:r>
+              <w:rPr>
+                <w:b/>
+                <w:color w:val="FFFFFF"/>
+                <w:sz w:val="24"/>
+              </w:rPr>
+              <w:t>ITEM 5</w:t>
+            </w:r>
+          </w:p>
+          <w:p>
+            <w:pPr>
+              <w:spacing w:before="60" w:after="60"/>
+              <w:ind w:left="360"/>
+            </w:pPr>
+            <w:r>
+              <w:rPr>
+                <w:b/>
+                <w:i/>
+                <w:color w:val="004284"/>
+                <w:sz w:val="22"/>
+              </w:rPr>
+              <w:t xml:space="preserve">CAPACIDADE: </w:t>
+            </w:r>
+            <w:r>
+              <w:rPr>
+                <w:sz w:val="22"/>
+              </w:rPr>
+              <w:t>Interpretar configurações de gráficos para visualização de dados</w:t>
+            </w:r>
+          </w:p>
+          <w:p>
+            <w:pPr>
+              <w:spacing w:before="60" w:after="60"/>
+              <w:ind w:left="360"/>
+            </w:pPr>
+            <w:r>
+              <w:rPr>
+                <w:b/>
+                <w:i/>
+                <w:color w:val="004284"/>
+                <w:sz w:val="22"/>
+              </w:rPr>
+              <w:t xml:space="preserve">Contexto: </w:t>
+            </w:r>
+            <w:r>
+              <w:rPr>
+                <w:sz w:val="22"/>
+              </w:rPr>
+              <w:t>Um dashboard precisa de 2 gráficos: 1) Coluna (Faturamento por Região), 2) Barras Horizontais (Top 10 Produtos).</w:t>
+            </w:r>
+          </w:p>
+          <w:p>
+            <w:pPr>
+              <w:spacing w:before="60" w:after="60"/>
+              <w:ind w:left="360"/>
+            </w:pPr>
+            <w:r>
+              <w:rPr>
+                <w:b/>
+                <w:i/>
+                <w:color w:val="004284"/>
+                <w:sz w:val="22"/>
+              </w:rPr>
+              <w:t xml:space="preserve">Comando: </w:t>
+            </w:r>
+            <w:r>
+              <w:rPr>
+                <w:sz w:val="22"/>
+              </w:rPr>
+              <w:t>Qual é a principal vantagem de usar gráfico de COLUNAS para mostrar regiões?</w:t>
+            </w:r>
+          </w:p>
+          <w:p>
+            <w:pPr>
+              <w:spacing w:before="60" w:after="60"/>
+              <w:ind w:left="360"/>
+            </w:pPr>
+            <w:r>
+              <w:rPr>
+                <w:b/>
+                <w:i/>
+                <w:color w:val="004284"/>
+                <w:sz w:val="22"/>
+              </w:rPr>
+              <w:t>Alternativas:</w:t>
+            </w:r>
+          </w:p>
+          <w:p>
+            <w:pPr>
+              <w:spacing w:before="20" w:after="20"/>
+              <w:ind w:left="720"/>
+            </w:pPr>
+            <w:r>
+              <w:rPr>
+                <w:sz w:val="22"/>
+              </w:rPr>
+              <w:t>a) Permite comparação rápida entre categorias</w:t>
+            </w:r>
+          </w:p>
+          <w:p>
+            <w:pPr>
+              <w:spacing w:before="20" w:after="20"/>
+              <w:ind w:left="720"/>
+            </w:pPr>
+            <w:r>
+              <w:rPr>
+                <w:sz w:val="22"/>
+              </w:rPr>
+              <w:t>b) Economiza espaço</w:t>
+            </w:r>
+          </w:p>
+          <w:p>
+            <w:pPr>
+              <w:spacing w:before="20" w:after="20"/>
+              <w:ind w:left="720"/>
+            </w:pPr>
+            <w:r>
+              <w:rPr>
+                <w:sz w:val="22"/>
+              </w:rPr>
+              <w:t>c) É mais bonito que outros</w:t>
+            </w:r>
+          </w:p>
+          <w:p>
+            <w:pPr>
+              <w:spacing w:before="20" w:after="20"/>
+              <w:ind w:left="720"/>
+            </w:pPr>
+            <w:r>
+              <w:rPr>
+                <w:sz w:val="22"/>
+              </w:rPr>
+              <w:t>d) Permite filtrar dados</w:t>
+            </w:r>
+          </w:p>
+          <w:p>
+            <w:pPr>
+              <w:spacing w:before="20" w:after="20"/>
+              <w:ind w:left="720"/>
+            </w:pPr>
+            <w:r>
+              <w:rPr>
+                <w:sz w:val="22"/>
+              </w:rPr>
+              <w:t>e) Reduz o tamanho do arquivo</w:t>
+            </w:r>
+          </w:p>
+        </w:tc>
+      </w:tr>
+    </w:tbl>
+    <w:p/>
+    <w:tbl>
+      <w:tblPr>
+        <w:tblW w:type="auto" w:w="0"/>
+        <w:tblLayout w:type="fixed"/>
+        <w:tblLook w:firstColumn="1" w:firstRow="1" w:lastColumn="0" w:lastRow="0" w:noHBand="0" w:noVBand="1" w:val="04A0"/>
+        <w:tblBorders>
+          <w:top w:val="single" w:sz="24" w:space="0" w:color="000000"/>
+          <w:left w:val="single" w:sz="24" w:space="0" w:color="000000"/>
+          <w:bottom w:val="single" w:sz="24" w:space="0" w:color="000000"/>
+          <w:right w:val="single" w:sz="24" w:space="0" w:color="000000"/>
+          <w:insideH w:val="single" w:sz="24" w:space="0" w:color="000000"/>
+          <w:insideV w:val="single" w:sz="24" w:space="0" w:color="000000"/>
+        </w:tblBorders>
+      </w:tblPr>
+      <w:tblGrid>
+        <w:gridCol w:w="10080"/>
+      </w:tblGrid>
+      <w:tr>
+        <w:tc>
+          <w:tcPr>
+            <w:tcW w:type="dxa" w:w="10080"/>
+            <w:shd w:fill="FFFFFF"/>
+          </w:tcPr>
+          <w:p>
+            <w:pPr>
+              <w:spacing w:before="0" w:after="120"/>
+              <w:shd w:fill="004284"/>
+            </w:pPr>
+            <w:r/>
+            <w:r>
+              <w:rPr>
+                <w:b/>
+                <w:color w:val="FFFFFF"/>
+                <w:sz w:val="24"/>
+              </w:rPr>
+              <w:t>ITEM 6</w:t>
+            </w:r>
+          </w:p>
+          <w:p>
+            <w:pPr>
+              <w:spacing w:before="60" w:after="60"/>
+              <w:ind w:left="360"/>
+            </w:pPr>
+            <w:r>
+              <w:rPr>
+                <w:b/>
+                <w:i/>
+                <w:color w:val="004284"/>
+                <w:sz w:val="22"/>
+              </w:rPr>
+              <w:t xml:space="preserve">CAPACIDADE: </w:t>
+            </w:r>
+            <w:r>
+              <w:rPr>
+                <w:sz w:val="22"/>
+              </w:rPr>
+              <w:t>Configurar segmentadores de dados para interatividade</w:t>
+            </w:r>
+          </w:p>
+          <w:p>
+            <w:pPr>
+              <w:spacing w:before="60" w:after="60"/>
+              <w:ind w:left="360"/>
+            </w:pPr>
+            <w:r>
+              <w:rPr>
+                <w:b/>
+                <w:i/>
+                <w:color w:val="004284"/>
+                <w:sz w:val="22"/>
+              </w:rPr>
+              <w:t xml:space="preserve">Contexto: </w:t>
+            </w:r>
+            <w:r>
+              <w:rPr>
+                <w:sz w:val="22"/>
+              </w:rPr>
+              <w:t>Um Segmentador de Região é criado e conectado a TODOS os gráficos do dashboard. Ao clicar em "Sul", todos os gráficos filtram automaticamente.</w:t>
+            </w:r>
+          </w:p>
+          <w:p>
+            <w:pPr>
+              <w:spacing w:before="60" w:after="60"/>
+              <w:ind w:left="360"/>
+            </w:pPr>
+            <w:r>
+              <w:rPr>
+                <w:b/>
+                <w:i/>
+                <w:color w:val="004284"/>
+                <w:sz w:val="22"/>
+              </w:rPr>
+              <w:t xml:space="preserve">Comando: </w:t>
+            </w:r>
+            <w:r>
+              <w:rPr>
+                <w:sz w:val="22"/>
+              </w:rPr>
+              <w:t>O que NÃO acontece quando você clica no segmentador "Sul"?</w:t>
+            </w:r>
+          </w:p>
+          <w:p>
+            <w:pPr>
+              <w:spacing w:before="60" w:after="60"/>
+              <w:ind w:left="360"/>
+            </w:pPr>
+            <w:r>
+              <w:rPr>
+                <w:b/>
+                <w:i/>
+                <w:color w:val="004284"/>
+                <w:sz w:val="22"/>
+              </w:rPr>
+              <w:t>Alternativas:</w:t>
+            </w:r>
+          </w:p>
+          <w:p>
+            <w:pPr>
+              <w:spacing w:before="20" w:after="20"/>
+              <w:ind w:left="720"/>
+            </w:pPr>
+            <w:r>
+              <w:rPr>
+                <w:sz w:val="22"/>
+              </w:rPr>
+              <w:t>a) Gráfico de coluna mostra apenas faturamento do Sul</w:t>
+            </w:r>
+          </w:p>
+          <w:p>
+            <w:pPr>
+              <w:spacing w:before="20" w:after="20"/>
+              <w:ind w:left="720"/>
+            </w:pPr>
+            <w:r>
+              <w:rPr>
+                <w:sz w:val="22"/>
+              </w:rPr>
+              <w:t>b) Tabela dinâmica atualiza com dados apenas do Sul</w:t>
+            </w:r>
+          </w:p>
+          <w:p>
+            <w:pPr>
+              <w:spacing w:before="20" w:after="20"/>
+              <w:ind w:left="720"/>
+            </w:pPr>
+            <w:r>
+              <w:rPr>
+                <w:sz w:val="22"/>
+              </w:rPr>
+              <w:t>c) Segmentador marca "Sul" visualmente</w:t>
+            </w:r>
+          </w:p>
+          <w:p>
+            <w:pPr>
+              <w:spacing w:before="20" w:after="20"/>
+              <w:ind w:left="720"/>
+            </w:pPr>
+            <w:r>
+              <w:rPr>
+                <w:sz w:val="22"/>
+              </w:rPr>
+              <w:t>d) Todas as regiões aparecem simultaneamente em todos os gráficos</w:t>
+            </w:r>
+          </w:p>
+          <w:p>
+            <w:pPr>
+              <w:spacing w:before="20" w:after="20"/>
+              <w:ind w:left="720"/>
+            </w:pPr>
+            <w:r>
+              <w:rPr>
+                <w:sz w:val="22"/>
+              </w:rPr>
+              <w:t>e) KPIs são recalculados apenas para o Sul</w:t>
+            </w:r>
+          </w:p>
+        </w:tc>
+      </w:tr>
+    </w:tbl>
+    <w:p/>
     <w:sectPr>
       <w:pgSz w:w="12240" w:h="15840"/>
       <w:pgMar w:top="720" w:right="1080" w:bottom="1440" w:left="1080" w:header="720" w:footer="720" w:gutter="0"/>

--- a/MATERIAIS/GESTAO_E_CONTROLE_MATERIAIS/ANALISE_DADOS_APLICADA_GESTAO/ATIVIDADES/AVALIACAO-04-DESIGN-DASHBOARD-E-KPIS.docx
+++ b/MATERIAIS/GESTAO_E_CONTROLE_MATERIAIS/ANALISE_DADOS_APLICADA_GESTAO/ATIVIDADES/AVALIACAO-04-DESIGN-DASHBOARD-E-KPIS.docx
@@ -20,10 +20,10 @@
             <w:vAlign w:val="center"/>
             <w:shd w:fill="FFFFFF"/>
             <w:tcBorders>
-              <w:top w:val="single" w:sz="24" w:space="0" w:color="000000"/>
-              <w:left w:val="single" w:sz="24" w:space="0" w:color="000000"/>
-              <w:bottom w:val="single" w:sz="24" w:space="0" w:color="000000"/>
-              <w:right w:val="single" w:sz="24" w:space="0" w:color="000000"/>
+              <w:top w:val="single" w:sz="8" w:space="0" w:color="000000"/>
+              <w:left w:val="single" w:sz="8" w:space="0" w:color="000000"/>
+              <w:bottom w:val="single" w:sz="8" w:space="0" w:color="000000"/>
+              <w:right w:val="single" w:sz="8" w:space="0" w:color="000000"/>
             </w:tcBorders>
           </w:tcPr>
           <w:p>
@@ -60,10 +60,10 @@
             <w:vAlign w:val="center"/>
             <w:shd w:fill="FFFFFF"/>
             <w:tcBorders>
-              <w:top w:val="single" w:sz="24" w:space="0" w:color="000000"/>
-              <w:left w:val="single" w:sz="24" w:space="0" w:color="000000"/>
-              <w:bottom w:val="single" w:sz="24" w:space="0" w:color="000000"/>
-              <w:right w:val="single" w:sz="24" w:space="0" w:color="000000"/>
+              <w:top w:val="single" w:sz="8" w:space="0" w:color="000000"/>
+              <w:left w:val="single" w:sz="8" w:space="0" w:color="000000"/>
+              <w:bottom w:val="single" w:sz="8" w:space="0" w:color="000000"/>
+              <w:right w:val="single" w:sz="8" w:space="0" w:color="000000"/>
             </w:tcBorders>
           </w:tcPr>
           <w:p>
@@ -166,10 +166,10 @@
             <w:vAlign w:val="center"/>
             <w:shd w:fill="FFFFFF"/>
             <w:tcBorders>
-              <w:top w:val="single" w:sz="24" w:space="0" w:color="000000"/>
-              <w:left w:val="single" w:sz="24" w:space="0" w:color="000000"/>
-              <w:bottom w:val="single" w:sz="24" w:space="0" w:color="000000"/>
-              <w:right w:val="single" w:sz="24" w:space="0" w:color="000000"/>
+              <w:top w:val="single" w:sz="8" w:space="0" w:color="000000"/>
+              <w:left w:val="single" w:sz="8" w:space="0" w:color="000000"/>
+              <w:bottom w:val="single" w:sz="8" w:space="0" w:color="000000"/>
+              <w:right w:val="single" w:sz="8" w:space="0" w:color="000000"/>
             </w:tcBorders>
           </w:tcPr>
           <w:p>
@@ -196,12 +196,12 @@
         <w:tblLayout w:type="fixed"/>
         <w:tblLook w:firstColumn="1" w:firstRow="1" w:lastColumn="0" w:lastRow="0" w:noHBand="0" w:noVBand="1" w:val="04A0"/>
         <w:tblBorders>
-          <w:top w:val="single" w:sz="24" w:space="0" w:color="000000"/>
-          <w:left w:val="single" w:sz="24" w:space="0" w:color="000000"/>
-          <w:bottom w:val="single" w:sz="24" w:space="0" w:color="000000"/>
-          <w:right w:val="single" w:sz="24" w:space="0" w:color="000000"/>
-          <w:insideH w:val="single" w:sz="24" w:space="0" w:color="000000"/>
-          <w:insideV w:val="single" w:sz="24" w:space="0" w:color="000000"/>
+          <w:top w:val="single" w:sz="8" w:space="0" w:color="000000"/>
+          <w:left w:val="single" w:sz="8" w:space="0" w:color="000000"/>
+          <w:bottom w:val="single" w:sz="8" w:space="0" w:color="000000"/>
+          <w:right w:val="single" w:sz="8" w:space="0" w:color="000000"/>
+          <w:insideH w:val="single" w:sz="8" w:space="0" w:color="000000"/>
+          <w:insideV w:val="single" w:sz="8" w:space="0" w:color="000000"/>
         </w:tblBorders>
       </w:tblPr>
       <w:tblGrid>
@@ -246,7 +246,7 @@
               <w:rPr>
                 <w:sz w:val="22"/>
               </w:rPr>
-              <w:t>Identificar e calcular KPIs (Key Performance Indicators) estratégicos</w:t>
+              <w:t>Definir KPI estratégico</w:t>
             </w:r>
           </w:p>
           <w:p>
@@ -267,7 +267,7 @@
               <w:rPr>
                 <w:sz w:val="22"/>
               </w:rPr>
-              <w:t>Uma empresa teve faturamento de R$ 125.500 com meta de R$ 120.000. O KPI "Faturamento" deve mostrar se atingiu meta.</w:t>
+              <w:t>KPI = indicador que mostra se meta foi atingida. Faturamento: realizado 125.500, meta 120.000</w:t>
             </w:r>
           </w:p>
           <w:p>
@@ -288,7 +288,187 @@
               <w:rPr>
                 <w:sz w:val="22"/>
               </w:rPr>
-              <w:t>Qual é a variação percentual do faturamento? (Use: ((Realizado - Meta) / Meta) × 100)</w:t>
+              <w:t>Este é um bom KPI porque:</w:t>
+            </w:r>
+          </w:p>
+          <w:p>
+            <w:pPr>
+              <w:spacing w:before="60" w:after="60"/>
+              <w:ind w:left="360"/>
+            </w:pPr>
+            <w:r>
+              <w:rPr>
+                <w:b/>
+                <w:i/>
+                <w:color w:val="004284"/>
+                <w:sz w:val="22"/>
+              </w:rPr>
+              <w:t>Alternativas:</w:t>
+            </w:r>
+          </w:p>
+          <w:p>
+            <w:pPr>
+              <w:spacing w:before="20" w:after="20"/>
+              <w:ind w:left="720"/>
+            </w:pPr>
+            <w:r>
+              <w:rPr>
+                <w:sz w:val="22"/>
+              </w:rPr>
+              <w:t>a) É fácil de calcular</w:t>
+            </w:r>
+          </w:p>
+          <w:p>
+            <w:pPr>
+              <w:spacing w:before="20" w:after="20"/>
+              <w:ind w:left="720"/>
+            </w:pPr>
+            <w:r>
+              <w:rPr>
+                <w:sz w:val="22"/>
+              </w:rPr>
+              <w:t>b) Mostra se objetivo foi atingido</w:t>
+            </w:r>
+          </w:p>
+          <w:p>
+            <w:pPr>
+              <w:spacing w:before="20" w:after="20"/>
+              <w:ind w:left="720"/>
+            </w:pPr>
+            <w:r>
+              <w:rPr>
+                <w:sz w:val="22"/>
+              </w:rPr>
+              <w:t>c) Usa números grandes</w:t>
+            </w:r>
+          </w:p>
+          <w:p>
+            <w:pPr>
+              <w:spacing w:before="20" w:after="20"/>
+              <w:ind w:left="720"/>
+            </w:pPr>
+            <w:r>
+              <w:rPr>
+                <w:sz w:val="22"/>
+              </w:rPr>
+              <w:t>d) Qualquer número serve</w:t>
+            </w:r>
+          </w:p>
+          <w:p>
+            <w:pPr>
+              <w:spacing w:before="20" w:after="20"/>
+              <w:ind w:left="720"/>
+            </w:pPr>
+            <w:r>
+              <w:rPr>
+                <w:sz w:val="22"/>
+              </w:rPr>
+              <w:t>e) Não precisa de meta</w:t>
+            </w:r>
+          </w:p>
+        </w:tc>
+      </w:tr>
+    </w:tbl>
+    <w:p/>
+    <w:tbl>
+      <w:tblPr>
+        <w:tblW w:type="auto" w:w="0"/>
+        <w:tblLayout w:type="fixed"/>
+        <w:tblLook w:firstColumn="1" w:firstRow="1" w:lastColumn="0" w:lastRow="0" w:noHBand="0" w:noVBand="1" w:val="04A0"/>
+        <w:tblBorders>
+          <w:top w:val="single" w:sz="8" w:space="0" w:color="000000"/>
+          <w:left w:val="single" w:sz="8" w:space="0" w:color="000000"/>
+          <w:bottom w:val="single" w:sz="8" w:space="0" w:color="000000"/>
+          <w:right w:val="single" w:sz="8" w:space="0" w:color="000000"/>
+          <w:insideH w:val="single" w:sz="8" w:space="0" w:color="000000"/>
+          <w:insideV w:val="single" w:sz="8" w:space="0" w:color="000000"/>
+        </w:tblBorders>
+      </w:tblPr>
+      <w:tblGrid>
+        <w:gridCol w:w="10080"/>
+      </w:tblGrid>
+      <w:tr>
+        <w:tc>
+          <w:tcPr>
+            <w:tcW w:type="dxa" w:w="10080"/>
+            <w:shd w:fill="FFFFFF"/>
+          </w:tcPr>
+          <w:p>
+            <w:pPr>
+              <w:spacing w:before="0" w:after="120"/>
+              <w:shd w:fill="004284"/>
+            </w:pPr>
+            <w:r/>
+            <w:r>
+              <w:rPr>
+                <w:b/>
+                <w:color w:val="FFFFFF"/>
+                <w:sz w:val="24"/>
+              </w:rPr>
+              <w:t>ITEM 2</w:t>
+            </w:r>
+          </w:p>
+          <w:p>
+            <w:pPr>
+              <w:spacing w:before="60" w:after="60"/>
+              <w:ind w:left="360"/>
+            </w:pPr>
+            <w:r>
+              <w:rPr>
+                <w:b/>
+                <w:i/>
+                <w:color w:val="004284"/>
+                <w:sz w:val="22"/>
+              </w:rPr>
+              <w:t xml:space="preserve">CAPACIDADE: </w:t>
+            </w:r>
+            <w:r>
+              <w:rPr>
+                <w:sz w:val="22"/>
+              </w:rPr>
+              <w:t>Calcular variação percentual de KPI</w:t>
+            </w:r>
+          </w:p>
+          <w:p>
+            <w:pPr>
+              <w:spacing w:before="60" w:after="60"/>
+              <w:ind w:left="360"/>
+            </w:pPr>
+            <w:r>
+              <w:rPr>
+                <w:b/>
+                <w:i/>
+                <w:color w:val="004284"/>
+                <w:sz w:val="22"/>
+              </w:rPr>
+              <w:t xml:space="preserve">Contexto: </w:t>
+            </w:r>
+            <w:r>
+              <w:rPr>
+                <w:sz w:val="22"/>
+              </w:rPr>
+              <w:t>Realizado 125.500, Meta 120.000. Fórmula: ((Real-Meta)/Meta)×100</w:t>
+            </w:r>
+          </w:p>
+          <w:p>
+            <w:pPr>
+              <w:spacing w:before="60" w:after="60"/>
+              <w:ind w:left="360"/>
+            </w:pPr>
+            <w:r>
+              <w:rPr>
+                <w:b/>
+                <w:i/>
+                <w:color w:val="004284"/>
+                <w:sz w:val="22"/>
+              </w:rPr>
+              <w:t xml:space="preserve">Comando: </w:t>
+            </w:r>
+            <w:r>
+              <w:rPr>
+                <w:sz w:val="22"/>
+              </w:rPr>
+              <w:t>Variação é:</w:t>
             </w:r>
           </w:p>
           <w:p>
@@ -351,7 +531,7 @@
               <w:rPr>
                 <w:sz w:val="22"/>
               </w:rPr>
-              <w:t>d) +10,0%</w:t>
+              <w:t>d) +10%</w:t>
             </w:r>
           </w:p>
           <w:p>
@@ -363,7 +543,7 @@
               <w:rPr>
                 <w:sz w:val="22"/>
               </w:rPr>
-              <w:t>e) +6,2%</w:t>
+              <w:t>e) +20%</w:t>
             </w:r>
           </w:p>
         </w:tc>
@@ -376,192 +556,12 @@
         <w:tblLayout w:type="fixed"/>
         <w:tblLook w:firstColumn="1" w:firstRow="1" w:lastColumn="0" w:lastRow="0" w:noHBand="0" w:noVBand="1" w:val="04A0"/>
         <w:tblBorders>
-          <w:top w:val="single" w:sz="24" w:space="0" w:color="000000"/>
-          <w:left w:val="single" w:sz="24" w:space="0" w:color="000000"/>
-          <w:bottom w:val="single" w:sz="24" w:space="0" w:color="000000"/>
-          <w:right w:val="single" w:sz="24" w:space="0" w:color="000000"/>
-          <w:insideH w:val="single" w:sz="24" w:space="0" w:color="000000"/>
-          <w:insideV w:val="single" w:sz="24" w:space="0" w:color="000000"/>
-        </w:tblBorders>
-      </w:tblPr>
-      <w:tblGrid>
-        <w:gridCol w:w="10080"/>
-      </w:tblGrid>
-      <w:tr>
-        <w:tc>
-          <w:tcPr>
-            <w:tcW w:type="dxa" w:w="10080"/>
-            <w:shd w:fill="FFFFFF"/>
-          </w:tcPr>
-          <w:p>
-            <w:pPr>
-              <w:spacing w:before="0" w:after="120"/>
-              <w:shd w:fill="004284"/>
-            </w:pPr>
-            <w:r/>
-            <w:r>
-              <w:rPr>
-                <w:b/>
-                <w:color w:val="FFFFFF"/>
-                <w:sz w:val="24"/>
-              </w:rPr>
-              <w:t>ITEM 2</w:t>
-            </w:r>
-          </w:p>
-          <w:p>
-            <w:pPr>
-              <w:spacing w:before="60" w:after="60"/>
-              <w:ind w:left="360"/>
-            </w:pPr>
-            <w:r>
-              <w:rPr>
-                <w:b/>
-                <w:i/>
-                <w:color w:val="004284"/>
-                <w:sz w:val="22"/>
-              </w:rPr>
-              <w:t xml:space="preserve">CAPACIDADE: </w:t>
-            </w:r>
-            <w:r>
-              <w:rPr>
-                <w:sz w:val="22"/>
-              </w:rPr>
-              <w:t>Aplicar cores e status visuais para indicadores de performance</w:t>
-            </w:r>
-          </w:p>
-          <w:p>
-            <w:pPr>
-              <w:spacing w:before="60" w:after="60"/>
-              <w:ind w:left="360"/>
-            </w:pPr>
-            <w:r>
-              <w:rPr>
-                <w:b/>
-                <w:i/>
-                <w:color w:val="004284"/>
-                <w:sz w:val="22"/>
-              </w:rPr>
-              <w:t xml:space="preserve">Contexto: </w:t>
-            </w:r>
-            <w:r>
-              <w:rPr>
-                <w:sz w:val="22"/>
-              </w:rPr>
-              <w:t>Dashboard usa cores: 🟢 Verde (Excelente, &gt;10%), 🟡 Amarelo (Bom, 0-10%), 🟠 Laranja (Atenção, -10-0%), 🔴 Vermelho (Crítico, &lt;-10%).</w:t>
-            </w:r>
-          </w:p>
-          <w:p>
-            <w:pPr>
-              <w:spacing w:before="60" w:after="60"/>
-              <w:ind w:left="360"/>
-            </w:pPr>
-            <w:r>
-              <w:rPr>
-                <w:b/>
-                <w:i/>
-                <w:color w:val="004284"/>
-                <w:sz w:val="22"/>
-              </w:rPr>
-              <w:t xml:space="preserve">Comando: </w:t>
-            </w:r>
-            <w:r>
-              <w:rPr>
-                <w:sz w:val="22"/>
-              </w:rPr>
-              <w:t>Uma variação de +4,6% recebe qual status visual?</w:t>
-            </w:r>
-          </w:p>
-          <w:p>
-            <w:pPr>
-              <w:spacing w:before="60" w:after="60"/>
-              <w:ind w:left="360"/>
-            </w:pPr>
-            <w:r>
-              <w:rPr>
-                <w:b/>
-                <w:i/>
-                <w:color w:val="004284"/>
-                <w:sz w:val="22"/>
-              </w:rPr>
-              <w:t>Alternativas:</w:t>
-            </w:r>
-          </w:p>
-          <w:p>
-            <w:pPr>
-              <w:spacing w:before="20" w:after="20"/>
-              <w:ind w:left="720"/>
-            </w:pPr>
-            <w:r>
-              <w:rPr>
-                <w:sz w:val="22"/>
-              </w:rPr>
-              <w:t>a) 🟢 Excelente</w:t>
-            </w:r>
-          </w:p>
-          <w:p>
-            <w:pPr>
-              <w:spacing w:before="20" w:after="20"/>
-              <w:ind w:left="720"/>
-            </w:pPr>
-            <w:r>
-              <w:rPr>
-                <w:sz w:val="22"/>
-              </w:rPr>
-              <w:t>b) 🟡 Bom</w:t>
-            </w:r>
-          </w:p>
-          <w:p>
-            <w:pPr>
-              <w:spacing w:before="20" w:after="20"/>
-              <w:ind w:left="720"/>
-            </w:pPr>
-            <w:r>
-              <w:rPr>
-                <w:sz w:val="22"/>
-              </w:rPr>
-              <w:t>c) 🟠 Atenção</w:t>
-            </w:r>
-          </w:p>
-          <w:p>
-            <w:pPr>
-              <w:spacing w:before="20" w:after="20"/>
-              <w:ind w:left="720"/>
-            </w:pPr>
-            <w:r>
-              <w:rPr>
-                <w:sz w:val="22"/>
-              </w:rPr>
-              <w:t>d) 🔴 Crítico</w:t>
-            </w:r>
-          </w:p>
-          <w:p>
-            <w:pPr>
-              <w:spacing w:before="20" w:after="20"/>
-              <w:ind w:left="720"/>
-            </w:pPr>
-            <w:r>
-              <w:rPr>
-                <w:sz w:val="22"/>
-              </w:rPr>
-              <w:t>e) ⚪ Neutro</w:t>
-            </w:r>
-          </w:p>
-        </w:tc>
-      </w:tr>
-    </w:tbl>
-    <w:p/>
-    <w:tbl>
-      <w:tblPr>
-        <w:tblW w:type="auto" w:w="0"/>
-        <w:tblLayout w:type="fixed"/>
-        <w:tblLook w:firstColumn="1" w:firstRow="1" w:lastColumn="0" w:lastRow="0" w:noHBand="0" w:noVBand="1" w:val="04A0"/>
-        <w:tblBorders>
-          <w:top w:val="single" w:sz="24" w:space="0" w:color="000000"/>
-          <w:left w:val="single" w:sz="24" w:space="0" w:color="000000"/>
-          <w:bottom w:val="single" w:sz="24" w:space="0" w:color="000000"/>
-          <w:right w:val="single" w:sz="24" w:space="0" w:color="000000"/>
-          <w:insideH w:val="single" w:sz="24" w:space="0" w:color="000000"/>
-          <w:insideV w:val="single" w:sz="24" w:space="0" w:color="000000"/>
+          <w:top w:val="single" w:sz="8" w:space="0" w:color="000000"/>
+          <w:left w:val="single" w:sz="8" w:space="0" w:color="000000"/>
+          <w:bottom w:val="single" w:sz="8" w:space="0" w:color="000000"/>
+          <w:right w:val="single" w:sz="8" w:space="0" w:color="000000"/>
+          <w:insideH w:val="single" w:sz="8" w:space="0" w:color="000000"/>
+          <w:insideV w:val="single" w:sz="8" w:space="0" w:color="000000"/>
         </w:tblBorders>
       </w:tblPr>
       <w:tblGrid>
@@ -606,7 +606,7 @@
               <w:rPr>
                 <w:sz w:val="22"/>
               </w:rPr>
-              <w:t>Estruturar dados brutos para dashboard executivo</w:t>
+              <w:t>Interpretar variação positiva/negativa</w:t>
             </w:r>
           </w:p>
           <w:p>
@@ -627,7 +627,7 @@
               <w:rPr>
                 <w:sz w:val="22"/>
               </w:rPr>
-              <w:t>Um dashboard precisa de 3 abas: "Base_Dados" (dados brutos, oculta), "Calculos_Dinamicas" (processamento, oculta), "Dashboard" (apresentação, visível).</w:t>
+              <w:t>Variação +4,6% significa resultado ACIMA da meta</w:t>
             </w:r>
           </w:p>
           <w:p>
@@ -648,7 +648,7 @@
               <w:rPr>
                 <w:sz w:val="22"/>
               </w:rPr>
-              <w:t>Por que a aba "Base_Dados" deve ser OCULTA do usuário final?</w:t>
+              <w:t>Qual é a interpretação?</w:t>
             </w:r>
           </w:p>
           <w:p>
@@ -675,7 +675,7 @@
               <w:rPr>
                 <w:sz w:val="22"/>
               </w:rPr>
-              <w:t>a) Dados brutos são confusos e podem desviar a atenção</w:t>
+              <w:t>a) Fracasso</w:t>
             </w:r>
           </w:p>
           <w:p>
@@ -687,7 +687,7 @@
               <w:rPr>
                 <w:sz w:val="22"/>
               </w:rPr>
-              <w:t>b) Simplificar a interface, mostrando apenas o essencial</w:t>
+              <w:t>b) Bom desempenho (atingiu+)</w:t>
             </w:r>
           </w:p>
           <w:p>
@@ -699,7 +699,7 @@
               <w:rPr>
                 <w:sz w:val="22"/>
               </w:rPr>
-              <w:t>c) Proteger dados sensíveis de edições acidentais</w:t>
+              <w:t>c) Ruim (faltou)</w:t>
             </w:r>
           </w:p>
           <w:p>
@@ -711,7 +711,7 @@
               <w:rPr>
                 <w:sz w:val="22"/>
               </w:rPr>
-              <w:t>d) Todas as anteriores</w:t>
+              <w:t>d) Neutro</w:t>
             </w:r>
           </w:p>
           <w:p>
@@ -723,7 +723,7 @@
               <w:rPr>
                 <w:sz w:val="22"/>
               </w:rPr>
-              <w:t>e) Nenhuma das alternativas</w:t>
+              <w:t>e) Não significa nada</w:t>
             </w:r>
           </w:p>
         </w:tc>
@@ -736,12 +736,12 @@
         <w:tblLayout w:type="fixed"/>
         <w:tblLook w:firstColumn="1" w:firstRow="1" w:lastColumn="0" w:lastRow="0" w:noHBand="0" w:noVBand="1" w:val="04A0"/>
         <w:tblBorders>
-          <w:top w:val="single" w:sz="24" w:space="0" w:color="000000"/>
-          <w:left w:val="single" w:sz="24" w:space="0" w:color="000000"/>
-          <w:bottom w:val="single" w:sz="24" w:space="0" w:color="000000"/>
-          <w:right w:val="single" w:sz="24" w:space="0" w:color="000000"/>
-          <w:insideH w:val="single" w:sz="24" w:space="0" w:color="000000"/>
-          <w:insideV w:val="single" w:sz="24" w:space="0" w:color="000000"/>
+          <w:top w:val="single" w:sz="8" w:space="0" w:color="000000"/>
+          <w:left w:val="single" w:sz="8" w:space="0" w:color="000000"/>
+          <w:bottom w:val="single" w:sz="8" w:space="0" w:color="000000"/>
+          <w:right w:val="single" w:sz="8" w:space="0" w:color="000000"/>
+          <w:insideH w:val="single" w:sz="8" w:space="0" w:color="000000"/>
+          <w:insideV w:val="single" w:sz="8" w:space="0" w:color="000000"/>
         </w:tblBorders>
       </w:tblPr>
       <w:tblGrid>
@@ -786,7 +786,7 @@
               <w:rPr>
                 <w:sz w:val="22"/>
               </w:rPr>
-              <w:t>Aplicar tabelas dinâmicas para sumarização de dados</w:t>
+              <w:t>Aplicar status visual baseado em variação</w:t>
             </w:r>
           </w:p>
           <w:p>
@@ -807,7 +807,7 @@
               <w:rPr>
                 <w:sz w:val="22"/>
               </w:rPr>
-              <w:t>Uma tabela dinâmica agrupa faturamento por REGIÃO. Resultado esperado: Norte (32.500), Nordeste (28.000), Sul (35.000), Centro (30.000).</w:t>
+              <w:t>&gt;10%=Verde, 0-10%=Amarelo, -10-0%=Laranja, &lt;-10%=Vermelho</w:t>
             </w:r>
           </w:p>
           <w:p>
@@ -828,7 +828,7 @@
               <w:rPr>
                 <w:sz w:val="22"/>
               </w:rPr>
-              <w:t>Qual é o TOTAL de faturamento por todas as regiões?</w:t>
+              <w:t>Variação +4,6% recebe status:</w:t>
             </w:r>
           </w:p>
           <w:p>
@@ -855,7 +855,7 @@
               <w:rPr>
                 <w:sz w:val="22"/>
               </w:rPr>
-              <w:t>a) 95.500</w:t>
+              <w:t>a) Verde</w:t>
             </w:r>
           </w:p>
           <w:p>
@@ -867,7 +867,7 @@
               <w:rPr>
                 <w:sz w:val="22"/>
               </w:rPr>
-              <w:t>b) 125.500</w:t>
+              <w:t>b) Amarelo</w:t>
             </w:r>
           </w:p>
           <w:p>
@@ -879,7 +879,7 @@
               <w:rPr>
                 <w:sz w:val="22"/>
               </w:rPr>
-              <w:t>c) 32.500</w:t>
+              <w:t>c) Laranja</w:t>
             </w:r>
           </w:p>
           <w:p>
@@ -891,7 +891,7 @@
               <w:rPr>
                 <w:sz w:val="22"/>
               </w:rPr>
-              <w:t>d) 35.000</w:t>
+              <w:t>d) Vermelho</w:t>
             </w:r>
           </w:p>
           <w:p>
@@ -903,7 +903,7 @@
               <w:rPr>
                 <w:sz w:val="22"/>
               </w:rPr>
-              <w:t>e) 62.250</w:t>
+              <w:t>e) Sem status</w:t>
             </w:r>
           </w:p>
         </w:tc>
@@ -916,12 +916,12 @@
         <w:tblLayout w:type="fixed"/>
         <w:tblLook w:firstColumn="1" w:firstRow="1" w:lastColumn="0" w:lastRow="0" w:noHBand="0" w:noVBand="1" w:val="04A0"/>
         <w:tblBorders>
-          <w:top w:val="single" w:sz="24" w:space="0" w:color="000000"/>
-          <w:left w:val="single" w:sz="24" w:space="0" w:color="000000"/>
-          <w:bottom w:val="single" w:sz="24" w:space="0" w:color="000000"/>
-          <w:right w:val="single" w:sz="24" w:space="0" w:color="000000"/>
-          <w:insideH w:val="single" w:sz="24" w:space="0" w:color="000000"/>
-          <w:insideV w:val="single" w:sz="24" w:space="0" w:color="000000"/>
+          <w:top w:val="single" w:sz="8" w:space="0" w:color="000000"/>
+          <w:left w:val="single" w:sz="8" w:space="0" w:color="000000"/>
+          <w:bottom w:val="single" w:sz="8" w:space="0" w:color="000000"/>
+          <w:right w:val="single" w:sz="8" w:space="0" w:color="000000"/>
+          <w:insideH w:val="single" w:sz="8" w:space="0" w:color="000000"/>
+          <w:insideV w:val="single" w:sz="8" w:space="0" w:color="000000"/>
         </w:tblBorders>
       </w:tblPr>
       <w:tblGrid>
@@ -966,7 +966,7 @@
               <w:rPr>
                 <w:sz w:val="22"/>
               </w:rPr>
-              <w:t>Interpretar configurações de gráficos para visualização de dados</w:t>
+              <w:t>Organizar abas para dashboard</w:t>
             </w:r>
           </w:p>
           <w:p>
@@ -987,7 +987,7 @@
               <w:rPr>
                 <w:sz w:val="22"/>
               </w:rPr>
-              <w:t>Um dashboard precisa de 2 gráficos: 1) Coluna (Faturamento por Região), 2) Barras Horizontais (Top 10 Produtos).</w:t>
+              <w:t>Base_Dados (oculta), Calculos (oculta), Dashboard (visível)</w:t>
             </w:r>
           </w:p>
           <w:p>
@@ -1008,7 +1008,7 @@
               <w:rPr>
                 <w:sz w:val="22"/>
               </w:rPr>
-              <w:t>Qual é a principal vantagem de usar gráfico de COLUNAS para mostrar regiões?</w:t>
+              <w:t>Por que ocultar Base_Dados?</w:t>
             </w:r>
           </w:p>
           <w:p>
@@ -1035,7 +1035,7 @@
               <w:rPr>
                 <w:sz w:val="22"/>
               </w:rPr>
-              <w:t>a) Permite comparação rápida entre categorias</w:t>
+              <w:t>a) Para economizar espaço</w:t>
             </w:r>
           </w:p>
           <w:p>
@@ -1047,7 +1047,7 @@
               <w:rPr>
                 <w:sz w:val="22"/>
               </w:rPr>
-              <w:t>b) Economiza espaço</w:t>
+              <w:t>b) Proteger dados brutos de edição acidental</w:t>
             </w:r>
           </w:p>
           <w:p>
@@ -1059,7 +1059,7 @@
               <w:rPr>
                 <w:sz w:val="22"/>
               </w:rPr>
-              <w:t>c) É mais bonito que outros</w:t>
+              <w:t>c) Simplificar interface</w:t>
             </w:r>
           </w:p>
           <w:p>
@@ -1071,7 +1071,7 @@
               <w:rPr>
                 <w:sz w:val="22"/>
               </w:rPr>
-              <w:t>d) Permite filtrar dados</w:t>
+              <w:t>d) a + b + c</w:t>
             </w:r>
           </w:p>
           <w:p>
@@ -1083,7 +1083,7 @@
               <w:rPr>
                 <w:sz w:val="22"/>
               </w:rPr>
-              <w:t>e) Reduz o tamanho do arquivo</w:t>
+              <w:t>e) Não precisa ocultar</w:t>
             </w:r>
           </w:p>
         </w:tc>
@@ -1096,12 +1096,12 @@
         <w:tblLayout w:type="fixed"/>
         <w:tblLook w:firstColumn="1" w:firstRow="1" w:lastColumn="0" w:lastRow="0" w:noHBand="0" w:noVBand="1" w:val="04A0"/>
         <w:tblBorders>
-          <w:top w:val="single" w:sz="24" w:space="0" w:color="000000"/>
-          <w:left w:val="single" w:sz="24" w:space="0" w:color="000000"/>
-          <w:bottom w:val="single" w:sz="24" w:space="0" w:color="000000"/>
-          <w:right w:val="single" w:sz="24" w:space="0" w:color="000000"/>
-          <w:insideH w:val="single" w:sz="24" w:space="0" w:color="000000"/>
-          <w:insideV w:val="single" w:sz="24" w:space="0" w:color="000000"/>
+          <w:top w:val="single" w:sz="8" w:space="0" w:color="000000"/>
+          <w:left w:val="single" w:sz="8" w:space="0" w:color="000000"/>
+          <w:bottom w:val="single" w:sz="8" w:space="0" w:color="000000"/>
+          <w:right w:val="single" w:sz="8" w:space="0" w:color="000000"/>
+          <w:insideH w:val="single" w:sz="8" w:space="0" w:color="000000"/>
+          <w:insideV w:val="single" w:sz="8" w:space="0" w:color="000000"/>
         </w:tblBorders>
       </w:tblPr>
       <w:tblGrid>
@@ -1146,7 +1146,7 @@
               <w:rPr>
                 <w:sz w:val="22"/>
               </w:rPr>
-              <w:t>Configurar segmentadores de dados para interatividade</w:t>
+              <w:t>Preparar dados brutos corretamente</w:t>
             </w:r>
           </w:p>
           <w:p>
@@ -1167,7 +1167,7 @@
               <w:rPr>
                 <w:sz w:val="22"/>
               </w:rPr>
-              <w:t>Um Segmentador de Região é criado e conectado a TODOS os gráficos do dashboard. Ao clicar em "Sul", todos os gráficos filtram automaticamente.</w:t>
+              <w:t>Tabela com 30 linhas: Data, Produto, Faturamento, Margem%, Satisfação, Região</w:t>
             </w:r>
           </w:p>
           <w:p>
@@ -1188,7 +1188,7 @@
               <w:rPr>
                 <w:sz w:val="22"/>
               </w:rPr>
-              <w:t>O que NÃO acontece quando você clica no segmentador "Sul"?</w:t>
+              <w:t>Melhor formato é:</w:t>
             </w:r>
           </w:p>
           <w:p>
@@ -1215,7 +1215,7 @@
               <w:rPr>
                 <w:sz w:val="22"/>
               </w:rPr>
-              <w:t>a) Gráfico de coluna mostra apenas faturamento do Sul</w:t>
+              <w:t>a) Sem cabeçalhos</w:t>
             </w:r>
           </w:p>
           <w:p>
@@ -1227,7 +1227,7 @@
               <w:rPr>
                 <w:sz w:val="22"/>
               </w:rPr>
-              <w:t>b) Tabela dinâmica atualiza com dados apenas do Sul</w:t>
+              <w:t>b) Com cabeçalhos em maiúscula</w:t>
             </w:r>
           </w:p>
           <w:p>
@@ -1239,7 +1239,7 @@
               <w:rPr>
                 <w:sz w:val="22"/>
               </w:rPr>
-              <w:t>c) Segmentador marca "Sul" visualmente</w:t>
+              <w:t>c) Nomes descritivos</w:t>
             </w:r>
           </w:p>
           <w:p>
@@ -1251,7 +1251,7 @@
               <w:rPr>
                 <w:sz w:val="22"/>
               </w:rPr>
-              <w:t>d) Todas as regiões aparecem simultaneamente em todos os gráficos</w:t>
+              <w:t>d) b + c</w:t>
             </w:r>
           </w:p>
           <w:p>
@@ -1263,7 +1263,1447 @@
               <w:rPr>
                 <w:sz w:val="22"/>
               </w:rPr>
-              <w:t>e) KPIs são recalculados apenas para o Sul</w:t>
+              <w:t>e) Qualquer formato</w:t>
+            </w:r>
+          </w:p>
+        </w:tc>
+      </w:tr>
+    </w:tbl>
+    <w:p/>
+    <w:tbl>
+      <w:tblPr>
+        <w:tblW w:type="auto" w:w="0"/>
+        <w:tblLayout w:type="fixed"/>
+        <w:tblLook w:firstColumn="1" w:firstRow="1" w:lastColumn="0" w:lastRow="0" w:noHBand="0" w:noVBand="1" w:val="04A0"/>
+        <w:tblBorders>
+          <w:top w:val="single" w:sz="8" w:space="0" w:color="000000"/>
+          <w:left w:val="single" w:sz="8" w:space="0" w:color="000000"/>
+          <w:bottom w:val="single" w:sz="8" w:space="0" w:color="000000"/>
+          <w:right w:val="single" w:sz="8" w:space="0" w:color="000000"/>
+          <w:insideH w:val="single" w:sz="8" w:space="0" w:color="000000"/>
+          <w:insideV w:val="single" w:sz="8" w:space="0" w:color="000000"/>
+        </w:tblBorders>
+      </w:tblPr>
+      <w:tblGrid>
+        <w:gridCol w:w="10080"/>
+      </w:tblGrid>
+      <w:tr>
+        <w:tc>
+          <w:tcPr>
+            <w:tcW w:type="dxa" w:w="10080"/>
+            <w:shd w:fill="FFFFFF"/>
+          </w:tcPr>
+          <w:p>
+            <w:pPr>
+              <w:spacing w:before="0" w:after="120"/>
+              <w:shd w:fill="004284"/>
+            </w:pPr>
+            <w:r/>
+            <w:r>
+              <w:rPr>
+                <w:b/>
+                <w:color w:val="FFFFFF"/>
+                <w:sz w:val="24"/>
+              </w:rPr>
+              <w:t>ITEM 7</w:t>
+            </w:r>
+          </w:p>
+          <w:p>
+            <w:pPr>
+              <w:spacing w:before="60" w:after="60"/>
+              <w:ind w:left="360"/>
+            </w:pPr>
+            <w:r>
+              <w:rPr>
+                <w:b/>
+                <w:i/>
+                <w:color w:val="004284"/>
+                <w:sz w:val="22"/>
+              </w:rPr>
+              <w:t xml:space="preserve">CAPACIDADE: </w:t>
+            </w:r>
+            <w:r>
+              <w:rPr>
+                <w:sz w:val="22"/>
+              </w:rPr>
+              <w:t>Usar tabela dinâmica para sumarizar</w:t>
+            </w:r>
+          </w:p>
+          <w:p>
+            <w:pPr>
+              <w:spacing w:before="60" w:after="60"/>
+              <w:ind w:left="360"/>
+            </w:pPr>
+            <w:r>
+              <w:rPr>
+                <w:b/>
+                <w:i/>
+                <w:color w:val="004284"/>
+                <w:sz w:val="22"/>
+              </w:rPr>
+              <w:t xml:space="preserve">Contexto: </w:t>
+            </w:r>
+            <w:r>
+              <w:rPr>
+                <w:sz w:val="22"/>
+              </w:rPr>
+              <w:t>TD agrupa faturamento por Região: Norte 32.5k, Nordeste 28k, Sul 35k, Centro 30k</w:t>
+            </w:r>
+          </w:p>
+          <w:p>
+            <w:pPr>
+              <w:spacing w:before="60" w:after="60"/>
+              <w:ind w:left="360"/>
+            </w:pPr>
+            <w:r>
+              <w:rPr>
+                <w:b/>
+                <w:i/>
+                <w:color w:val="004284"/>
+                <w:sz w:val="22"/>
+              </w:rPr>
+              <w:t xml:space="preserve">Comando: </w:t>
+            </w:r>
+            <w:r>
+              <w:rPr>
+                <w:sz w:val="22"/>
+              </w:rPr>
+              <w:t>Total de faturamento é:</w:t>
+            </w:r>
+          </w:p>
+          <w:p>
+            <w:pPr>
+              <w:spacing w:before="60" w:after="60"/>
+              <w:ind w:left="360"/>
+            </w:pPr>
+            <w:r>
+              <w:rPr>
+                <w:b/>
+                <w:i/>
+                <w:color w:val="004284"/>
+                <w:sz w:val="22"/>
+              </w:rPr>
+              <w:t>Alternativas:</w:t>
+            </w:r>
+          </w:p>
+          <w:p>
+            <w:pPr>
+              <w:spacing w:before="20" w:after="20"/>
+              <w:ind w:left="720"/>
+            </w:pPr>
+            <w:r>
+              <w:rPr>
+                <w:sz w:val="22"/>
+              </w:rPr>
+              <w:t>a) 35.000</w:t>
+            </w:r>
+          </w:p>
+          <w:p>
+            <w:pPr>
+              <w:spacing w:before="20" w:after="20"/>
+              <w:ind w:left="720"/>
+            </w:pPr>
+            <w:r>
+              <w:rPr>
+                <w:sz w:val="22"/>
+              </w:rPr>
+              <w:t>b) 95.500</w:t>
+            </w:r>
+          </w:p>
+          <w:p>
+            <w:pPr>
+              <w:spacing w:before="20" w:after="20"/>
+              <w:ind w:left="720"/>
+            </w:pPr>
+            <w:r>
+              <w:rPr>
+                <w:sz w:val="22"/>
+              </w:rPr>
+              <w:t>c) 125.500</w:t>
+            </w:r>
+          </w:p>
+          <w:p>
+            <w:pPr>
+              <w:spacing w:before="20" w:after="20"/>
+              <w:ind w:left="720"/>
+            </w:pPr>
+            <w:r>
+              <w:rPr>
+                <w:sz w:val="22"/>
+              </w:rPr>
+              <w:t>d) 150.000</w:t>
+            </w:r>
+          </w:p>
+          <w:p>
+            <w:pPr>
+              <w:spacing w:before="20" w:after="20"/>
+              <w:ind w:left="720"/>
+            </w:pPr>
+            <w:r>
+              <w:rPr>
+                <w:sz w:val="22"/>
+              </w:rPr>
+              <w:t>e) 32.500</w:t>
+            </w:r>
+          </w:p>
+        </w:tc>
+      </w:tr>
+    </w:tbl>
+    <w:p/>
+    <w:tbl>
+      <w:tblPr>
+        <w:tblW w:type="auto" w:w="0"/>
+        <w:tblLayout w:type="fixed"/>
+        <w:tblLook w:firstColumn="1" w:firstRow="1" w:lastColumn="0" w:lastRow="0" w:noHBand="0" w:noVBand="1" w:val="04A0"/>
+        <w:tblBorders>
+          <w:top w:val="single" w:sz="8" w:space="0" w:color="000000"/>
+          <w:left w:val="single" w:sz="8" w:space="0" w:color="000000"/>
+          <w:bottom w:val="single" w:sz="8" w:space="0" w:color="000000"/>
+          <w:right w:val="single" w:sz="8" w:space="0" w:color="000000"/>
+          <w:insideH w:val="single" w:sz="8" w:space="0" w:color="000000"/>
+          <w:insideV w:val="single" w:sz="8" w:space="0" w:color="000000"/>
+        </w:tblBorders>
+      </w:tblPr>
+      <w:tblGrid>
+        <w:gridCol w:w="10080"/>
+      </w:tblGrid>
+      <w:tr>
+        <w:tc>
+          <w:tcPr>
+            <w:tcW w:type="dxa" w:w="10080"/>
+            <w:shd w:fill="FFFFFF"/>
+          </w:tcPr>
+          <w:p>
+            <w:pPr>
+              <w:spacing w:before="0" w:after="120"/>
+              <w:shd w:fill="004284"/>
+            </w:pPr>
+            <w:r/>
+            <w:r>
+              <w:rPr>
+                <w:b/>
+                <w:color w:val="FFFFFF"/>
+                <w:sz w:val="24"/>
+              </w:rPr>
+              <w:t>ITEM 8</w:t>
+            </w:r>
+          </w:p>
+          <w:p>
+            <w:pPr>
+              <w:spacing w:before="60" w:after="60"/>
+              <w:ind w:left="360"/>
+            </w:pPr>
+            <w:r>
+              <w:rPr>
+                <w:b/>
+                <w:i/>
+                <w:color w:val="004284"/>
+                <w:sz w:val="22"/>
+              </w:rPr>
+              <w:t xml:space="preserve">CAPACIDADE: </w:t>
+            </w:r>
+            <w:r>
+              <w:rPr>
+                <w:sz w:val="22"/>
+              </w:rPr>
+              <w:t>Interpretar tabela dinâmica multidimensional</w:t>
+            </w:r>
+          </w:p>
+          <w:p>
+            <w:pPr>
+              <w:spacing w:before="60" w:after="60"/>
+              <w:ind w:left="360"/>
+            </w:pPr>
+            <w:r>
+              <w:rPr>
+                <w:b/>
+                <w:i/>
+                <w:color w:val="004284"/>
+                <w:sz w:val="22"/>
+              </w:rPr>
+              <w:t xml:space="preserve">Contexto: </w:t>
+            </w:r>
+            <w:r>
+              <w:rPr>
+                <w:sz w:val="22"/>
+              </w:rPr>
+              <w:t>TD com Região (linhas) × Produto (colunas) = matriz de faturamento</w:t>
+            </w:r>
+          </w:p>
+          <w:p>
+            <w:pPr>
+              <w:spacing w:before="60" w:after="60"/>
+              <w:ind w:left="360"/>
+            </w:pPr>
+            <w:r>
+              <w:rPr>
+                <w:b/>
+                <w:i/>
+                <w:color w:val="004284"/>
+                <w:sz w:val="22"/>
+              </w:rPr>
+              <w:t xml:space="preserve">Comando: </w:t>
+            </w:r>
+            <w:r>
+              <w:rPr>
+                <w:sz w:val="22"/>
+              </w:rPr>
+              <w:t>Uma TD pode ter:</w:t>
+            </w:r>
+          </w:p>
+          <w:p>
+            <w:pPr>
+              <w:spacing w:before="60" w:after="60"/>
+              <w:ind w:left="360"/>
+            </w:pPr>
+            <w:r>
+              <w:rPr>
+                <w:b/>
+                <w:i/>
+                <w:color w:val="004284"/>
+                <w:sz w:val="22"/>
+              </w:rPr>
+              <w:t>Alternativas:</w:t>
+            </w:r>
+          </w:p>
+          <w:p>
+            <w:pPr>
+              <w:spacing w:before="20" w:after="20"/>
+              <w:ind w:left="720"/>
+            </w:pPr>
+            <w:r>
+              <w:rPr>
+                <w:sz w:val="22"/>
+              </w:rPr>
+              <w:t>a) Só 1 dimensão</w:t>
+            </w:r>
+          </w:p>
+          <w:p>
+            <w:pPr>
+              <w:spacing w:before="20" w:after="20"/>
+              <w:ind w:left="720"/>
+            </w:pPr>
+            <w:r>
+              <w:rPr>
+                <w:sz w:val="22"/>
+              </w:rPr>
+              <w:t>b) 2 dimensões (linhas+colunas)</w:t>
+            </w:r>
+          </w:p>
+          <w:p>
+            <w:pPr>
+              <w:spacing w:before="20" w:after="20"/>
+              <w:ind w:left="720"/>
+            </w:pPr>
+            <w:r>
+              <w:rPr>
+                <w:sz w:val="22"/>
+              </w:rPr>
+              <w:t>c) 3+ dimensões</w:t>
+            </w:r>
+          </w:p>
+          <w:p>
+            <w:pPr>
+              <w:spacing w:before="20" w:after="20"/>
+              <w:ind w:left="720"/>
+            </w:pPr>
+            <w:r>
+              <w:rPr>
+                <w:sz w:val="22"/>
+              </w:rPr>
+              <w:t>d) Máximo 2</w:t>
+            </w:r>
+          </w:p>
+          <w:p>
+            <w:pPr>
+              <w:spacing w:before="20" w:after="20"/>
+              <w:ind w:left="720"/>
+            </w:pPr>
+            <w:r>
+              <w:rPr>
+                <w:sz w:val="22"/>
+              </w:rPr>
+              <w:t>e) Depende</w:t>
+            </w:r>
+          </w:p>
+        </w:tc>
+      </w:tr>
+    </w:tbl>
+    <w:p/>
+    <w:tbl>
+      <w:tblPr>
+        <w:tblW w:type="auto" w:w="0"/>
+        <w:tblLayout w:type="fixed"/>
+        <w:tblLook w:firstColumn="1" w:firstRow="1" w:lastColumn="0" w:lastRow="0" w:noHBand="0" w:noVBand="1" w:val="04A0"/>
+        <w:tblBorders>
+          <w:top w:val="single" w:sz="8" w:space="0" w:color="000000"/>
+          <w:left w:val="single" w:sz="8" w:space="0" w:color="000000"/>
+          <w:bottom w:val="single" w:sz="8" w:space="0" w:color="000000"/>
+          <w:right w:val="single" w:sz="8" w:space="0" w:color="000000"/>
+          <w:insideH w:val="single" w:sz="8" w:space="0" w:color="000000"/>
+          <w:insideV w:val="single" w:sz="8" w:space="0" w:color="000000"/>
+        </w:tblBorders>
+      </w:tblPr>
+      <w:tblGrid>
+        <w:gridCol w:w="10080"/>
+      </w:tblGrid>
+      <w:tr>
+        <w:tc>
+          <w:tcPr>
+            <w:tcW w:type="dxa" w:w="10080"/>
+            <w:shd w:fill="FFFFFF"/>
+          </w:tcPr>
+          <w:p>
+            <w:pPr>
+              <w:spacing w:before="0" w:after="120"/>
+              <w:shd w:fill="004284"/>
+            </w:pPr>
+            <w:r/>
+            <w:r>
+              <w:rPr>
+                <w:b/>
+                <w:color w:val="FFFFFF"/>
+                <w:sz w:val="24"/>
+              </w:rPr>
+              <w:t>ITEM 9</w:t>
+            </w:r>
+          </w:p>
+          <w:p>
+            <w:pPr>
+              <w:spacing w:before="60" w:after="60"/>
+              <w:ind w:left="360"/>
+            </w:pPr>
+            <w:r>
+              <w:rPr>
+                <w:b/>
+                <w:i/>
+                <w:color w:val="004284"/>
+                <w:sz w:val="22"/>
+              </w:rPr>
+              <w:t xml:space="preserve">CAPACIDADE: </w:t>
+            </w:r>
+            <w:r>
+              <w:rPr>
+                <w:sz w:val="22"/>
+              </w:rPr>
+              <w:t>Escolher tipo de gráfico apropriado</w:t>
+            </w:r>
+          </w:p>
+          <w:p>
+            <w:pPr>
+              <w:spacing w:before="60" w:after="60"/>
+              <w:ind w:left="360"/>
+            </w:pPr>
+            <w:r>
+              <w:rPr>
+                <w:b/>
+                <w:i/>
+                <w:color w:val="004284"/>
+                <w:sz w:val="22"/>
+              </w:rPr>
+              <w:t xml:space="preserve">Contexto: </w:t>
+            </w:r>
+            <w:r>
+              <w:rPr>
+                <w:sz w:val="22"/>
+              </w:rPr>
+              <w:t>Comparar faturamento entre regiões (4 categorias)</w:t>
+            </w:r>
+          </w:p>
+          <w:p>
+            <w:pPr>
+              <w:spacing w:before="60" w:after="60"/>
+              <w:ind w:left="360"/>
+            </w:pPr>
+            <w:r>
+              <w:rPr>
+                <w:b/>
+                <w:i/>
+                <w:color w:val="004284"/>
+                <w:sz w:val="22"/>
+              </w:rPr>
+              <w:t xml:space="preserve">Comando: </w:t>
+            </w:r>
+            <w:r>
+              <w:rPr>
+                <w:sz w:val="22"/>
+              </w:rPr>
+              <w:t>Melhor gráfico é:</w:t>
+            </w:r>
+          </w:p>
+          <w:p>
+            <w:pPr>
+              <w:spacing w:before="60" w:after="60"/>
+              <w:ind w:left="360"/>
+            </w:pPr>
+            <w:r>
+              <w:rPr>
+                <w:b/>
+                <w:i/>
+                <w:color w:val="004284"/>
+                <w:sz w:val="22"/>
+              </w:rPr>
+              <w:t>Alternativas:</w:t>
+            </w:r>
+          </w:p>
+          <w:p>
+            <w:pPr>
+              <w:spacing w:before="20" w:after="20"/>
+              <w:ind w:left="720"/>
+            </w:pPr>
+            <w:r>
+              <w:rPr>
+                <w:sz w:val="22"/>
+              </w:rPr>
+              <w:t>a) Pizza (mostra %)</w:t>
+            </w:r>
+          </w:p>
+          <w:p>
+            <w:pPr>
+              <w:spacing w:before="20" w:after="20"/>
+              <w:ind w:left="720"/>
+            </w:pPr>
+            <w:r>
+              <w:rPr>
+                <w:sz w:val="22"/>
+              </w:rPr>
+              <w:t>b) Coluna (compara categorias)</w:t>
+            </w:r>
+          </w:p>
+          <w:p>
+            <w:pPr>
+              <w:spacing w:before="20" w:after="20"/>
+              <w:ind w:left="720"/>
+            </w:pPr>
+            <w:r>
+              <w:rPr>
+                <w:sz w:val="22"/>
+              </w:rPr>
+              <w:t>c) Linha (mostra tendência)</w:t>
+            </w:r>
+          </w:p>
+          <w:p>
+            <w:pPr>
+              <w:spacing w:before="20" w:after="20"/>
+              <w:ind w:left="720"/>
+            </w:pPr>
+            <w:r>
+              <w:rPr>
+                <w:sz w:val="22"/>
+              </w:rPr>
+              <w:t>d) Área (acúmulo)</w:t>
+            </w:r>
+          </w:p>
+          <w:p>
+            <w:pPr>
+              <w:spacing w:before="20" w:after="20"/>
+              <w:ind w:left="720"/>
+            </w:pPr>
+            <w:r>
+              <w:rPr>
+                <w:sz w:val="22"/>
+              </w:rPr>
+              <w:t>e) Qualquer um</w:t>
+            </w:r>
+          </w:p>
+        </w:tc>
+      </w:tr>
+    </w:tbl>
+    <w:p/>
+    <w:tbl>
+      <w:tblPr>
+        <w:tblW w:type="auto" w:w="0"/>
+        <w:tblLayout w:type="fixed"/>
+        <w:tblLook w:firstColumn="1" w:firstRow="1" w:lastColumn="0" w:lastRow="0" w:noHBand="0" w:noVBand="1" w:val="04A0"/>
+        <w:tblBorders>
+          <w:top w:val="single" w:sz="8" w:space="0" w:color="000000"/>
+          <w:left w:val="single" w:sz="8" w:space="0" w:color="000000"/>
+          <w:bottom w:val="single" w:sz="8" w:space="0" w:color="000000"/>
+          <w:right w:val="single" w:sz="8" w:space="0" w:color="000000"/>
+          <w:insideH w:val="single" w:sz="8" w:space="0" w:color="000000"/>
+          <w:insideV w:val="single" w:sz="8" w:space="0" w:color="000000"/>
+        </w:tblBorders>
+      </w:tblPr>
+      <w:tblGrid>
+        <w:gridCol w:w="10080"/>
+      </w:tblGrid>
+      <w:tr>
+        <w:tc>
+          <w:tcPr>
+            <w:tcW w:type="dxa" w:w="10080"/>
+            <w:shd w:fill="FFFFFF"/>
+          </w:tcPr>
+          <w:p>
+            <w:pPr>
+              <w:spacing w:before="0" w:after="120"/>
+              <w:shd w:fill="004284"/>
+            </w:pPr>
+            <w:r/>
+            <w:r>
+              <w:rPr>
+                <w:b/>
+                <w:color w:val="FFFFFF"/>
+                <w:sz w:val="24"/>
+              </w:rPr>
+              <w:t>ITEM 10</w:t>
+            </w:r>
+          </w:p>
+          <w:p>
+            <w:pPr>
+              <w:spacing w:before="60" w:after="60"/>
+              <w:ind w:left="360"/>
+            </w:pPr>
+            <w:r>
+              <w:rPr>
+                <w:b/>
+                <w:i/>
+                <w:color w:val="004284"/>
+                <w:sz w:val="22"/>
+              </w:rPr>
+              <w:t xml:space="preserve">CAPACIDADE: </w:t>
+            </w:r>
+            <w:r>
+              <w:rPr>
+                <w:sz w:val="22"/>
+              </w:rPr>
+              <w:t>Criar indicador de status visual</w:t>
+            </w:r>
+          </w:p>
+          <w:p>
+            <w:pPr>
+              <w:spacing w:before="60" w:after="60"/>
+              <w:ind w:left="360"/>
+            </w:pPr>
+            <w:r>
+              <w:rPr>
+                <w:b/>
+                <w:i/>
+                <w:color w:val="004284"/>
+                <w:sz w:val="22"/>
+              </w:rPr>
+              <w:t xml:space="preserve">Contexto: </w:t>
+            </w:r>
+            <w:r>
+              <w:rPr>
+                <w:sz w:val="22"/>
+              </w:rPr>
+              <w:t>KPI verde se atingiu meta, vermelho se não</w:t>
+            </w:r>
+          </w:p>
+          <w:p>
+            <w:pPr>
+              <w:spacing w:before="60" w:after="60"/>
+              <w:ind w:left="360"/>
+            </w:pPr>
+            <w:r>
+              <w:rPr>
+                <w:b/>
+                <w:i/>
+                <w:color w:val="004284"/>
+                <w:sz w:val="22"/>
+              </w:rPr>
+              <w:t xml:space="preserve">Comando: </w:t>
+            </w:r>
+            <w:r>
+              <w:rPr>
+                <w:sz w:val="22"/>
+              </w:rPr>
+              <w:t>Indicador visual ajuda porque:</w:t>
+            </w:r>
+          </w:p>
+          <w:p>
+            <w:pPr>
+              <w:spacing w:before="60" w:after="60"/>
+              <w:ind w:left="360"/>
+            </w:pPr>
+            <w:r>
+              <w:rPr>
+                <w:b/>
+                <w:i/>
+                <w:color w:val="004284"/>
+                <w:sz w:val="22"/>
+              </w:rPr>
+              <w:t>Alternativas:</w:t>
+            </w:r>
+          </w:p>
+          <w:p>
+            <w:pPr>
+              <w:spacing w:before="20" w:after="20"/>
+              <w:ind w:left="720"/>
+            </w:pPr>
+            <w:r>
+              <w:rPr>
+                <w:sz w:val="22"/>
+              </w:rPr>
+              <w:t>a) Fica mais bonito</w:t>
+            </w:r>
+          </w:p>
+          <w:p>
+            <w:pPr>
+              <w:spacing w:before="20" w:after="20"/>
+              <w:ind w:left="720"/>
+            </w:pPr>
+            <w:r>
+              <w:rPr>
+                <w:sz w:val="22"/>
+              </w:rPr>
+              <w:t>b) Permite decisão rápida (status em 1 segundo)</w:t>
+            </w:r>
+          </w:p>
+          <w:p>
+            <w:pPr>
+              <w:spacing w:before="20" w:after="20"/>
+              <w:ind w:left="720"/>
+            </w:pPr>
+            <w:r>
+              <w:rPr>
+                <w:sz w:val="22"/>
+              </w:rPr>
+              <w:t>c) Usa cores</w:t>
+            </w:r>
+          </w:p>
+          <w:p>
+            <w:pPr>
+              <w:spacing w:before="20" w:after="20"/>
+              <w:ind w:left="720"/>
+            </w:pPr>
+            <w:r>
+              <w:rPr>
+                <w:sz w:val="22"/>
+              </w:rPr>
+              <w:t>d) Ocupa menos espaço</w:t>
+            </w:r>
+          </w:p>
+          <w:p>
+            <w:pPr>
+              <w:spacing w:before="20" w:after="20"/>
+              <w:ind w:left="720"/>
+            </w:pPr>
+            <w:r>
+              <w:rPr>
+                <w:sz w:val="22"/>
+              </w:rPr>
+              <w:t>e) Nada em especial</w:t>
+            </w:r>
+          </w:p>
+        </w:tc>
+      </w:tr>
+    </w:tbl>
+    <w:p/>
+    <w:tbl>
+      <w:tblPr>
+        <w:tblW w:type="auto" w:w="0"/>
+        <w:tblLayout w:type="fixed"/>
+        <w:tblLook w:firstColumn="1" w:firstRow="1" w:lastColumn="0" w:lastRow="0" w:noHBand="0" w:noVBand="1" w:val="04A0"/>
+        <w:tblBorders>
+          <w:top w:val="single" w:sz="8" w:space="0" w:color="000000"/>
+          <w:left w:val="single" w:sz="8" w:space="0" w:color="000000"/>
+          <w:bottom w:val="single" w:sz="8" w:space="0" w:color="000000"/>
+          <w:right w:val="single" w:sz="8" w:space="0" w:color="000000"/>
+          <w:insideH w:val="single" w:sz="8" w:space="0" w:color="000000"/>
+          <w:insideV w:val="single" w:sz="8" w:space="0" w:color="000000"/>
+        </w:tblBorders>
+      </w:tblPr>
+      <w:tblGrid>
+        <w:gridCol w:w="10080"/>
+      </w:tblGrid>
+      <w:tr>
+        <w:tc>
+          <w:tcPr>
+            <w:tcW w:type="dxa" w:w="10080"/>
+            <w:shd w:fill="FFFFFF"/>
+          </w:tcPr>
+          <w:p>
+            <w:pPr>
+              <w:spacing w:before="0" w:after="120"/>
+              <w:shd w:fill="004284"/>
+            </w:pPr>
+            <w:r/>
+            <w:r>
+              <w:rPr>
+                <w:b/>
+                <w:color w:val="FFFFFF"/>
+                <w:sz w:val="24"/>
+              </w:rPr>
+              <w:t>ITEM 11</w:t>
+            </w:r>
+          </w:p>
+          <w:p>
+            <w:pPr>
+              <w:spacing w:before="60" w:after="60"/>
+              <w:ind w:left="360"/>
+            </w:pPr>
+            <w:r>
+              <w:rPr>
+                <w:b/>
+                <w:i/>
+                <w:color w:val="004284"/>
+                <w:sz w:val="22"/>
+              </w:rPr>
+              <w:t xml:space="preserve">CAPACIDADE: </w:t>
+            </w:r>
+            <w:r>
+              <w:rPr>
+                <w:sz w:val="22"/>
+              </w:rPr>
+              <w:t>Conectar segmentadores a objetos</w:t>
+            </w:r>
+          </w:p>
+          <w:p>
+            <w:pPr>
+              <w:spacing w:before="60" w:after="60"/>
+              <w:ind w:left="360"/>
+            </w:pPr>
+            <w:r>
+              <w:rPr>
+                <w:b/>
+                <w:i/>
+                <w:color w:val="004284"/>
+                <w:sz w:val="22"/>
+              </w:rPr>
+              <w:t xml:space="preserve">Contexto: </w:t>
+            </w:r>
+            <w:r>
+              <w:rPr>
+                <w:sz w:val="22"/>
+              </w:rPr>
+              <w:t>Segmentador "Região" filtra gráficos quando clicado</w:t>
+            </w:r>
+          </w:p>
+          <w:p>
+            <w:pPr>
+              <w:spacing w:before="60" w:after="60"/>
+              <w:ind w:left="360"/>
+            </w:pPr>
+            <w:r>
+              <w:rPr>
+                <w:b/>
+                <w:i/>
+                <w:color w:val="004284"/>
+                <w:sz w:val="22"/>
+              </w:rPr>
+              <w:t xml:space="preserve">Comando: </w:t>
+            </w:r>
+            <w:r>
+              <w:rPr>
+                <w:sz w:val="22"/>
+              </w:rPr>
+              <w:t>Ao clicar "Sul", o que acontece?</w:t>
+            </w:r>
+          </w:p>
+          <w:p>
+            <w:pPr>
+              <w:spacing w:before="60" w:after="60"/>
+              <w:ind w:left="360"/>
+            </w:pPr>
+            <w:r>
+              <w:rPr>
+                <w:b/>
+                <w:i/>
+                <w:color w:val="004284"/>
+                <w:sz w:val="22"/>
+              </w:rPr>
+              <w:t>Alternativas:</w:t>
+            </w:r>
+          </w:p>
+          <w:p>
+            <w:pPr>
+              <w:spacing w:before="20" w:after="20"/>
+              <w:ind w:left="720"/>
+            </w:pPr>
+            <w:r>
+              <w:rPr>
+                <w:sz w:val="22"/>
+              </w:rPr>
+              <w:t>a) Nada (segmentador não funciona)</w:t>
+            </w:r>
+          </w:p>
+          <w:p>
+            <w:pPr>
+              <w:spacing w:before="20" w:after="20"/>
+              <w:ind w:left="720"/>
+            </w:pPr>
+            <w:r>
+              <w:rPr>
+                <w:sz w:val="22"/>
+              </w:rPr>
+              <w:t>b) Gráficos mostram dados apenas do Sul</w:t>
+            </w:r>
+          </w:p>
+          <w:p>
+            <w:pPr>
+              <w:spacing w:before="20" w:after="20"/>
+              <w:ind w:left="720"/>
+            </w:pPr>
+            <w:r>
+              <w:rPr>
+                <w:sz w:val="22"/>
+              </w:rPr>
+              <w:t>c) Desativa outras regiões</w:t>
+            </w:r>
+          </w:p>
+          <w:p>
+            <w:pPr>
+              <w:spacing w:before="20" w:after="20"/>
+              <w:ind w:left="720"/>
+            </w:pPr>
+            <w:r>
+              <w:rPr>
+                <w:sz w:val="22"/>
+              </w:rPr>
+              <w:t>d) b + c</w:t>
+            </w:r>
+          </w:p>
+          <w:p>
+            <w:pPr>
+              <w:spacing w:before="20" w:after="20"/>
+              <w:ind w:left="720"/>
+            </w:pPr>
+            <w:r>
+              <w:rPr>
+                <w:sz w:val="22"/>
+              </w:rPr>
+              <w:t>e) Abre nova planilha</w:t>
+            </w:r>
+          </w:p>
+        </w:tc>
+      </w:tr>
+    </w:tbl>
+    <w:p/>
+    <w:tbl>
+      <w:tblPr>
+        <w:tblW w:type="auto" w:w="0"/>
+        <w:tblLayout w:type="fixed"/>
+        <w:tblLook w:firstColumn="1" w:firstRow="1" w:lastColumn="0" w:lastRow="0" w:noHBand="0" w:noVBand="1" w:val="04A0"/>
+        <w:tblBorders>
+          <w:top w:val="single" w:sz="8" w:space="0" w:color="000000"/>
+          <w:left w:val="single" w:sz="8" w:space="0" w:color="000000"/>
+          <w:bottom w:val="single" w:sz="8" w:space="0" w:color="000000"/>
+          <w:right w:val="single" w:sz="8" w:space="0" w:color="000000"/>
+          <w:insideH w:val="single" w:sz="8" w:space="0" w:color="000000"/>
+          <w:insideV w:val="single" w:sz="8" w:space="0" w:color="000000"/>
+        </w:tblBorders>
+      </w:tblPr>
+      <w:tblGrid>
+        <w:gridCol w:w="10080"/>
+      </w:tblGrid>
+      <w:tr>
+        <w:tc>
+          <w:tcPr>
+            <w:tcW w:type="dxa" w:w="10080"/>
+            <w:shd w:fill="FFFFFF"/>
+          </w:tcPr>
+          <w:p>
+            <w:pPr>
+              <w:spacing w:before="0" w:after="120"/>
+              <w:shd w:fill="004284"/>
+            </w:pPr>
+            <w:r/>
+            <w:r>
+              <w:rPr>
+                <w:b/>
+                <w:color w:val="FFFFFF"/>
+                <w:sz w:val="24"/>
+              </w:rPr>
+              <w:t>ITEM 12</w:t>
+            </w:r>
+          </w:p>
+          <w:p>
+            <w:pPr>
+              <w:spacing w:before="60" w:after="60"/>
+              <w:ind w:left="360"/>
+            </w:pPr>
+            <w:r>
+              <w:rPr>
+                <w:b/>
+                <w:i/>
+                <w:color w:val="004284"/>
+                <w:sz w:val="22"/>
+              </w:rPr>
+              <w:t xml:space="preserve">CAPACIDADE: </w:t>
+            </w:r>
+            <w:r>
+              <w:rPr>
+                <w:sz w:val="22"/>
+              </w:rPr>
+              <w:t>Formatar cartão de KPI profissionalmente</w:t>
+            </w:r>
+          </w:p>
+          <w:p>
+            <w:pPr>
+              <w:spacing w:before="60" w:after="60"/>
+              <w:ind w:left="360"/>
+            </w:pPr>
+            <w:r>
+              <w:rPr>
+                <w:b/>
+                <w:i/>
+                <w:color w:val="004284"/>
+                <w:sz w:val="22"/>
+              </w:rPr>
+              <w:t xml:space="preserve">Contexto: </w:t>
+            </w:r>
+            <w:r>
+              <w:rPr>
+                <w:sz w:val="22"/>
+              </w:rPr>
+              <w:t>Número grande (28pt), azul corporativo, fundo branco, borda</w:t>
+            </w:r>
+          </w:p>
+          <w:p>
+            <w:pPr>
+              <w:spacing w:before="60" w:after="60"/>
+              <w:ind w:left="360"/>
+            </w:pPr>
+            <w:r>
+              <w:rPr>
+                <w:b/>
+                <w:i/>
+                <w:color w:val="004284"/>
+                <w:sz w:val="22"/>
+              </w:rPr>
+              <w:t xml:space="preserve">Comando: </w:t>
+            </w:r>
+            <w:r>
+              <w:rPr>
+                <w:sz w:val="22"/>
+              </w:rPr>
+              <w:t>Formato de cartão KPI deve ter:</w:t>
+            </w:r>
+          </w:p>
+          <w:p>
+            <w:pPr>
+              <w:spacing w:before="60" w:after="60"/>
+              <w:ind w:left="360"/>
+            </w:pPr>
+            <w:r>
+              <w:rPr>
+                <w:b/>
+                <w:i/>
+                <w:color w:val="004284"/>
+                <w:sz w:val="22"/>
+              </w:rPr>
+              <w:t>Alternativas:</w:t>
+            </w:r>
+          </w:p>
+          <w:p>
+            <w:pPr>
+              <w:spacing w:before="20" w:after="20"/>
+              <w:ind w:left="720"/>
+            </w:pPr>
+            <w:r>
+              <w:rPr>
+                <w:sz w:val="22"/>
+              </w:rPr>
+              <w:t>a) Número pequeno</w:t>
+            </w:r>
+          </w:p>
+          <w:p>
+            <w:pPr>
+              <w:spacing w:before="20" w:after="20"/>
+              <w:ind w:left="720"/>
+            </w:pPr>
+            <w:r>
+              <w:rPr>
+                <w:sz w:val="22"/>
+              </w:rPr>
+              <w:t>b) Texto colorido</w:t>
+            </w:r>
+          </w:p>
+          <w:p>
+            <w:pPr>
+              <w:spacing w:before="20" w:after="20"/>
+              <w:ind w:left="720"/>
+            </w:pPr>
+            <w:r>
+              <w:rPr>
+                <w:sz w:val="22"/>
+              </w:rPr>
+              <w:t>c) Número grande + indicador status</w:t>
+            </w:r>
+          </w:p>
+          <w:p>
+            <w:pPr>
+              <w:spacing w:before="20" w:after="20"/>
+              <w:ind w:left="720"/>
+            </w:pPr>
+            <w:r>
+              <w:rPr>
+                <w:sz w:val="22"/>
+              </w:rPr>
+              <w:t>d) Gráfico junto</w:t>
+            </w:r>
+          </w:p>
+          <w:p>
+            <w:pPr>
+              <w:spacing w:before="20" w:after="20"/>
+              <w:ind w:left="720"/>
+            </w:pPr>
+            <w:r>
+              <w:rPr>
+                <w:sz w:val="22"/>
+              </w:rPr>
+              <w:t>e) Tudo muito compacto</w:t>
+            </w:r>
+          </w:p>
+        </w:tc>
+      </w:tr>
+    </w:tbl>
+    <w:p/>
+    <w:tbl>
+      <w:tblPr>
+        <w:tblW w:type="auto" w:w="0"/>
+        <w:tblLayout w:type="fixed"/>
+        <w:tblLook w:firstColumn="1" w:firstRow="1" w:lastColumn="0" w:lastRow="0" w:noHBand="0" w:noVBand="1" w:val="04A0"/>
+        <w:tblBorders>
+          <w:top w:val="single" w:sz="8" w:space="0" w:color="000000"/>
+          <w:left w:val="single" w:sz="8" w:space="0" w:color="000000"/>
+          <w:bottom w:val="single" w:sz="8" w:space="0" w:color="000000"/>
+          <w:right w:val="single" w:sz="8" w:space="0" w:color="000000"/>
+          <w:insideH w:val="single" w:sz="8" w:space="0" w:color="000000"/>
+          <w:insideV w:val="single" w:sz="8" w:space="0" w:color="000000"/>
+        </w:tblBorders>
+      </w:tblPr>
+      <w:tblGrid>
+        <w:gridCol w:w="10080"/>
+      </w:tblGrid>
+      <w:tr>
+        <w:tc>
+          <w:tcPr>
+            <w:tcW w:type="dxa" w:w="10080"/>
+            <w:shd w:fill="FFFFFF"/>
+          </w:tcPr>
+          <w:p>
+            <w:pPr>
+              <w:spacing w:before="0" w:after="120"/>
+              <w:shd w:fill="004284"/>
+            </w:pPr>
+            <w:r/>
+            <w:r>
+              <w:rPr>
+                <w:b/>
+                <w:color w:val="FFFFFF"/>
+                <w:sz w:val="24"/>
+              </w:rPr>
+              <w:t>ITEM 13</w:t>
+            </w:r>
+          </w:p>
+          <w:p>
+            <w:pPr>
+              <w:spacing w:before="60" w:after="60"/>
+              <w:ind w:left="360"/>
+            </w:pPr>
+            <w:r>
+              <w:rPr>
+                <w:b/>
+                <w:i/>
+                <w:color w:val="004284"/>
+                <w:sz w:val="22"/>
+              </w:rPr>
+              <w:t xml:space="preserve">CAPACIDADE: </w:t>
+            </w:r>
+            <w:r>
+              <w:rPr>
+                <w:sz w:val="22"/>
+              </w:rPr>
+              <w:t>Ocultar linhas de grade para limpeza visual</w:t>
+            </w:r>
+          </w:p>
+          <w:p>
+            <w:pPr>
+              <w:spacing w:before="60" w:after="60"/>
+              <w:ind w:left="360"/>
+            </w:pPr>
+            <w:r>
+              <w:rPr>
+                <w:b/>
+                <w:i/>
+                <w:color w:val="004284"/>
+                <w:sz w:val="22"/>
+              </w:rPr>
+              <w:t xml:space="preserve">Contexto: </w:t>
+            </w:r>
+            <w:r>
+              <w:rPr>
+                <w:sz w:val="22"/>
+              </w:rPr>
+              <w:t>Dashboard limpo sem grade de células visível</w:t>
+            </w:r>
+          </w:p>
+          <w:p>
+            <w:pPr>
+              <w:spacing w:before="60" w:after="60"/>
+              <w:ind w:left="360"/>
+            </w:pPr>
+            <w:r>
+              <w:rPr>
+                <w:b/>
+                <w:i/>
+                <w:color w:val="004284"/>
+                <w:sz w:val="22"/>
+              </w:rPr>
+              <w:t xml:space="preserve">Comando: </w:t>
+            </w:r>
+            <w:r>
+              <w:rPr>
+                <w:sz w:val="22"/>
+              </w:rPr>
+              <w:t>Por que ocultar linhas de grade?</w:t>
+            </w:r>
+          </w:p>
+          <w:p>
+            <w:pPr>
+              <w:spacing w:before="60" w:after="60"/>
+              <w:ind w:left="360"/>
+            </w:pPr>
+            <w:r>
+              <w:rPr>
+                <w:b/>
+                <w:i/>
+                <w:color w:val="004284"/>
+                <w:sz w:val="22"/>
+              </w:rPr>
+              <w:t>Alternativas:</w:t>
+            </w:r>
+          </w:p>
+          <w:p>
+            <w:pPr>
+              <w:spacing w:before="20" w:after="20"/>
+              <w:ind w:left="720"/>
+            </w:pPr>
+            <w:r>
+              <w:rPr>
+                <w:sz w:val="22"/>
+              </w:rPr>
+              <w:t>a) Economiza tinta</w:t>
+            </w:r>
+          </w:p>
+          <w:p>
+            <w:pPr>
+              <w:spacing w:before="20" w:after="20"/>
+              <w:ind w:left="720"/>
+            </w:pPr>
+            <w:r>
+              <w:rPr>
+                <w:sz w:val="22"/>
+              </w:rPr>
+              <w:t>b) Aparência profissional (mais limpo)</w:t>
+            </w:r>
+          </w:p>
+          <w:p>
+            <w:pPr>
+              <w:spacing w:before="20" w:after="20"/>
+              <w:ind w:left="720"/>
+            </w:pPr>
+            <w:r>
+              <w:rPr>
+                <w:sz w:val="22"/>
+              </w:rPr>
+              <w:t>c) Reduz tamanho do arquivo</w:t>
+            </w:r>
+          </w:p>
+          <w:p>
+            <w:pPr>
+              <w:spacing w:before="20" w:after="20"/>
+              <w:ind w:left="720"/>
+            </w:pPr>
+            <w:r>
+              <w:rPr>
+                <w:sz w:val="22"/>
+              </w:rPr>
+              <w:t>d) Não há motivo</w:t>
+            </w:r>
+          </w:p>
+          <w:p>
+            <w:pPr>
+              <w:spacing w:before="20" w:after="20"/>
+              <w:ind w:left="720"/>
+            </w:pPr>
+            <w:r>
+              <w:rPr>
+                <w:sz w:val="22"/>
+              </w:rPr>
+              <w:t>e) Exige permissão</w:t>
+            </w:r>
+          </w:p>
+        </w:tc>
+      </w:tr>
+    </w:tbl>
+    <w:p/>
+    <w:tbl>
+      <w:tblPr>
+        <w:tblW w:type="auto" w:w="0"/>
+        <w:tblLayout w:type="fixed"/>
+        <w:tblLook w:firstColumn="1" w:firstRow="1" w:lastColumn="0" w:lastRow="0" w:noHBand="0" w:noVBand="1" w:val="04A0"/>
+        <w:tblBorders>
+          <w:top w:val="single" w:sz="8" w:space="0" w:color="000000"/>
+          <w:left w:val="single" w:sz="8" w:space="0" w:color="000000"/>
+          <w:bottom w:val="single" w:sz="8" w:space="0" w:color="000000"/>
+          <w:right w:val="single" w:sz="8" w:space="0" w:color="000000"/>
+          <w:insideH w:val="single" w:sz="8" w:space="0" w:color="000000"/>
+          <w:insideV w:val="single" w:sz="8" w:space="0" w:color="000000"/>
+        </w:tblBorders>
+      </w:tblPr>
+      <w:tblGrid>
+        <w:gridCol w:w="10080"/>
+      </w:tblGrid>
+      <w:tr>
+        <w:tc>
+          <w:tcPr>
+            <w:tcW w:type="dxa" w:w="10080"/>
+            <w:shd w:fill="FFFFFF"/>
+          </w:tcPr>
+          <w:p>
+            <w:pPr>
+              <w:spacing w:before="0" w:after="120"/>
+              <w:shd w:fill="004284"/>
+            </w:pPr>
+            <w:r/>
+            <w:r>
+              <w:rPr>
+                <w:b/>
+                <w:color w:val="FFFFFF"/>
+                <w:sz w:val="24"/>
+              </w:rPr>
+              <w:t>ITEM 14</w:t>
+            </w:r>
+          </w:p>
+          <w:p>
+            <w:pPr>
+              <w:spacing w:before="60" w:after="60"/>
+              <w:ind w:left="360"/>
+            </w:pPr>
+            <w:r>
+              <w:rPr>
+                <w:b/>
+                <w:i/>
+                <w:color w:val="004284"/>
+                <w:sz w:val="22"/>
+              </w:rPr>
+              <w:t xml:space="preserve">CAPACIDADE: </w:t>
+            </w:r>
+            <w:r>
+              <w:rPr>
+                <w:sz w:val="22"/>
+              </w:rPr>
+              <w:t>Adicionar data de atualização automática</w:t>
+            </w:r>
+          </w:p>
+          <w:p>
+            <w:pPr>
+              <w:spacing w:before="60" w:after="60"/>
+              <w:ind w:left="360"/>
+            </w:pPr>
+            <w:r>
+              <w:rPr>
+                <w:b/>
+                <w:i/>
+                <w:color w:val="004284"/>
+                <w:sz w:val="22"/>
+              </w:rPr>
+              <w:t xml:space="preserve">Contexto: </w:t>
+            </w:r>
+            <w:r>
+              <w:rPr>
+                <w:sz w:val="22"/>
+              </w:rPr>
+              <w:t>Dashboard deve mostrar quando dados foram atualizados</w:t>
+            </w:r>
+          </w:p>
+          <w:p>
+            <w:pPr>
+              <w:spacing w:before="60" w:after="60"/>
+              <w:ind w:left="360"/>
+            </w:pPr>
+            <w:r>
+              <w:rPr>
+                <w:b/>
+                <w:i/>
+                <w:color w:val="004284"/>
+                <w:sz w:val="22"/>
+              </w:rPr>
+              <w:t xml:space="preserve">Comando: </w:t>
+            </w:r>
+            <w:r>
+              <w:rPr>
+                <w:sz w:val="22"/>
+              </w:rPr>
+              <w:t>=HOJE() ou =AGORA() retorna:</w:t>
+            </w:r>
+          </w:p>
+          <w:p>
+            <w:pPr>
+              <w:spacing w:before="60" w:after="60"/>
+              <w:ind w:left="360"/>
+            </w:pPr>
+            <w:r>
+              <w:rPr>
+                <w:b/>
+                <w:i/>
+                <w:color w:val="004284"/>
+                <w:sz w:val="22"/>
+              </w:rPr>
+              <w:t>Alternativas:</w:t>
+            </w:r>
+          </w:p>
+          <w:p>
+            <w:pPr>
+              <w:spacing w:before="20" w:after="20"/>
+              <w:ind w:left="720"/>
+            </w:pPr>
+            <w:r>
+              <w:rPr>
+                <w:sz w:val="22"/>
+              </w:rPr>
+              <w:t>a) "Data"</w:t>
+            </w:r>
+          </w:p>
+          <w:p>
+            <w:pPr>
+              <w:spacing w:before="20" w:after="20"/>
+              <w:ind w:left="720"/>
+            </w:pPr>
+            <w:r>
+              <w:rPr>
+                <w:sz w:val="22"/>
+              </w:rPr>
+              <w:t>b) Data/hora atual do sistema</w:t>
+            </w:r>
+          </w:p>
+          <w:p>
+            <w:pPr>
+              <w:spacing w:before="20" w:after="20"/>
+              <w:ind w:left="720"/>
+            </w:pPr>
+            <w:r>
+              <w:rPr>
+                <w:sz w:val="22"/>
+              </w:rPr>
+              <w:t>c) Data fixa</w:t>
+            </w:r>
+          </w:p>
+          <w:p>
+            <w:pPr>
+              <w:spacing w:before="20" w:after="20"/>
+              <w:ind w:left="720"/>
+            </w:pPr>
+            <w:r>
+              <w:rPr>
+                <w:sz w:val="22"/>
+              </w:rPr>
+              <w:t>d) Erro</w:t>
+            </w:r>
+          </w:p>
+          <w:p>
+            <w:pPr>
+              <w:spacing w:before="20" w:after="20"/>
+              <w:ind w:left="720"/>
+            </w:pPr>
+            <w:r>
+              <w:rPr>
+                <w:sz w:val="22"/>
+              </w:rPr>
+              <w:t>e) Nada</w:t>
             </w:r>
           </w:p>
         </w:tc>

--- a/MATERIAIS/GESTAO_E_CONTROLE_MATERIAIS/ANALISE_DADOS_APLICADA_GESTAO/ATIVIDADES/AVALIACAO-04-DESIGN-DASHBOARD-E-KPIS.docx
+++ b/MATERIAIS/GESTAO_E_CONTROLE_MATERIAIS/ANALISE_DADOS_APLICADA_GESTAO/ATIVIDADES/AVALIACAO-04-DESIGN-DASHBOARD-E-KPIS.docx
@@ -88,7 +88,7 @@
               <w:t xml:space="preserve">Data: </w:t>
             </w:r>
             <w:r>
-              <w:t>preenchimento pelo docente</w:t>
+              <w:t>_____________________</w:t>
             </w:r>
           </w:p>
           <w:p>
@@ -100,7 +100,7 @@
               <w:t xml:space="preserve">Docente: </w:t>
             </w:r>
             <w:r>
-              <w:t>preenchimento pelo docente</w:t>
+              <w:t>_____________________</w:t>
             </w:r>
           </w:p>
           <w:p>
@@ -116,7 +116,7 @@
                 <w:i/>
                 <w:color w:val="004284"/>
               </w:rPr>
-              <w:t>ELETROMECÂNICA</w:t>
+              <w:t>Assistente em Processos de Gestão e Controle de Materiais</w:t>
             </w:r>
           </w:p>
           <w:p>
@@ -144,7 +144,7 @@
               <w:t xml:space="preserve">Turma: </w:t>
             </w:r>
             <w:r>
-              <w:t>preenchimento pelo docente</w:t>
+              <w:t>_____________________</w:t>
             </w:r>
           </w:p>
           <w:p>
@@ -156,7 +156,7 @@
               <w:t xml:space="preserve">Estudante: </w:t>
             </w:r>
             <w:r>
-              <w:t>preenchimento pelo estudante</w:t>
+              <w:t>_____________________</w:t>
             </w:r>
           </w:p>
         </w:tc>

--- a/MATERIAIS/GESTAO_E_CONTROLE_MATERIAIS/ANALISE_DADOS_APLICADA_GESTAO/ATIVIDADES/AVALIACAO-04-DESIGN-DASHBOARD-E-KPIS.docx
+++ b/MATERIAIS/GESTAO_E_CONTROLE_MATERIAIS/ANALISE_DADOS_APLICADA_GESTAO/ATIVIDADES/AVALIACAO-04-DESIGN-DASHBOARD-E-KPIS.docx
@@ -100,7 +100,11 @@
               <w:t xml:space="preserve">Docente: </w:t>
             </w:r>
             <w:r>
-              <w:t>_____________________</w:t>
+              <w:rPr>
+                <w:i/>
+                <w:color w:val="004284"/>
+              </w:rPr>
+              <w:t>GELVAZIO CAMARGO</w:t>
             </w:r>
           </w:p>
           <w:p>

--- a/MATERIAIS/GESTAO_E_CONTROLE_MATERIAIS/ANALISE_DADOS_APLICADA_GESTAO/ATIVIDADES/AVALIACAO-04-DESIGN-DASHBOARD-E-KPIS.docx
+++ b/MATERIAIS/GESTAO_E_CONTROLE_MATERIAIS/ANALISE_DADOS_APLICADA_GESTAO/ATIVIDADES/AVALIACAO-04-DESIGN-DASHBOARD-E-KPIS.docx
@@ -148,7 +148,11 @@
               <w:t xml:space="preserve">Turma: </w:t>
             </w:r>
             <w:r>
-              <w:t>_____________________</w:t>
+              <w:rPr>
+                <w:i/>
+                <w:color w:val="004284"/>
+              </w:rPr>
+              <w:t>AI AIAC 2026/2 V1</w:t>
             </w:r>
           </w:p>
           <w:p>

--- a/MATERIAIS/GESTAO_E_CONTROLE_MATERIAIS/ANALISE_DADOS_APLICADA_GESTAO/ATIVIDADES/AVALIACAO-04-DESIGN-DASHBOARD-E-KPIS.docx
+++ b/MATERIAIS/GESTAO_E_CONTROLE_MATERIAIS/ANALISE_DADOS_APLICADA_GESTAO/ATIVIDADES/AVALIACAO-04-DESIGN-DASHBOARD-E-KPIS.docx
@@ -203,14 +203,16 @@
         <w:tblW w:type="auto" w:w="0"/>
         <w:tblLayout w:type="fixed"/>
         <w:tblLook w:firstColumn="1" w:firstRow="1" w:lastColumn="0" w:lastRow="0" w:noHBand="0" w:noVBand="1" w:val="04A0"/>
+        <w:cantSplit/>
         <w:tblBorders>
-          <w:top w:val="single" w:sz="8" w:space="0" w:color="000000"/>
-          <w:left w:val="single" w:sz="8" w:space="0" w:color="000000"/>
-          <w:bottom w:val="single" w:sz="8" w:space="0" w:color="000000"/>
-          <w:right w:val="single" w:sz="8" w:space="0" w:color="000000"/>
-          <w:insideH w:val="single" w:sz="8" w:space="0" w:color="000000"/>
-          <w:insideV w:val="single" w:sz="8" w:space="0" w:color="000000"/>
+          <w:top w:val="single" w:sz="24" w:space="0" w:color="000000"/>
+          <w:left w:val="single" w:sz="24" w:space="0" w:color="000000"/>
+          <w:bottom w:val="single" w:sz="24" w:space="0" w:color="000000"/>
+          <w:right w:val="single" w:sz="24" w:space="0" w:color="000000"/>
+          <w:insideH w:val="single" w:sz="24" w:space="0" w:color="000000"/>
+          <w:insideV w:val="single" w:sz="24" w:space="0" w:color="000000"/>
         </w:tblBorders>
+        <w:cantSplit w:val="1"/>
       </w:tblPr>
       <w:tblGrid>
         <w:gridCol w:w="10080"/>
@@ -377,20 +379,26 @@
         </w:tc>
       </w:tr>
     </w:tbl>
-    <w:p/>
+    <w:p>
+      <w:pPr>
+        <w:spacing w:after="240"/>
+      </w:pPr>
+    </w:p>
     <w:tbl>
       <w:tblPr>
         <w:tblW w:type="auto" w:w="0"/>
         <w:tblLayout w:type="fixed"/>
         <w:tblLook w:firstColumn="1" w:firstRow="1" w:lastColumn="0" w:lastRow="0" w:noHBand="0" w:noVBand="1" w:val="04A0"/>
+        <w:cantSplit/>
         <w:tblBorders>
-          <w:top w:val="single" w:sz="8" w:space="0" w:color="000000"/>
-          <w:left w:val="single" w:sz="8" w:space="0" w:color="000000"/>
-          <w:bottom w:val="single" w:sz="8" w:space="0" w:color="000000"/>
-          <w:right w:val="single" w:sz="8" w:space="0" w:color="000000"/>
-          <w:insideH w:val="single" w:sz="8" w:space="0" w:color="000000"/>
-          <w:insideV w:val="single" w:sz="8" w:space="0" w:color="000000"/>
+          <w:top w:val="single" w:sz="24" w:space="0" w:color="000000"/>
+          <w:left w:val="single" w:sz="24" w:space="0" w:color="000000"/>
+          <w:bottom w:val="single" w:sz="24" w:space="0" w:color="000000"/>
+          <w:right w:val="single" w:sz="24" w:space="0" w:color="000000"/>
+          <w:insideH w:val="single" w:sz="24" w:space="0" w:color="000000"/>
+          <w:insideV w:val="single" w:sz="24" w:space="0" w:color="000000"/>
         </w:tblBorders>
+        <w:cantSplit w:val="1"/>
       </w:tblPr>
       <w:tblGrid>
         <w:gridCol w:w="10080"/>
@@ -557,20 +565,26 @@
         </w:tc>
       </w:tr>
     </w:tbl>
-    <w:p/>
+    <w:p>
+      <w:pPr>
+        <w:spacing w:after="240"/>
+      </w:pPr>
+    </w:p>
     <w:tbl>
       <w:tblPr>
         <w:tblW w:type="auto" w:w="0"/>
         <w:tblLayout w:type="fixed"/>
         <w:tblLook w:firstColumn="1" w:firstRow="1" w:lastColumn="0" w:lastRow="0" w:noHBand="0" w:noVBand="1" w:val="04A0"/>
+        <w:cantSplit/>
         <w:tblBorders>
-          <w:top w:val="single" w:sz="8" w:space="0" w:color="000000"/>
-          <w:left w:val="single" w:sz="8" w:space="0" w:color="000000"/>
-          <w:bottom w:val="single" w:sz="8" w:space="0" w:color="000000"/>
-          <w:right w:val="single" w:sz="8" w:space="0" w:color="000000"/>
-          <w:insideH w:val="single" w:sz="8" w:space="0" w:color="000000"/>
-          <w:insideV w:val="single" w:sz="8" w:space="0" w:color="000000"/>
+          <w:top w:val="single" w:sz="24" w:space="0" w:color="000000"/>
+          <w:left w:val="single" w:sz="24" w:space="0" w:color="000000"/>
+          <w:bottom w:val="single" w:sz="24" w:space="0" w:color="000000"/>
+          <w:right w:val="single" w:sz="24" w:space="0" w:color="000000"/>
+          <w:insideH w:val="single" w:sz="24" w:space="0" w:color="000000"/>
+          <w:insideV w:val="single" w:sz="24" w:space="0" w:color="000000"/>
         </w:tblBorders>
+        <w:cantSplit w:val="1"/>
       </w:tblPr>
       <w:tblGrid>
         <w:gridCol w:w="10080"/>
@@ -737,20 +751,26 @@
         </w:tc>
       </w:tr>
     </w:tbl>
-    <w:p/>
+    <w:p>
+      <w:pPr>
+        <w:spacing w:after="240"/>
+      </w:pPr>
+    </w:p>
     <w:tbl>
       <w:tblPr>
         <w:tblW w:type="auto" w:w="0"/>
         <w:tblLayout w:type="fixed"/>
         <w:tblLook w:firstColumn="1" w:firstRow="1" w:lastColumn="0" w:lastRow="0" w:noHBand="0" w:noVBand="1" w:val="04A0"/>
+        <w:cantSplit/>
         <w:tblBorders>
-          <w:top w:val="single" w:sz="8" w:space="0" w:color="000000"/>
-          <w:left w:val="single" w:sz="8" w:space="0" w:color="000000"/>
-          <w:bottom w:val="single" w:sz="8" w:space="0" w:color="000000"/>
-          <w:right w:val="single" w:sz="8" w:space="0" w:color="000000"/>
-          <w:insideH w:val="single" w:sz="8" w:space="0" w:color="000000"/>
-          <w:insideV w:val="single" w:sz="8" w:space="0" w:color="000000"/>
+          <w:top w:val="single" w:sz="24" w:space="0" w:color="000000"/>
+          <w:left w:val="single" w:sz="24" w:space="0" w:color="000000"/>
+          <w:bottom w:val="single" w:sz="24" w:space="0" w:color="000000"/>
+          <w:right w:val="single" w:sz="24" w:space="0" w:color="000000"/>
+          <w:insideH w:val="single" w:sz="24" w:space="0" w:color="000000"/>
+          <w:insideV w:val="single" w:sz="24" w:space="0" w:color="000000"/>
         </w:tblBorders>
+        <w:cantSplit w:val="1"/>
       </w:tblPr>
       <w:tblGrid>
         <w:gridCol w:w="10080"/>
@@ -917,20 +937,26 @@
         </w:tc>
       </w:tr>
     </w:tbl>
-    <w:p/>
+    <w:p>
+      <w:pPr>
+        <w:spacing w:after="240"/>
+      </w:pPr>
+    </w:p>
     <w:tbl>
       <w:tblPr>
         <w:tblW w:type="auto" w:w="0"/>
         <w:tblLayout w:type="fixed"/>
         <w:tblLook w:firstColumn="1" w:firstRow="1" w:lastColumn="0" w:lastRow="0" w:noHBand="0" w:noVBand="1" w:val="04A0"/>
+        <w:cantSplit/>
         <w:tblBorders>
-          <w:top w:val="single" w:sz="8" w:space="0" w:color="000000"/>
-          <w:left w:val="single" w:sz="8" w:space="0" w:color="000000"/>
-          <w:bottom w:val="single" w:sz="8" w:space="0" w:color="000000"/>
-          <w:right w:val="single" w:sz="8" w:space="0" w:color="000000"/>
-          <w:insideH w:val="single" w:sz="8" w:space="0" w:color="000000"/>
-          <w:insideV w:val="single" w:sz="8" w:space="0" w:color="000000"/>
+          <w:top w:val="single" w:sz="24" w:space="0" w:color="000000"/>
+          <w:left w:val="single" w:sz="24" w:space="0" w:color="000000"/>
+          <w:bottom w:val="single" w:sz="24" w:space="0" w:color="000000"/>
+          <w:right w:val="single" w:sz="24" w:space="0" w:color="000000"/>
+          <w:insideH w:val="single" w:sz="24" w:space="0" w:color="000000"/>
+          <w:insideV w:val="single" w:sz="24" w:space="0" w:color="000000"/>
         </w:tblBorders>
+        <w:cantSplit w:val="1"/>
       </w:tblPr>
       <w:tblGrid>
         <w:gridCol w:w="10080"/>
@@ -1097,20 +1123,26 @@
         </w:tc>
       </w:tr>
     </w:tbl>
-    <w:p/>
+    <w:p>
+      <w:pPr>
+        <w:spacing w:after="240"/>
+      </w:pPr>
+    </w:p>
     <w:tbl>
       <w:tblPr>
         <w:tblW w:type="auto" w:w="0"/>
         <w:tblLayout w:type="fixed"/>
         <w:tblLook w:firstColumn="1" w:firstRow="1" w:lastColumn="0" w:lastRow="0" w:noHBand="0" w:noVBand="1" w:val="04A0"/>
+        <w:cantSplit/>
         <w:tblBorders>
-          <w:top w:val="single" w:sz="8" w:space="0" w:color="000000"/>
-          <w:left w:val="single" w:sz="8" w:space="0" w:color="000000"/>
-          <w:bottom w:val="single" w:sz="8" w:space="0" w:color="000000"/>
-          <w:right w:val="single" w:sz="8" w:space="0" w:color="000000"/>
-          <w:insideH w:val="single" w:sz="8" w:space="0" w:color="000000"/>
-          <w:insideV w:val="single" w:sz="8" w:space="0" w:color="000000"/>
+          <w:top w:val="single" w:sz="24" w:space="0" w:color="000000"/>
+          <w:left w:val="single" w:sz="24" w:space="0" w:color="000000"/>
+          <w:bottom w:val="single" w:sz="24" w:space="0" w:color="000000"/>
+          <w:right w:val="single" w:sz="24" w:space="0" w:color="000000"/>
+          <w:insideH w:val="single" w:sz="24" w:space="0" w:color="000000"/>
+          <w:insideV w:val="single" w:sz="24" w:space="0" w:color="000000"/>
         </w:tblBorders>
+        <w:cantSplit w:val="1"/>
       </w:tblPr>
       <w:tblGrid>
         <w:gridCol w:w="10080"/>
@@ -1277,20 +1309,26 @@
         </w:tc>
       </w:tr>
     </w:tbl>
-    <w:p/>
+    <w:p>
+      <w:pPr>
+        <w:spacing w:after="240"/>
+      </w:pPr>
+    </w:p>
     <w:tbl>
       <w:tblPr>
         <w:tblW w:type="auto" w:w="0"/>
         <w:tblLayout w:type="fixed"/>
         <w:tblLook w:firstColumn="1" w:firstRow="1" w:lastColumn="0" w:lastRow="0" w:noHBand="0" w:noVBand="1" w:val="04A0"/>
+        <w:cantSplit/>
         <w:tblBorders>
-          <w:top w:val="single" w:sz="8" w:space="0" w:color="000000"/>
-          <w:left w:val="single" w:sz="8" w:space="0" w:color="000000"/>
-          <w:bottom w:val="single" w:sz="8" w:space="0" w:color="000000"/>
-          <w:right w:val="single" w:sz="8" w:space="0" w:color="000000"/>
-          <w:insideH w:val="single" w:sz="8" w:space="0" w:color="000000"/>
-          <w:insideV w:val="single" w:sz="8" w:space="0" w:color="000000"/>
+          <w:top w:val="single" w:sz="24" w:space="0" w:color="000000"/>
+          <w:left w:val="single" w:sz="24" w:space="0" w:color="000000"/>
+          <w:bottom w:val="single" w:sz="24" w:space="0" w:color="000000"/>
+          <w:right w:val="single" w:sz="24" w:space="0" w:color="000000"/>
+          <w:insideH w:val="single" w:sz="24" w:space="0" w:color="000000"/>
+          <w:insideV w:val="single" w:sz="24" w:space="0" w:color="000000"/>
         </w:tblBorders>
+        <w:cantSplit w:val="1"/>
       </w:tblPr>
       <w:tblGrid>
         <w:gridCol w:w="10080"/>
@@ -1457,20 +1495,26 @@
         </w:tc>
       </w:tr>
     </w:tbl>
-    <w:p/>
+    <w:p>
+      <w:pPr>
+        <w:spacing w:after="240"/>
+      </w:pPr>
+    </w:p>
     <w:tbl>
       <w:tblPr>
         <w:tblW w:type="auto" w:w="0"/>
         <w:tblLayout w:type="fixed"/>
         <w:tblLook w:firstColumn="1" w:firstRow="1" w:lastColumn="0" w:lastRow="0" w:noHBand="0" w:noVBand="1" w:val="04A0"/>
+        <w:cantSplit/>
         <w:tblBorders>
-          <w:top w:val="single" w:sz="8" w:space="0" w:color="000000"/>
-          <w:left w:val="single" w:sz="8" w:space="0" w:color="000000"/>
-          <w:bottom w:val="single" w:sz="8" w:space="0" w:color="000000"/>
-          <w:right w:val="single" w:sz="8" w:space="0" w:color="000000"/>
-          <w:insideH w:val="single" w:sz="8" w:space="0" w:color="000000"/>
-          <w:insideV w:val="single" w:sz="8" w:space="0" w:color="000000"/>
+          <w:top w:val="single" w:sz="24" w:space="0" w:color="000000"/>
+          <w:left w:val="single" w:sz="24" w:space="0" w:color="000000"/>
+          <w:bottom w:val="single" w:sz="24" w:space="0" w:color="000000"/>
+          <w:right w:val="single" w:sz="24" w:space="0" w:color="000000"/>
+          <w:insideH w:val="single" w:sz="24" w:space="0" w:color="000000"/>
+          <w:insideV w:val="single" w:sz="24" w:space="0" w:color="000000"/>
         </w:tblBorders>
+        <w:cantSplit w:val="1"/>
       </w:tblPr>
       <w:tblGrid>
         <w:gridCol w:w="10080"/>
@@ -1637,20 +1681,26 @@
         </w:tc>
       </w:tr>
     </w:tbl>
-    <w:p/>
+    <w:p>
+      <w:pPr>
+        <w:spacing w:after="240"/>
+      </w:pPr>
+    </w:p>
     <w:tbl>
       <w:tblPr>
         <w:tblW w:type="auto" w:w="0"/>
         <w:tblLayout w:type="fixed"/>
         <w:tblLook w:firstColumn="1" w:firstRow="1" w:lastColumn="0" w:lastRow="0" w:noHBand="0" w:noVBand="1" w:val="04A0"/>
+        <w:cantSplit/>
         <w:tblBorders>
-          <w:top w:val="single" w:sz="8" w:space="0" w:color="000000"/>
-          <w:left w:val="single" w:sz="8" w:space="0" w:color="000000"/>
-          <w:bottom w:val="single" w:sz="8" w:space="0" w:color="000000"/>
-          <w:right w:val="single" w:sz="8" w:space="0" w:color="000000"/>
-          <w:insideH w:val="single" w:sz="8" w:space="0" w:color="000000"/>
-          <w:insideV w:val="single" w:sz="8" w:space="0" w:color="000000"/>
+          <w:top w:val="single" w:sz="24" w:space="0" w:color="000000"/>
+          <w:left w:val="single" w:sz="24" w:space="0" w:color="000000"/>
+          <w:bottom w:val="single" w:sz="24" w:space="0" w:color="000000"/>
+          <w:right w:val="single" w:sz="24" w:space="0" w:color="000000"/>
+          <w:insideH w:val="single" w:sz="24" w:space="0" w:color="000000"/>
+          <w:insideV w:val="single" w:sz="24" w:space="0" w:color="000000"/>
         </w:tblBorders>
+        <w:cantSplit w:val="1"/>
       </w:tblPr>
       <w:tblGrid>
         <w:gridCol w:w="10080"/>
@@ -1817,20 +1867,26 @@
         </w:tc>
       </w:tr>
     </w:tbl>
-    <w:p/>
+    <w:p>
+      <w:pPr>
+        <w:spacing w:after="240"/>
+      </w:pPr>
+    </w:p>
     <w:tbl>
       <w:tblPr>
         <w:tblW w:type="auto" w:w="0"/>
         <w:tblLayout w:type="fixed"/>
         <w:tblLook w:firstColumn="1" w:firstRow="1" w:lastColumn="0" w:lastRow="0" w:noHBand="0" w:noVBand="1" w:val="04A0"/>
+        <w:cantSplit/>
         <w:tblBorders>
-          <w:top w:val="single" w:sz="8" w:space="0" w:color="000000"/>
-          <w:left w:val="single" w:sz="8" w:space="0" w:color="000000"/>
-          <w:bottom w:val="single" w:sz="8" w:space="0" w:color="000000"/>
-          <w:right w:val="single" w:sz="8" w:space="0" w:color="000000"/>
-          <w:insideH w:val="single" w:sz="8" w:space="0" w:color="000000"/>
-          <w:insideV w:val="single" w:sz="8" w:space="0" w:color="000000"/>
+          <w:top w:val="single" w:sz="24" w:space="0" w:color="000000"/>
+          <w:left w:val="single" w:sz="24" w:space="0" w:color="000000"/>
+          <w:bottom w:val="single" w:sz="24" w:space="0" w:color="000000"/>
+          <w:right w:val="single" w:sz="24" w:space="0" w:color="000000"/>
+          <w:insideH w:val="single" w:sz="24" w:space="0" w:color="000000"/>
+          <w:insideV w:val="single" w:sz="24" w:space="0" w:color="000000"/>
         </w:tblBorders>
+        <w:cantSplit w:val="1"/>
       </w:tblPr>
       <w:tblGrid>
         <w:gridCol w:w="10080"/>
@@ -1997,20 +2053,26 @@
         </w:tc>
       </w:tr>
     </w:tbl>
-    <w:p/>
+    <w:p>
+      <w:pPr>
+        <w:spacing w:after="240"/>
+      </w:pPr>
+    </w:p>
     <w:tbl>
       <w:tblPr>
         <w:tblW w:type="auto" w:w="0"/>
         <w:tblLayout w:type="fixed"/>
         <w:tblLook w:firstColumn="1" w:firstRow="1" w:lastColumn="0" w:lastRow="0" w:noHBand="0" w:noVBand="1" w:val="04A0"/>
+        <w:cantSplit/>
         <w:tblBorders>
-          <w:top w:val="single" w:sz="8" w:space="0" w:color="000000"/>
-          <w:left w:val="single" w:sz="8" w:space="0" w:color="000000"/>
-          <w:bottom w:val="single" w:sz="8" w:space="0" w:color="000000"/>
-          <w:right w:val="single" w:sz="8" w:space="0" w:color="000000"/>
-          <w:insideH w:val="single" w:sz="8" w:space="0" w:color="000000"/>
-          <w:insideV w:val="single" w:sz="8" w:space="0" w:color="000000"/>
+          <w:top w:val="single" w:sz="24" w:space="0" w:color="000000"/>
+          <w:left w:val="single" w:sz="24" w:space="0" w:color="000000"/>
+          <w:bottom w:val="single" w:sz="24" w:space="0" w:color="000000"/>
+          <w:right w:val="single" w:sz="24" w:space="0" w:color="000000"/>
+          <w:insideH w:val="single" w:sz="24" w:space="0" w:color="000000"/>
+          <w:insideV w:val="single" w:sz="24" w:space="0" w:color="000000"/>
         </w:tblBorders>
+        <w:cantSplit w:val="1"/>
       </w:tblPr>
       <w:tblGrid>
         <w:gridCol w:w="10080"/>
@@ -2177,20 +2239,26 @@
         </w:tc>
       </w:tr>
     </w:tbl>
-    <w:p/>
+    <w:p>
+      <w:pPr>
+        <w:spacing w:after="240"/>
+      </w:pPr>
+    </w:p>
     <w:tbl>
       <w:tblPr>
         <w:tblW w:type="auto" w:w="0"/>
         <w:tblLayout w:type="fixed"/>
         <w:tblLook w:firstColumn="1" w:firstRow="1" w:lastColumn="0" w:lastRow="0" w:noHBand="0" w:noVBand="1" w:val="04A0"/>
+        <w:cantSplit/>
         <w:tblBorders>
-          <w:top w:val="single" w:sz="8" w:space="0" w:color="000000"/>
-          <w:left w:val="single" w:sz="8" w:space="0" w:color="000000"/>
-          <w:bottom w:val="single" w:sz="8" w:space="0" w:color="000000"/>
-          <w:right w:val="single" w:sz="8" w:space="0" w:color="000000"/>
-          <w:insideH w:val="single" w:sz="8" w:space="0" w:color="000000"/>
-          <w:insideV w:val="single" w:sz="8" w:space="0" w:color="000000"/>
+          <w:top w:val="single" w:sz="24" w:space="0" w:color="000000"/>
+          <w:left w:val="single" w:sz="24" w:space="0" w:color="000000"/>
+          <w:bottom w:val="single" w:sz="24" w:space="0" w:color="000000"/>
+          <w:right w:val="single" w:sz="24" w:space="0" w:color="000000"/>
+          <w:insideH w:val="single" w:sz="24" w:space="0" w:color="000000"/>
+          <w:insideV w:val="single" w:sz="24" w:space="0" w:color="000000"/>
         </w:tblBorders>
+        <w:cantSplit w:val="1"/>
       </w:tblPr>
       <w:tblGrid>
         <w:gridCol w:w="10080"/>
@@ -2357,20 +2425,26 @@
         </w:tc>
       </w:tr>
     </w:tbl>
-    <w:p/>
+    <w:p>
+      <w:pPr>
+        <w:spacing w:after="240"/>
+      </w:pPr>
+    </w:p>
     <w:tbl>
       <w:tblPr>
         <w:tblW w:type="auto" w:w="0"/>
         <w:tblLayout w:type="fixed"/>
         <w:tblLook w:firstColumn="1" w:firstRow="1" w:lastColumn="0" w:lastRow="0" w:noHBand="0" w:noVBand="1" w:val="04A0"/>
+        <w:cantSplit/>
         <w:tblBorders>
-          <w:top w:val="single" w:sz="8" w:space="0" w:color="000000"/>
-          <w:left w:val="single" w:sz="8" w:space="0" w:color="000000"/>
-          <w:bottom w:val="single" w:sz="8" w:space="0" w:color="000000"/>
-          <w:right w:val="single" w:sz="8" w:space="0" w:color="000000"/>
-          <w:insideH w:val="single" w:sz="8" w:space="0" w:color="000000"/>
-          <w:insideV w:val="single" w:sz="8" w:space="0" w:color="000000"/>
+          <w:top w:val="single" w:sz="24" w:space="0" w:color="000000"/>
+          <w:left w:val="single" w:sz="24" w:space="0" w:color="000000"/>
+          <w:bottom w:val="single" w:sz="24" w:space="0" w:color="000000"/>
+          <w:right w:val="single" w:sz="24" w:space="0" w:color="000000"/>
+          <w:insideH w:val="single" w:sz="24" w:space="0" w:color="000000"/>
+          <w:insideV w:val="single" w:sz="24" w:space="0" w:color="000000"/>
         </w:tblBorders>
+        <w:cantSplit w:val="1"/>
       </w:tblPr>
       <w:tblGrid>
         <w:gridCol w:w="10080"/>
@@ -2537,20 +2611,26 @@
         </w:tc>
       </w:tr>
     </w:tbl>
-    <w:p/>
+    <w:p>
+      <w:pPr>
+        <w:spacing w:after="240"/>
+      </w:pPr>
+    </w:p>
     <w:tbl>
       <w:tblPr>
         <w:tblW w:type="auto" w:w="0"/>
         <w:tblLayout w:type="fixed"/>
         <w:tblLook w:firstColumn="1" w:firstRow="1" w:lastColumn="0" w:lastRow="0" w:noHBand="0" w:noVBand="1" w:val="04A0"/>
+        <w:cantSplit/>
         <w:tblBorders>
-          <w:top w:val="single" w:sz="8" w:space="0" w:color="000000"/>
-          <w:left w:val="single" w:sz="8" w:space="0" w:color="000000"/>
-          <w:bottom w:val="single" w:sz="8" w:space="0" w:color="000000"/>
-          <w:right w:val="single" w:sz="8" w:space="0" w:color="000000"/>
-          <w:insideH w:val="single" w:sz="8" w:space="0" w:color="000000"/>
-          <w:insideV w:val="single" w:sz="8" w:space="0" w:color="000000"/>
+          <w:top w:val="single" w:sz="24" w:space="0" w:color="000000"/>
+          <w:left w:val="single" w:sz="24" w:space="0" w:color="000000"/>
+          <w:bottom w:val="single" w:sz="24" w:space="0" w:color="000000"/>
+          <w:right w:val="single" w:sz="24" w:space="0" w:color="000000"/>
+          <w:insideH w:val="single" w:sz="24" w:space="0" w:color="000000"/>
+          <w:insideV w:val="single" w:sz="24" w:space="0" w:color="000000"/>
         </w:tblBorders>
+        <w:cantSplit w:val="1"/>
       </w:tblPr>
       <w:tblGrid>
         <w:gridCol w:w="10080"/>
@@ -2717,7 +2797,11 @@
         </w:tc>
       </w:tr>
     </w:tbl>
-    <w:p/>
+    <w:p>
+      <w:pPr>
+        <w:spacing w:after="240"/>
+      </w:pPr>
+    </w:p>
     <w:sectPr>
       <w:pgSz w:w="12240" w:h="15840"/>
       <w:pgMar w:top="720" w:right="1080" w:bottom="1440" w:left="1080" w:header="720" w:footer="720" w:gutter="0"/>

--- a/MATERIAIS/GESTAO_E_CONTROLE_MATERIAIS/ANALISE_DADOS_APLICADA_GESTAO/ATIVIDADES/AVALIACAO-04-DESIGN-DASHBOARD-E-KPIS.docx
+++ b/MATERIAIS/GESTAO_E_CONTROLE_MATERIAIS/ANALISE_DADOS_APLICADA_GESTAO/ATIVIDADES/AVALIACAO-04-DESIGN-DASHBOARD-E-KPIS.docx
@@ -20,10 +20,10 @@
             <w:vAlign w:val="center"/>
             <w:shd w:fill="FFFFFF"/>
             <w:tcBorders>
-              <w:top w:val="single" w:sz="8" w:space="0" w:color="000000"/>
-              <w:left w:val="single" w:sz="8" w:space="0" w:color="000000"/>
-              <w:bottom w:val="single" w:sz="8" w:space="0" w:color="000000"/>
-              <w:right w:val="single" w:sz="8" w:space="0" w:color="000000"/>
+              <w:top w:val="single" w:sz="12" w:space="0" w:color="000000"/>
+              <w:left w:val="single" w:sz="12" w:space="0" w:color="000000"/>
+              <w:bottom w:val="single" w:sz="12" w:space="0" w:color="000000"/>
+              <w:right w:val="single" w:sz="12" w:space="0" w:color="000000"/>
             </w:tcBorders>
           </w:tcPr>
           <w:p>
@@ -60,10 +60,10 @@
             <w:vAlign w:val="center"/>
             <w:shd w:fill="FFFFFF"/>
             <w:tcBorders>
-              <w:top w:val="single" w:sz="8" w:space="0" w:color="000000"/>
-              <w:left w:val="single" w:sz="8" w:space="0" w:color="000000"/>
-              <w:bottom w:val="single" w:sz="8" w:space="0" w:color="000000"/>
-              <w:right w:val="single" w:sz="8" w:space="0" w:color="000000"/>
+              <w:top w:val="single" w:sz="12" w:space="0" w:color="000000"/>
+              <w:left w:val="single" w:sz="12" w:space="0" w:color="000000"/>
+              <w:bottom w:val="single" w:sz="12" w:space="0" w:color="000000"/>
+              <w:right w:val="single" w:sz="12" w:space="0" w:color="000000"/>
             </w:tcBorders>
           </w:tcPr>
           <w:p>
@@ -174,10 +174,10 @@
             <w:vAlign w:val="center"/>
             <w:shd w:fill="FFFFFF"/>
             <w:tcBorders>
-              <w:top w:val="single" w:sz="8" w:space="0" w:color="000000"/>
-              <w:left w:val="single" w:sz="8" w:space="0" w:color="000000"/>
-              <w:bottom w:val="single" w:sz="8" w:space="0" w:color="000000"/>
-              <w:right w:val="single" w:sz="8" w:space="0" w:color="000000"/>
+              <w:top w:val="single" w:sz="12" w:space="0" w:color="000000"/>
+              <w:left w:val="single" w:sz="12" w:space="0" w:color="000000"/>
+              <w:bottom w:val="single" w:sz="12" w:space="0" w:color="000000"/>
+              <w:right w:val="single" w:sz="12" w:space="0" w:color="000000"/>
             </w:tcBorders>
           </w:tcPr>
           <w:p>

--- a/MATERIAIS/GESTAO_E_CONTROLE_MATERIAIS/ANALISE_DADOS_APLICADA_GESTAO/ATIVIDADES/AVALIACAO-04-DESIGN-DASHBOARD-E-KPIS.docx
+++ b/MATERIAIS/GESTAO_E_CONTROLE_MATERIAIS/ANALISE_DADOS_APLICADA_GESTAO/ATIVIDADES/AVALIACAO-04-DESIGN-DASHBOARD-E-KPIS.docx
@@ -70,101 +70,47 @@
             <w:pPr>
               <w:jc w:val="center"/>
             </w:pPr>
-            <w:r/>
             <w:r>
               <w:rPr>
                 <w:b/>
-                <w:sz w:val="28"/>
+                <w:sz w:val="26"/>
               </w:rPr>
-              <w:t>AVALIAÇÃO OBJETIVA</w:t>
+              <w:t>AVALIACAO-04</w:t>
+            </w:r>
+          </w:p>
+          <w:p/>
+          <w:p/>
+          <w:p/>
+          <w:p/>
+          <w:p/>
+          <w:p/>
+          <w:p>
+            <w:r>
+              <w:rPr>
+                <w:sz w:val="22"/>
+              </w:rPr>
+              <w:t>MegaStore Brasil - Santa Catarina</w:t>
             </w:r>
           </w:p>
           <w:p>
             <w:r>
               <w:rPr>
-                <w:i/>
-                <w:color w:val="004284"/>
+                <w:sz w:val="20"/>
               </w:rPr>
-              <w:t xml:space="preserve">Data: </w:t>
-            </w:r>
-            <w:r>
-              <w:t>_____________________</w:t>
-            </w:r>
-          </w:p>
-          <w:p>
-            <w:r>
-              <w:rPr>
-                <w:i/>
-                <w:color w:val="004284"/>
-              </w:rPr>
-              <w:t xml:space="preserve">Docente: </w:t>
-            </w:r>
-            <w:r>
-              <w:rPr>
-                <w:i/>
-                <w:color w:val="004284"/>
-              </w:rPr>
-              <w:t>GELVAZIO CAMARGO</w:t>
-            </w:r>
-          </w:p>
-          <w:p>
-            <w:r>
-              <w:rPr>
-                <w:i/>
-                <w:color w:val="004284"/>
-              </w:rPr>
-              <w:t xml:space="preserve">Curso Técnico em </w:t>
-            </w:r>
-            <w:r>
-              <w:rPr>
-                <w:i/>
-                <w:color w:val="004284"/>
-              </w:rPr>
-              <w:t>Assistente em Processos de Gestão e Controle de Materiais</w:t>
-            </w:r>
-          </w:p>
-          <w:p>
-            <w:r>
-              <w:rPr>
-                <w:i/>
-                <w:color w:val="004284"/>
-              </w:rPr>
-              <w:t xml:space="preserve">Unidade Curricular: </w:t>
-            </w:r>
-            <w:r>
-              <w:rPr>
-                <w:i/>
-                <w:color w:val="004284"/>
-              </w:rPr>
-              <w:t>Análise de Dados Aplicada à Gestão</w:t>
-            </w:r>
-          </w:p>
-          <w:p>
-            <w:r>
-              <w:rPr>
-                <w:i/>
-                <w:color w:val="004284"/>
-              </w:rPr>
-              <w:t xml:space="preserve">Turma: </w:t>
-            </w:r>
-            <w:r>
-              <w:rPr>
-                <w:i/>
-                <w:color w:val="004284"/>
-              </w:rPr>
-              <w:t>AI AIAC 2026/2 V1</w:t>
-            </w:r>
-          </w:p>
-          <w:p>
-            <w:r>
-              <w:rPr>
-                <w:i/>
-                <w:color w:val="004284"/>
-              </w:rPr>
-              <w:t xml:space="preserve">Estudante: </w:t>
-            </w:r>
-            <w:r>
-              <w:t>_____________________</w:t>
+              <w:t>Voce e gerente operacional da MegaStore Brasil, rede de 5 lojas em SC.</w:t>
+              <w:br/>
+              <w:t>Precisa criar dashboard para monitorar KPIs mensalmente:</w:t>
+              <w:br/>
+              <w:t>- Faturamento: meta R$ 120.000, realizado R$ 125.500</w:t>
+              <w:br/>
+              <w:t>- Margem Bruta: meta 30%, realizado 32,5%</w:t>
+              <w:br/>
+              <w:t>- Pedidos: meta 150, realizado 185</w:t>
+              <w:br/>
+              <w:t>- Satisfacao: meta 8,5/10, realizado 8,7/10</w:t>
+              <w:br/>
+              <w:br/>
+              <w:t>Segmente por regiao (Norte, Nordeste, Sul, Centro) com tabelas dinamicas.</w:t>
             </w:r>
           </w:p>
         </w:tc>

--- a/MATERIAIS/GESTAO_E_CONTROLE_MATERIAIS/ANALISE_DADOS_APLICADA_GESTAO/ATIVIDADES/AVALIACAO-04-DESIGN-DASHBOARD-E-KPIS.docx
+++ b/MATERIAIS/GESTAO_E_CONTROLE_MATERIAIS/ANALISE_DADOS_APLICADA_GESTAO/ATIVIDADES/AVALIACAO-04-DESIGN-DASHBOARD-E-KPIS.docx
@@ -20,11 +20,17 @@
             <w:vAlign w:val="center"/>
             <w:shd w:fill="FFFFFF"/>
             <w:tcBorders>
-              <w:top w:val="single" w:sz="12" w:space="0" w:color="000000"/>
-              <w:left w:val="single" w:sz="12" w:space="0" w:color="000000"/>
-              <w:bottom w:val="single" w:sz="12" w:space="0" w:color="000000"/>
-              <w:right w:val="single" w:sz="12" w:space="0" w:color="000000"/>
+              <w:top w:val="single" w:sz="6" w:space="0" w:color="000000"/>
+              <w:left w:val="single" w:sz="6" w:space="0" w:color="000000"/>
+              <w:bottom w:val="single" w:sz="6" w:space="0" w:color="000000"/>
+              <w:right w:val="single" w:sz="6" w:space="0" w:color="000000"/>
             </w:tcBorders>
+            <w:tcMar>
+              <w:top w:w="0" w:type="dxa"/>
+              <w:left w:w="0" w:type="dxa"/>
+              <w:bottom w:w="0" w:type="dxa"/>
+              <w:right w:w="0" w:type="dxa"/>
+            </w:tcMar>
           </w:tcPr>
           <w:p>
             <w:r/>
@@ -60,11 +66,17 @@
             <w:vAlign w:val="center"/>
             <w:shd w:fill="FFFFFF"/>
             <w:tcBorders>
-              <w:top w:val="single" w:sz="12" w:space="0" w:color="000000"/>
-              <w:left w:val="single" w:sz="12" w:space="0" w:color="000000"/>
-              <w:bottom w:val="single" w:sz="12" w:space="0" w:color="000000"/>
-              <w:right w:val="single" w:sz="12" w:space="0" w:color="000000"/>
+              <w:top w:val="single" w:sz="6" w:space="0" w:color="000000"/>
+              <w:left w:val="single" w:sz="6" w:space="0" w:color="000000"/>
+              <w:bottom w:val="single" w:sz="6" w:space="0" w:color="000000"/>
+              <w:right w:val="single" w:sz="6" w:space="0" w:color="000000"/>
             </w:tcBorders>
+            <w:tcMar>
+              <w:top w:w="0" w:type="dxa"/>
+              <w:left w:w="0" w:type="dxa"/>
+              <w:bottom w:w="0" w:type="dxa"/>
+              <w:right w:w="0" w:type="dxa"/>
+            </w:tcMar>
           </w:tcPr>
           <w:p>
             <w:pPr>
@@ -120,11 +132,17 @@
             <w:vAlign w:val="center"/>
             <w:shd w:fill="FFFFFF"/>
             <w:tcBorders>
-              <w:top w:val="single" w:sz="12" w:space="0" w:color="000000"/>
-              <w:left w:val="single" w:sz="12" w:space="0" w:color="000000"/>
-              <w:bottom w:val="single" w:sz="12" w:space="0" w:color="000000"/>
-              <w:right w:val="single" w:sz="12" w:space="0" w:color="000000"/>
+              <w:top w:val="single" w:sz="6" w:space="0" w:color="000000"/>
+              <w:left w:val="single" w:sz="6" w:space="0" w:color="000000"/>
+              <w:bottom w:val="single" w:sz="6" w:space="0" w:color="000000"/>
+              <w:right w:val="single" w:sz="6" w:space="0" w:color="000000"/>
             </w:tcBorders>
+            <w:tcMar>
+              <w:top w:w="0" w:type="dxa"/>
+              <w:left w:w="0" w:type="dxa"/>
+              <w:bottom w:w="0" w:type="dxa"/>
+              <w:right w:w="0" w:type="dxa"/>
+            </w:tcMar>
           </w:tcPr>
           <w:p>
             <w:pPr>
@@ -168,6 +186,12 @@
           <w:tcPr>
             <w:tcW w:type="dxa" w:w="10080"/>
             <w:shd w:fill="FFFFFF"/>
+            <w:tcMar>
+              <w:top w:w="0" w:type="dxa"/>
+              <w:left w:w="0" w:type="dxa"/>
+              <w:bottom w:w="0" w:type="dxa"/>
+              <w:right w:w="0" w:type="dxa"/>
+            </w:tcMar>
           </w:tcPr>
           <w:p>
             <w:pPr>
@@ -354,6 +378,12 @@
           <w:tcPr>
             <w:tcW w:type="dxa" w:w="10080"/>
             <w:shd w:fill="FFFFFF"/>
+            <w:tcMar>
+              <w:top w:w="0" w:type="dxa"/>
+              <w:left w:w="0" w:type="dxa"/>
+              <w:bottom w:w="0" w:type="dxa"/>
+              <w:right w:w="0" w:type="dxa"/>
+            </w:tcMar>
           </w:tcPr>
           <w:p>
             <w:pPr>
@@ -540,6 +570,12 @@
           <w:tcPr>
             <w:tcW w:type="dxa" w:w="10080"/>
             <w:shd w:fill="FFFFFF"/>
+            <w:tcMar>
+              <w:top w:w="0" w:type="dxa"/>
+              <w:left w:w="0" w:type="dxa"/>
+              <w:bottom w:w="0" w:type="dxa"/>
+              <w:right w:w="0" w:type="dxa"/>
+            </w:tcMar>
           </w:tcPr>
           <w:p>
             <w:pPr>
@@ -726,6 +762,12 @@
           <w:tcPr>
             <w:tcW w:type="dxa" w:w="10080"/>
             <w:shd w:fill="FFFFFF"/>
+            <w:tcMar>
+              <w:top w:w="0" w:type="dxa"/>
+              <w:left w:w="0" w:type="dxa"/>
+              <w:bottom w:w="0" w:type="dxa"/>
+              <w:right w:w="0" w:type="dxa"/>
+            </w:tcMar>
           </w:tcPr>
           <w:p>
             <w:pPr>
@@ -912,6 +954,12 @@
           <w:tcPr>
             <w:tcW w:type="dxa" w:w="10080"/>
             <w:shd w:fill="FFFFFF"/>
+            <w:tcMar>
+              <w:top w:w="0" w:type="dxa"/>
+              <w:left w:w="0" w:type="dxa"/>
+              <w:bottom w:w="0" w:type="dxa"/>
+              <w:right w:w="0" w:type="dxa"/>
+            </w:tcMar>
           </w:tcPr>
           <w:p>
             <w:pPr>
@@ -1098,6 +1146,12 @@
           <w:tcPr>
             <w:tcW w:type="dxa" w:w="10080"/>
             <w:shd w:fill="FFFFFF"/>
+            <w:tcMar>
+              <w:top w:w="0" w:type="dxa"/>
+              <w:left w:w="0" w:type="dxa"/>
+              <w:bottom w:w="0" w:type="dxa"/>
+              <w:right w:w="0" w:type="dxa"/>
+            </w:tcMar>
           </w:tcPr>
           <w:p>
             <w:pPr>
@@ -1284,6 +1338,12 @@
           <w:tcPr>
             <w:tcW w:type="dxa" w:w="10080"/>
             <w:shd w:fill="FFFFFF"/>
+            <w:tcMar>
+              <w:top w:w="0" w:type="dxa"/>
+              <w:left w:w="0" w:type="dxa"/>
+              <w:bottom w:w="0" w:type="dxa"/>
+              <w:right w:w="0" w:type="dxa"/>
+            </w:tcMar>
           </w:tcPr>
           <w:p>
             <w:pPr>
@@ -1470,6 +1530,12 @@
           <w:tcPr>
             <w:tcW w:type="dxa" w:w="10080"/>
             <w:shd w:fill="FFFFFF"/>
+            <w:tcMar>
+              <w:top w:w="0" w:type="dxa"/>
+              <w:left w:w="0" w:type="dxa"/>
+              <w:bottom w:w="0" w:type="dxa"/>
+              <w:right w:w="0" w:type="dxa"/>
+            </w:tcMar>
           </w:tcPr>
           <w:p>
             <w:pPr>
@@ -1656,6 +1722,12 @@
           <w:tcPr>
             <w:tcW w:type="dxa" w:w="10080"/>
             <w:shd w:fill="FFFFFF"/>
+            <w:tcMar>
+              <w:top w:w="0" w:type="dxa"/>
+              <w:left w:w="0" w:type="dxa"/>
+              <w:bottom w:w="0" w:type="dxa"/>
+              <w:right w:w="0" w:type="dxa"/>
+            </w:tcMar>
           </w:tcPr>
           <w:p>
             <w:pPr>
@@ -1842,6 +1914,12 @@
           <w:tcPr>
             <w:tcW w:type="dxa" w:w="10080"/>
             <w:shd w:fill="FFFFFF"/>
+            <w:tcMar>
+              <w:top w:w="0" w:type="dxa"/>
+              <w:left w:w="0" w:type="dxa"/>
+              <w:bottom w:w="0" w:type="dxa"/>
+              <w:right w:w="0" w:type="dxa"/>
+            </w:tcMar>
           </w:tcPr>
           <w:p>
             <w:pPr>
@@ -2028,6 +2106,12 @@
           <w:tcPr>
             <w:tcW w:type="dxa" w:w="10080"/>
             <w:shd w:fill="FFFFFF"/>
+            <w:tcMar>
+              <w:top w:w="0" w:type="dxa"/>
+              <w:left w:w="0" w:type="dxa"/>
+              <w:bottom w:w="0" w:type="dxa"/>
+              <w:right w:w="0" w:type="dxa"/>
+            </w:tcMar>
           </w:tcPr>
           <w:p>
             <w:pPr>
@@ -2214,6 +2298,12 @@
           <w:tcPr>
             <w:tcW w:type="dxa" w:w="10080"/>
             <w:shd w:fill="FFFFFF"/>
+            <w:tcMar>
+              <w:top w:w="0" w:type="dxa"/>
+              <w:left w:w="0" w:type="dxa"/>
+              <w:bottom w:w="0" w:type="dxa"/>
+              <w:right w:w="0" w:type="dxa"/>
+            </w:tcMar>
           </w:tcPr>
           <w:p>
             <w:pPr>
@@ -2400,6 +2490,12 @@
           <w:tcPr>
             <w:tcW w:type="dxa" w:w="10080"/>
             <w:shd w:fill="FFFFFF"/>
+            <w:tcMar>
+              <w:top w:w="0" w:type="dxa"/>
+              <w:left w:w="0" w:type="dxa"/>
+              <w:bottom w:w="0" w:type="dxa"/>
+              <w:right w:w="0" w:type="dxa"/>
+            </w:tcMar>
           </w:tcPr>
           <w:p>
             <w:pPr>
@@ -2586,6 +2682,12 @@
           <w:tcPr>
             <w:tcW w:type="dxa" w:w="10080"/>
             <w:shd w:fill="FFFFFF"/>
+            <w:tcMar>
+              <w:top w:w="0" w:type="dxa"/>
+              <w:left w:w="0" w:type="dxa"/>
+              <w:bottom w:w="0" w:type="dxa"/>
+              <w:right w:w="0" w:type="dxa"/>
+            </w:tcMar>
           </w:tcPr>
           <w:p>
             <w:pPr>

--- a/MATERIAIS/GESTAO_E_CONTROLE_MATERIAIS/ANALISE_DADOS_APLICADA_GESTAO/ATIVIDADES/AVALIACAO-04-DESIGN-DASHBOARD-E-KPIS.docx
+++ b/MATERIAIS/GESTAO_E_CONTROLE_MATERIAIS/ANALISE_DADOS_APLICADA_GESTAO/ATIVIDADES/AVALIACAO-04-DESIGN-DASHBOARD-E-KPIS.docx
@@ -20,10 +20,10 @@
             <w:vAlign w:val="center"/>
             <w:shd w:fill="FFFFFF"/>
             <w:tcBorders>
-              <w:top w:val="single" w:sz="6" w:space="0" w:color="000000"/>
-              <w:left w:val="single" w:sz="6" w:space="0" w:color="000000"/>
-              <w:bottom w:val="single" w:sz="6" w:space="0" w:color="000000"/>
-              <w:right w:val="single" w:sz="6" w:space="0" w:color="000000"/>
+              <w:top w:val="single" w:sz="3" w:space="0" w:color="000000"/>
+              <w:left w:val="single" w:sz="3" w:space="0" w:color="000000"/>
+              <w:bottom w:val="single" w:sz="3" w:space="0" w:color="000000"/>
+              <w:right w:val="single" w:sz="3" w:space="0" w:color="000000"/>
             </w:tcBorders>
             <w:tcMar>
               <w:top w:w="0" w:type="dxa"/>
@@ -66,10 +66,10 @@
             <w:vAlign w:val="center"/>
             <w:shd w:fill="FFFFFF"/>
             <w:tcBorders>
-              <w:top w:val="single" w:sz="6" w:space="0" w:color="000000"/>
-              <w:left w:val="single" w:sz="6" w:space="0" w:color="000000"/>
-              <w:bottom w:val="single" w:sz="6" w:space="0" w:color="000000"/>
-              <w:right w:val="single" w:sz="6" w:space="0" w:color="000000"/>
+              <w:top w:val="single" w:sz="3" w:space="0" w:color="000000"/>
+              <w:left w:val="single" w:sz="3" w:space="0" w:color="000000"/>
+              <w:bottom w:val="single" w:sz="3" w:space="0" w:color="000000"/>
+              <w:right w:val="single" w:sz="3" w:space="0" w:color="000000"/>
             </w:tcBorders>
             <w:tcMar>
               <w:top w:w="0" w:type="dxa"/>
@@ -132,10 +132,10 @@
             <w:vAlign w:val="center"/>
             <w:shd w:fill="FFFFFF"/>
             <w:tcBorders>
-              <w:top w:val="single" w:sz="6" w:space="0" w:color="000000"/>
-              <w:left w:val="single" w:sz="6" w:space="0" w:color="000000"/>
-              <w:bottom w:val="single" w:sz="6" w:space="0" w:color="000000"/>
-              <w:right w:val="single" w:sz="6" w:space="0" w:color="000000"/>
+              <w:top w:val="single" w:sz="3" w:space="0" w:color="000000"/>
+              <w:left w:val="single" w:sz="3" w:space="0" w:color="000000"/>
+              <w:bottom w:val="single" w:sz="3" w:space="0" w:color="000000"/>
+              <w:right w:val="single" w:sz="3" w:space="0" w:color="000000"/>
             </w:tcBorders>
             <w:tcMar>
               <w:top w:w="0" w:type="dxa"/>

--- a/MATERIAIS/GESTAO_E_CONTROLE_MATERIAIS/ANALISE_DADOS_APLICADA_GESTAO/ATIVIDADES/AVALIACAO-04-DESIGN-DASHBOARD-E-KPIS.docx
+++ b/MATERIAIS/GESTAO_E_CONTROLE_MATERIAIS/ANALISE_DADOS_APLICADA_GESTAO/ATIVIDADES/AVALIACAO-04-DESIGN-DASHBOARD-E-KPIS.docx
@@ -169,12 +169,12 @@
         <w:tblLook w:firstColumn="1" w:firstRow="1" w:lastColumn="0" w:lastRow="0" w:noHBand="0" w:noVBand="1" w:val="04A0"/>
         <w:cantSplit/>
         <w:tblBorders>
-          <w:top w:val="single" w:sz="24" w:space="0" w:color="000000"/>
-          <w:left w:val="single" w:sz="24" w:space="0" w:color="000000"/>
-          <w:bottom w:val="single" w:sz="24" w:space="0" w:color="000000"/>
-          <w:right w:val="single" w:sz="24" w:space="0" w:color="000000"/>
-          <w:insideH w:val="single" w:sz="24" w:space="0" w:color="000000"/>
-          <w:insideV w:val="single" w:sz="24" w:space="0" w:color="000000"/>
+          <w:top w:val="single" w:sz="3" w:space="0" w:color="000000"/>
+          <w:left w:val="single" w:sz="3" w:space="0" w:color="000000"/>
+          <w:bottom w:val="single" w:sz="3" w:space="0" w:color="000000"/>
+          <w:right w:val="single" w:sz="3" w:space="0" w:color="000000"/>
+          <w:insideH w:val="single" w:sz="3" w:space="0" w:color="000000"/>
+          <w:insideV w:val="single" w:sz="3" w:space="0" w:color="000000"/>
         </w:tblBorders>
         <w:cantSplit w:val="1"/>
       </w:tblPr>
@@ -361,12 +361,12 @@
         <w:tblLook w:firstColumn="1" w:firstRow="1" w:lastColumn="0" w:lastRow="0" w:noHBand="0" w:noVBand="1" w:val="04A0"/>
         <w:cantSplit/>
         <w:tblBorders>
-          <w:top w:val="single" w:sz="24" w:space="0" w:color="000000"/>
-          <w:left w:val="single" w:sz="24" w:space="0" w:color="000000"/>
-          <w:bottom w:val="single" w:sz="24" w:space="0" w:color="000000"/>
-          <w:right w:val="single" w:sz="24" w:space="0" w:color="000000"/>
-          <w:insideH w:val="single" w:sz="24" w:space="0" w:color="000000"/>
-          <w:insideV w:val="single" w:sz="24" w:space="0" w:color="000000"/>
+          <w:top w:val="single" w:sz="3" w:space="0" w:color="000000"/>
+          <w:left w:val="single" w:sz="3" w:space="0" w:color="000000"/>
+          <w:bottom w:val="single" w:sz="3" w:space="0" w:color="000000"/>
+          <w:right w:val="single" w:sz="3" w:space="0" w:color="000000"/>
+          <w:insideH w:val="single" w:sz="3" w:space="0" w:color="000000"/>
+          <w:insideV w:val="single" w:sz="3" w:space="0" w:color="000000"/>
         </w:tblBorders>
         <w:cantSplit w:val="1"/>
       </w:tblPr>
@@ -553,12 +553,12 @@
         <w:tblLook w:firstColumn="1" w:firstRow="1" w:lastColumn="0" w:lastRow="0" w:noHBand="0" w:noVBand="1" w:val="04A0"/>
         <w:cantSplit/>
         <w:tblBorders>
-          <w:top w:val="single" w:sz="24" w:space="0" w:color="000000"/>
-          <w:left w:val="single" w:sz="24" w:space="0" w:color="000000"/>
-          <w:bottom w:val="single" w:sz="24" w:space="0" w:color="000000"/>
-          <w:right w:val="single" w:sz="24" w:space="0" w:color="000000"/>
-          <w:insideH w:val="single" w:sz="24" w:space="0" w:color="000000"/>
-          <w:insideV w:val="single" w:sz="24" w:space="0" w:color="000000"/>
+          <w:top w:val="single" w:sz="3" w:space="0" w:color="000000"/>
+          <w:left w:val="single" w:sz="3" w:space="0" w:color="000000"/>
+          <w:bottom w:val="single" w:sz="3" w:space="0" w:color="000000"/>
+          <w:right w:val="single" w:sz="3" w:space="0" w:color="000000"/>
+          <w:insideH w:val="single" w:sz="3" w:space="0" w:color="000000"/>
+          <w:insideV w:val="single" w:sz="3" w:space="0" w:color="000000"/>
         </w:tblBorders>
         <w:cantSplit w:val="1"/>
       </w:tblPr>
@@ -745,12 +745,12 @@
         <w:tblLook w:firstColumn="1" w:firstRow="1" w:lastColumn="0" w:lastRow="0" w:noHBand="0" w:noVBand="1" w:val="04A0"/>
         <w:cantSplit/>
         <w:tblBorders>
-          <w:top w:val="single" w:sz="24" w:space="0" w:color="000000"/>
-          <w:left w:val="single" w:sz="24" w:space="0" w:color="000000"/>
-          <w:bottom w:val="single" w:sz="24" w:space="0" w:color="000000"/>
-          <w:right w:val="single" w:sz="24" w:space="0" w:color="000000"/>
-          <w:insideH w:val="single" w:sz="24" w:space="0" w:color="000000"/>
-          <w:insideV w:val="single" w:sz="24" w:space="0" w:color="000000"/>
+          <w:top w:val="single" w:sz="3" w:space="0" w:color="000000"/>
+          <w:left w:val="single" w:sz="3" w:space="0" w:color="000000"/>
+          <w:bottom w:val="single" w:sz="3" w:space="0" w:color="000000"/>
+          <w:right w:val="single" w:sz="3" w:space="0" w:color="000000"/>
+          <w:insideH w:val="single" w:sz="3" w:space="0" w:color="000000"/>
+          <w:insideV w:val="single" w:sz="3" w:space="0" w:color="000000"/>
         </w:tblBorders>
         <w:cantSplit w:val="1"/>
       </w:tblPr>
@@ -937,12 +937,12 @@
         <w:tblLook w:firstColumn="1" w:firstRow="1" w:lastColumn="0" w:lastRow="0" w:noHBand="0" w:noVBand="1" w:val="04A0"/>
         <w:cantSplit/>
         <w:tblBorders>
-          <w:top w:val="single" w:sz="24" w:space="0" w:color="000000"/>
-          <w:left w:val="single" w:sz="24" w:space="0" w:color="000000"/>
-          <w:bottom w:val="single" w:sz="24" w:space="0" w:color="000000"/>
-          <w:right w:val="single" w:sz="24" w:space="0" w:color="000000"/>
-          <w:insideH w:val="single" w:sz="24" w:space="0" w:color="000000"/>
-          <w:insideV w:val="single" w:sz="24" w:space="0" w:color="000000"/>
+          <w:top w:val="single" w:sz="3" w:space="0" w:color="000000"/>
+          <w:left w:val="single" w:sz="3" w:space="0" w:color="000000"/>
+          <w:bottom w:val="single" w:sz="3" w:space="0" w:color="000000"/>
+          <w:right w:val="single" w:sz="3" w:space="0" w:color="000000"/>
+          <w:insideH w:val="single" w:sz="3" w:space="0" w:color="000000"/>
+          <w:insideV w:val="single" w:sz="3" w:space="0" w:color="000000"/>
         </w:tblBorders>
         <w:cantSplit w:val="1"/>
       </w:tblPr>
@@ -1129,12 +1129,12 @@
         <w:tblLook w:firstColumn="1" w:firstRow="1" w:lastColumn="0" w:lastRow="0" w:noHBand="0" w:noVBand="1" w:val="04A0"/>
         <w:cantSplit/>
         <w:tblBorders>
-          <w:top w:val="single" w:sz="24" w:space="0" w:color="000000"/>
-          <w:left w:val="single" w:sz="24" w:space="0" w:color="000000"/>
-          <w:bottom w:val="single" w:sz="24" w:space="0" w:color="000000"/>
-          <w:right w:val="single" w:sz="24" w:space="0" w:color="000000"/>
-          <w:insideH w:val="single" w:sz="24" w:space="0" w:color="000000"/>
-          <w:insideV w:val="single" w:sz="24" w:space="0" w:color="000000"/>
+          <w:top w:val="single" w:sz="3" w:space="0" w:color="000000"/>
+          <w:left w:val="single" w:sz="3" w:space="0" w:color="000000"/>
+          <w:bottom w:val="single" w:sz="3" w:space="0" w:color="000000"/>
+          <w:right w:val="single" w:sz="3" w:space="0" w:color="000000"/>
+          <w:insideH w:val="single" w:sz="3" w:space="0" w:color="000000"/>
+          <w:insideV w:val="single" w:sz="3" w:space="0" w:color="000000"/>
         </w:tblBorders>
         <w:cantSplit w:val="1"/>
       </w:tblPr>
@@ -1321,12 +1321,12 @@
         <w:tblLook w:firstColumn="1" w:firstRow="1" w:lastColumn="0" w:lastRow="0" w:noHBand="0" w:noVBand="1" w:val="04A0"/>
         <w:cantSplit/>
         <w:tblBorders>
-          <w:top w:val="single" w:sz="24" w:space="0" w:color="000000"/>
-          <w:left w:val="single" w:sz="24" w:space="0" w:color="000000"/>
-          <w:bottom w:val="single" w:sz="24" w:space="0" w:color="000000"/>
-          <w:right w:val="single" w:sz="24" w:space="0" w:color="000000"/>
-          <w:insideH w:val="single" w:sz="24" w:space="0" w:color="000000"/>
-          <w:insideV w:val="single" w:sz="24" w:space="0" w:color="000000"/>
+          <w:top w:val="single" w:sz="3" w:space="0" w:color="000000"/>
+          <w:left w:val="single" w:sz="3" w:space="0" w:color="000000"/>
+          <w:bottom w:val="single" w:sz="3" w:space="0" w:color="000000"/>
+          <w:right w:val="single" w:sz="3" w:space="0" w:color="000000"/>
+          <w:insideH w:val="single" w:sz="3" w:space="0" w:color="000000"/>
+          <w:insideV w:val="single" w:sz="3" w:space="0" w:color="000000"/>
         </w:tblBorders>
         <w:cantSplit w:val="1"/>
       </w:tblPr>
@@ -1513,12 +1513,12 @@
         <w:tblLook w:firstColumn="1" w:firstRow="1" w:lastColumn="0" w:lastRow="0" w:noHBand="0" w:noVBand="1" w:val="04A0"/>
         <w:cantSplit/>
         <w:tblBorders>
-          <w:top w:val="single" w:sz="24" w:space="0" w:color="000000"/>
-          <w:left w:val="single" w:sz="24" w:space="0" w:color="000000"/>
-          <w:bottom w:val="single" w:sz="24" w:space="0" w:color="000000"/>
-          <w:right w:val="single" w:sz="24" w:space="0" w:color="000000"/>
-          <w:insideH w:val="single" w:sz="24" w:space="0" w:color="000000"/>
-          <w:insideV w:val="single" w:sz="24" w:space="0" w:color="000000"/>
+          <w:top w:val="single" w:sz="3" w:space="0" w:color="000000"/>
+          <w:left w:val="single" w:sz="3" w:space="0" w:color="000000"/>
+          <w:bottom w:val="single" w:sz="3" w:space="0" w:color="000000"/>
+          <w:right w:val="single" w:sz="3" w:space="0" w:color="000000"/>
+          <w:insideH w:val="single" w:sz="3" w:space="0" w:color="000000"/>
+          <w:insideV w:val="single" w:sz="3" w:space="0" w:color="000000"/>
         </w:tblBorders>
         <w:cantSplit w:val="1"/>
       </w:tblPr>
@@ -1705,12 +1705,12 @@
         <w:tblLook w:firstColumn="1" w:firstRow="1" w:lastColumn="0" w:lastRow="0" w:noHBand="0" w:noVBand="1" w:val="04A0"/>
         <w:cantSplit/>
         <w:tblBorders>
-          <w:top w:val="single" w:sz="24" w:space="0" w:color="000000"/>
-          <w:left w:val="single" w:sz="24" w:space="0" w:color="000000"/>
-          <w:bottom w:val="single" w:sz="24" w:space="0" w:color="000000"/>
-          <w:right w:val="single" w:sz="24" w:space="0" w:color="000000"/>
-          <w:insideH w:val="single" w:sz="24" w:space="0" w:color="000000"/>
-          <w:insideV w:val="single" w:sz="24" w:space="0" w:color="000000"/>
+          <w:top w:val="single" w:sz="3" w:space="0" w:color="000000"/>
+          <w:left w:val="single" w:sz="3" w:space="0" w:color="000000"/>
+          <w:bottom w:val="single" w:sz="3" w:space="0" w:color="000000"/>
+          <w:right w:val="single" w:sz="3" w:space="0" w:color="000000"/>
+          <w:insideH w:val="single" w:sz="3" w:space="0" w:color="000000"/>
+          <w:insideV w:val="single" w:sz="3" w:space="0" w:color="000000"/>
         </w:tblBorders>
         <w:cantSplit w:val="1"/>
       </w:tblPr>
@@ -1897,12 +1897,12 @@
         <w:tblLook w:firstColumn="1" w:firstRow="1" w:lastColumn="0" w:lastRow="0" w:noHBand="0" w:noVBand="1" w:val="04A0"/>
         <w:cantSplit/>
         <w:tblBorders>
-          <w:top w:val="single" w:sz="24" w:space="0" w:color="000000"/>
-          <w:left w:val="single" w:sz="24" w:space="0" w:color="000000"/>
-          <w:bottom w:val="single" w:sz="24" w:space="0" w:color="000000"/>
-          <w:right w:val="single" w:sz="24" w:space="0" w:color="000000"/>
-          <w:insideH w:val="single" w:sz="24" w:space="0" w:color="000000"/>
-          <w:insideV w:val="single" w:sz="24" w:space="0" w:color="000000"/>
+          <w:top w:val="single" w:sz="3" w:space="0" w:color="000000"/>
+          <w:left w:val="single" w:sz="3" w:space="0" w:color="000000"/>
+          <w:bottom w:val="single" w:sz="3" w:space="0" w:color="000000"/>
+          <w:right w:val="single" w:sz="3" w:space="0" w:color="000000"/>
+          <w:insideH w:val="single" w:sz="3" w:space="0" w:color="000000"/>
+          <w:insideV w:val="single" w:sz="3" w:space="0" w:color="000000"/>
         </w:tblBorders>
         <w:cantSplit w:val="1"/>
       </w:tblPr>
@@ -2089,12 +2089,12 @@
         <w:tblLook w:firstColumn="1" w:firstRow="1" w:lastColumn="0" w:lastRow="0" w:noHBand="0" w:noVBand="1" w:val="04A0"/>
         <w:cantSplit/>
         <w:tblBorders>
-          <w:top w:val="single" w:sz="24" w:space="0" w:color="000000"/>
-          <w:left w:val="single" w:sz="24" w:space="0" w:color="000000"/>
-          <w:bottom w:val="single" w:sz="24" w:space="0" w:color="000000"/>
-          <w:right w:val="single" w:sz="24" w:space="0" w:color="000000"/>
-          <w:insideH w:val="single" w:sz="24" w:space="0" w:color="000000"/>
-          <w:insideV w:val="single" w:sz="24" w:space="0" w:color="000000"/>
+          <w:top w:val="single" w:sz="3" w:space="0" w:color="000000"/>
+          <w:left w:val="single" w:sz="3" w:space="0" w:color="000000"/>
+          <w:bottom w:val="single" w:sz="3" w:space="0" w:color="000000"/>
+          <w:right w:val="single" w:sz="3" w:space="0" w:color="000000"/>
+          <w:insideH w:val="single" w:sz="3" w:space="0" w:color="000000"/>
+          <w:insideV w:val="single" w:sz="3" w:space="0" w:color="000000"/>
         </w:tblBorders>
         <w:cantSplit w:val="1"/>
       </w:tblPr>
@@ -2281,12 +2281,12 @@
         <w:tblLook w:firstColumn="1" w:firstRow="1" w:lastColumn="0" w:lastRow="0" w:noHBand="0" w:noVBand="1" w:val="04A0"/>
         <w:cantSplit/>
         <w:tblBorders>
-          <w:top w:val="single" w:sz="24" w:space="0" w:color="000000"/>
-          <w:left w:val="single" w:sz="24" w:space="0" w:color="000000"/>
-          <w:bottom w:val="single" w:sz="24" w:space="0" w:color="000000"/>
-          <w:right w:val="single" w:sz="24" w:space="0" w:color="000000"/>
-          <w:insideH w:val="single" w:sz="24" w:space="0" w:color="000000"/>
-          <w:insideV w:val="single" w:sz="24" w:space="0" w:color="000000"/>
+          <w:top w:val="single" w:sz="3" w:space="0" w:color="000000"/>
+          <w:left w:val="single" w:sz="3" w:space="0" w:color="000000"/>
+          <w:bottom w:val="single" w:sz="3" w:space="0" w:color="000000"/>
+          <w:right w:val="single" w:sz="3" w:space="0" w:color="000000"/>
+          <w:insideH w:val="single" w:sz="3" w:space="0" w:color="000000"/>
+          <w:insideV w:val="single" w:sz="3" w:space="0" w:color="000000"/>
         </w:tblBorders>
         <w:cantSplit w:val="1"/>
       </w:tblPr>
@@ -2473,12 +2473,12 @@
         <w:tblLook w:firstColumn="1" w:firstRow="1" w:lastColumn="0" w:lastRow="0" w:noHBand="0" w:noVBand="1" w:val="04A0"/>
         <w:cantSplit/>
         <w:tblBorders>
-          <w:top w:val="single" w:sz="24" w:space="0" w:color="000000"/>
-          <w:left w:val="single" w:sz="24" w:space="0" w:color="000000"/>
-          <w:bottom w:val="single" w:sz="24" w:space="0" w:color="000000"/>
-          <w:right w:val="single" w:sz="24" w:space="0" w:color="000000"/>
-          <w:insideH w:val="single" w:sz="24" w:space="0" w:color="000000"/>
-          <w:insideV w:val="single" w:sz="24" w:space="0" w:color="000000"/>
+          <w:top w:val="single" w:sz="3" w:space="0" w:color="000000"/>
+          <w:left w:val="single" w:sz="3" w:space="0" w:color="000000"/>
+          <w:bottom w:val="single" w:sz="3" w:space="0" w:color="000000"/>
+          <w:right w:val="single" w:sz="3" w:space="0" w:color="000000"/>
+          <w:insideH w:val="single" w:sz="3" w:space="0" w:color="000000"/>
+          <w:insideV w:val="single" w:sz="3" w:space="0" w:color="000000"/>
         </w:tblBorders>
         <w:cantSplit w:val="1"/>
       </w:tblPr>
@@ -2665,12 +2665,12 @@
         <w:tblLook w:firstColumn="1" w:firstRow="1" w:lastColumn="0" w:lastRow="0" w:noHBand="0" w:noVBand="1" w:val="04A0"/>
         <w:cantSplit/>
         <w:tblBorders>
-          <w:top w:val="single" w:sz="24" w:space="0" w:color="000000"/>
-          <w:left w:val="single" w:sz="24" w:space="0" w:color="000000"/>
-          <w:bottom w:val="single" w:sz="24" w:space="0" w:color="000000"/>
-          <w:right w:val="single" w:sz="24" w:space="0" w:color="000000"/>
-          <w:insideH w:val="single" w:sz="24" w:space="0" w:color="000000"/>
-          <w:insideV w:val="single" w:sz="24" w:space="0" w:color="000000"/>
+          <w:top w:val="single" w:sz="3" w:space="0" w:color="000000"/>
+          <w:left w:val="single" w:sz="3" w:space="0" w:color="000000"/>
+          <w:bottom w:val="single" w:sz="3" w:space="0" w:color="000000"/>
+          <w:right w:val="single" w:sz="3" w:space="0" w:color="000000"/>
+          <w:insideH w:val="single" w:sz="3" w:space="0" w:color="000000"/>
+          <w:insideV w:val="single" w:sz="3" w:space="0" w:color="000000"/>
         </w:tblBorders>
         <w:cantSplit w:val="1"/>
       </w:tblPr>

--- a/MATERIAIS/GESTAO_E_CONTROLE_MATERIAIS/ANALISE_DADOS_APLICADA_GESTAO/ATIVIDADES/AVALIACAO-04-DESIGN-DASHBOARD-E-KPIS.docx
+++ b/MATERIAIS/GESTAO_E_CONTROLE_MATERIAIS/ANALISE_DADOS_APLICADA_GESTAO/ATIVIDADES/AVALIACAO-04-DESIGN-DASHBOARD-E-KPIS.docx
@@ -173,8 +173,6 @@
           <w:left w:val="single" w:sz="3" w:space="0" w:color="000000"/>
           <w:bottom w:val="single" w:sz="3" w:space="0" w:color="000000"/>
           <w:right w:val="single" w:sz="3" w:space="0" w:color="000000"/>
-          <w:insideH w:val="single" w:sz="3" w:space="0" w:color="000000"/>
-          <w:insideV w:val="single" w:sz="3" w:space="0" w:color="000000"/>
         </w:tblBorders>
         <w:cantSplit w:val="1"/>
       </w:tblPr>
@@ -365,8 +363,6 @@
           <w:left w:val="single" w:sz="3" w:space="0" w:color="000000"/>
           <w:bottom w:val="single" w:sz="3" w:space="0" w:color="000000"/>
           <w:right w:val="single" w:sz="3" w:space="0" w:color="000000"/>
-          <w:insideH w:val="single" w:sz="3" w:space="0" w:color="000000"/>
-          <w:insideV w:val="single" w:sz="3" w:space="0" w:color="000000"/>
         </w:tblBorders>
         <w:cantSplit w:val="1"/>
       </w:tblPr>
@@ -557,8 +553,6 @@
           <w:left w:val="single" w:sz="3" w:space="0" w:color="000000"/>
           <w:bottom w:val="single" w:sz="3" w:space="0" w:color="000000"/>
           <w:right w:val="single" w:sz="3" w:space="0" w:color="000000"/>
-          <w:insideH w:val="single" w:sz="3" w:space="0" w:color="000000"/>
-          <w:insideV w:val="single" w:sz="3" w:space="0" w:color="000000"/>
         </w:tblBorders>
         <w:cantSplit w:val="1"/>
       </w:tblPr>
@@ -749,8 +743,6 @@
           <w:left w:val="single" w:sz="3" w:space="0" w:color="000000"/>
           <w:bottom w:val="single" w:sz="3" w:space="0" w:color="000000"/>
           <w:right w:val="single" w:sz="3" w:space="0" w:color="000000"/>
-          <w:insideH w:val="single" w:sz="3" w:space="0" w:color="000000"/>
-          <w:insideV w:val="single" w:sz="3" w:space="0" w:color="000000"/>
         </w:tblBorders>
         <w:cantSplit w:val="1"/>
       </w:tblPr>
@@ -941,8 +933,6 @@
           <w:left w:val="single" w:sz="3" w:space="0" w:color="000000"/>
           <w:bottom w:val="single" w:sz="3" w:space="0" w:color="000000"/>
           <w:right w:val="single" w:sz="3" w:space="0" w:color="000000"/>
-          <w:insideH w:val="single" w:sz="3" w:space="0" w:color="000000"/>
-          <w:insideV w:val="single" w:sz="3" w:space="0" w:color="000000"/>
         </w:tblBorders>
         <w:cantSplit w:val="1"/>
       </w:tblPr>
@@ -1133,8 +1123,6 @@
           <w:left w:val="single" w:sz="3" w:space="0" w:color="000000"/>
           <w:bottom w:val="single" w:sz="3" w:space="0" w:color="000000"/>
           <w:right w:val="single" w:sz="3" w:space="0" w:color="000000"/>
-          <w:insideH w:val="single" w:sz="3" w:space="0" w:color="000000"/>
-          <w:insideV w:val="single" w:sz="3" w:space="0" w:color="000000"/>
         </w:tblBorders>
         <w:cantSplit w:val="1"/>
       </w:tblPr>
@@ -1325,8 +1313,6 @@
           <w:left w:val="single" w:sz="3" w:space="0" w:color="000000"/>
           <w:bottom w:val="single" w:sz="3" w:space="0" w:color="000000"/>
           <w:right w:val="single" w:sz="3" w:space="0" w:color="000000"/>
-          <w:insideH w:val="single" w:sz="3" w:space="0" w:color="000000"/>
-          <w:insideV w:val="single" w:sz="3" w:space="0" w:color="000000"/>
         </w:tblBorders>
         <w:cantSplit w:val="1"/>
       </w:tblPr>
@@ -1517,8 +1503,6 @@
           <w:left w:val="single" w:sz="3" w:space="0" w:color="000000"/>
           <w:bottom w:val="single" w:sz="3" w:space="0" w:color="000000"/>
           <w:right w:val="single" w:sz="3" w:space="0" w:color="000000"/>
-          <w:insideH w:val="single" w:sz="3" w:space="0" w:color="000000"/>
-          <w:insideV w:val="single" w:sz="3" w:space="0" w:color="000000"/>
         </w:tblBorders>
         <w:cantSplit w:val="1"/>
       </w:tblPr>
@@ -1709,8 +1693,6 @@
           <w:left w:val="single" w:sz="3" w:space="0" w:color="000000"/>
           <w:bottom w:val="single" w:sz="3" w:space="0" w:color="000000"/>
           <w:right w:val="single" w:sz="3" w:space="0" w:color="000000"/>
-          <w:insideH w:val="single" w:sz="3" w:space="0" w:color="000000"/>
-          <w:insideV w:val="single" w:sz="3" w:space="0" w:color="000000"/>
         </w:tblBorders>
         <w:cantSplit w:val="1"/>
       </w:tblPr>
@@ -1901,8 +1883,6 @@
           <w:left w:val="single" w:sz="3" w:space="0" w:color="000000"/>
           <w:bottom w:val="single" w:sz="3" w:space="0" w:color="000000"/>
           <w:right w:val="single" w:sz="3" w:space="0" w:color="000000"/>
-          <w:insideH w:val="single" w:sz="3" w:space="0" w:color="000000"/>
-          <w:insideV w:val="single" w:sz="3" w:space="0" w:color="000000"/>
         </w:tblBorders>
         <w:cantSplit w:val="1"/>
       </w:tblPr>
@@ -2093,8 +2073,6 @@
           <w:left w:val="single" w:sz="3" w:space="0" w:color="000000"/>
           <w:bottom w:val="single" w:sz="3" w:space="0" w:color="000000"/>
           <w:right w:val="single" w:sz="3" w:space="0" w:color="000000"/>
-          <w:insideH w:val="single" w:sz="3" w:space="0" w:color="000000"/>
-          <w:insideV w:val="single" w:sz="3" w:space="0" w:color="000000"/>
         </w:tblBorders>
         <w:cantSplit w:val="1"/>
       </w:tblPr>
@@ -2285,8 +2263,6 @@
           <w:left w:val="single" w:sz="3" w:space="0" w:color="000000"/>
           <w:bottom w:val="single" w:sz="3" w:space="0" w:color="000000"/>
           <w:right w:val="single" w:sz="3" w:space="0" w:color="000000"/>
-          <w:insideH w:val="single" w:sz="3" w:space="0" w:color="000000"/>
-          <w:insideV w:val="single" w:sz="3" w:space="0" w:color="000000"/>
         </w:tblBorders>
         <w:cantSplit w:val="1"/>
       </w:tblPr>
@@ -2477,8 +2453,6 @@
           <w:left w:val="single" w:sz="3" w:space="0" w:color="000000"/>
           <w:bottom w:val="single" w:sz="3" w:space="0" w:color="000000"/>
           <w:right w:val="single" w:sz="3" w:space="0" w:color="000000"/>
-          <w:insideH w:val="single" w:sz="3" w:space="0" w:color="000000"/>
-          <w:insideV w:val="single" w:sz="3" w:space="0" w:color="000000"/>
         </w:tblBorders>
         <w:cantSplit w:val="1"/>
       </w:tblPr>
@@ -2669,8 +2643,6 @@
           <w:left w:val="single" w:sz="3" w:space="0" w:color="000000"/>
           <w:bottom w:val="single" w:sz="3" w:space="0" w:color="000000"/>
           <w:right w:val="single" w:sz="3" w:space="0" w:color="000000"/>
-          <w:insideH w:val="single" w:sz="3" w:space="0" w:color="000000"/>
-          <w:insideV w:val="single" w:sz="3" w:space="0" w:color="000000"/>
         </w:tblBorders>
         <w:cantSplit w:val="1"/>
       </w:tblPr>

--- a/MATERIAIS/GESTAO_E_CONTROLE_MATERIAIS/ANALISE_DADOS_APLICADA_GESTAO/ATIVIDADES/AVALIACAO-04-DESIGN-DASHBOARD-E-KPIS.docx
+++ b/MATERIAIS/GESTAO_E_CONTROLE_MATERIAIS/ANALISE_DADOS_APLICADA_GESTAO/ATIVIDADES/AVALIACAO-04-DESIGN-DASHBOARD-E-KPIS.docx
@@ -168,13 +168,14 @@
         <w:tblLayout w:type="fixed"/>
         <w:tblLook w:firstColumn="1" w:firstRow="1" w:lastColumn="0" w:lastRow="0" w:noHBand="0" w:noVBand="1" w:val="04A0"/>
         <w:cantSplit/>
+        <w:cantSplit w:val="1"/>
         <w:tblBorders>
           <w:top w:val="single" w:sz="3" w:space="0" w:color="000000"/>
           <w:left w:val="single" w:sz="3" w:space="0" w:color="000000"/>
           <w:bottom w:val="single" w:sz="3" w:space="0" w:color="000000"/>
           <w:right w:val="single" w:sz="3" w:space="0" w:color="000000"/>
+          <w:insideH w:val="single" w:sz="3" w:space="0" w:color="000000"/>
         </w:tblBorders>
-        <w:cantSplit w:val="1"/>
       </w:tblPr>
       <w:tblGrid>
         <w:gridCol w:w="10080"/>
@@ -358,13 +359,14 @@
         <w:tblLayout w:type="fixed"/>
         <w:tblLook w:firstColumn="1" w:firstRow="1" w:lastColumn="0" w:lastRow="0" w:noHBand="0" w:noVBand="1" w:val="04A0"/>
         <w:cantSplit/>
+        <w:cantSplit w:val="1"/>
         <w:tblBorders>
           <w:top w:val="single" w:sz="3" w:space="0" w:color="000000"/>
           <w:left w:val="single" w:sz="3" w:space="0" w:color="000000"/>
           <w:bottom w:val="single" w:sz="3" w:space="0" w:color="000000"/>
           <w:right w:val="single" w:sz="3" w:space="0" w:color="000000"/>
+          <w:insideH w:val="single" w:sz="3" w:space="0" w:color="000000"/>
         </w:tblBorders>
-        <w:cantSplit w:val="1"/>
       </w:tblPr>
       <w:tblGrid>
         <w:gridCol w:w="10080"/>
@@ -548,13 +550,14 @@
         <w:tblLayout w:type="fixed"/>
         <w:tblLook w:firstColumn="1" w:firstRow="1" w:lastColumn="0" w:lastRow="0" w:noHBand="0" w:noVBand="1" w:val="04A0"/>
         <w:cantSplit/>
+        <w:cantSplit w:val="1"/>
         <w:tblBorders>
           <w:top w:val="single" w:sz="3" w:space="0" w:color="000000"/>
           <w:left w:val="single" w:sz="3" w:space="0" w:color="000000"/>
           <w:bottom w:val="single" w:sz="3" w:space="0" w:color="000000"/>
           <w:right w:val="single" w:sz="3" w:space="0" w:color="000000"/>
+          <w:insideH w:val="single" w:sz="3" w:space="0" w:color="000000"/>
         </w:tblBorders>
-        <w:cantSplit w:val="1"/>
       </w:tblPr>
       <w:tblGrid>
         <w:gridCol w:w="10080"/>
@@ -738,13 +741,14 @@
         <w:tblLayout w:type="fixed"/>
         <w:tblLook w:firstColumn="1" w:firstRow="1" w:lastColumn="0" w:lastRow="0" w:noHBand="0" w:noVBand="1" w:val="04A0"/>
         <w:cantSplit/>
+        <w:cantSplit w:val="1"/>
         <w:tblBorders>
           <w:top w:val="single" w:sz="3" w:space="0" w:color="000000"/>
           <w:left w:val="single" w:sz="3" w:space="0" w:color="000000"/>
           <w:bottom w:val="single" w:sz="3" w:space="0" w:color="000000"/>
           <w:right w:val="single" w:sz="3" w:space="0" w:color="000000"/>
+          <w:insideH w:val="single" w:sz="3" w:space="0" w:color="000000"/>
         </w:tblBorders>
-        <w:cantSplit w:val="1"/>
       </w:tblPr>
       <w:tblGrid>
         <w:gridCol w:w="10080"/>
@@ -928,13 +932,14 @@
         <w:tblLayout w:type="fixed"/>
         <w:tblLook w:firstColumn="1" w:firstRow="1" w:lastColumn="0" w:lastRow="0" w:noHBand="0" w:noVBand="1" w:val="04A0"/>
         <w:cantSplit/>
+        <w:cantSplit w:val="1"/>
         <w:tblBorders>
           <w:top w:val="single" w:sz="3" w:space="0" w:color="000000"/>
           <w:left w:val="single" w:sz="3" w:space="0" w:color="000000"/>
           <w:bottom w:val="single" w:sz="3" w:space="0" w:color="000000"/>
           <w:right w:val="single" w:sz="3" w:space="0" w:color="000000"/>
+          <w:insideH w:val="single" w:sz="3" w:space="0" w:color="000000"/>
         </w:tblBorders>
-        <w:cantSplit w:val="1"/>
       </w:tblPr>
       <w:tblGrid>
         <w:gridCol w:w="10080"/>
@@ -1118,13 +1123,14 @@
         <w:tblLayout w:type="fixed"/>
         <w:tblLook w:firstColumn="1" w:firstRow="1" w:lastColumn="0" w:lastRow="0" w:noHBand="0" w:noVBand="1" w:val="04A0"/>
         <w:cantSplit/>
+        <w:cantSplit w:val="1"/>
         <w:tblBorders>
           <w:top w:val="single" w:sz="3" w:space="0" w:color="000000"/>
           <w:left w:val="single" w:sz="3" w:space="0" w:color="000000"/>
           <w:bottom w:val="single" w:sz="3" w:space="0" w:color="000000"/>
           <w:right w:val="single" w:sz="3" w:space="0" w:color="000000"/>
+          <w:insideH w:val="single" w:sz="3" w:space="0" w:color="000000"/>
         </w:tblBorders>
-        <w:cantSplit w:val="1"/>
       </w:tblPr>
       <w:tblGrid>
         <w:gridCol w:w="10080"/>
@@ -1308,13 +1314,14 @@
         <w:tblLayout w:type="fixed"/>
         <w:tblLook w:firstColumn="1" w:firstRow="1" w:lastColumn="0" w:lastRow="0" w:noHBand="0" w:noVBand="1" w:val="04A0"/>
         <w:cantSplit/>
+        <w:cantSplit w:val="1"/>
         <w:tblBorders>
           <w:top w:val="single" w:sz="3" w:space="0" w:color="000000"/>
           <w:left w:val="single" w:sz="3" w:space="0" w:color="000000"/>
           <w:bottom w:val="single" w:sz="3" w:space="0" w:color="000000"/>
           <w:right w:val="single" w:sz="3" w:space="0" w:color="000000"/>
+          <w:insideH w:val="single" w:sz="3" w:space="0" w:color="000000"/>
         </w:tblBorders>
-        <w:cantSplit w:val="1"/>
       </w:tblPr>
       <w:tblGrid>
         <w:gridCol w:w="10080"/>
@@ -1498,13 +1505,14 @@
         <w:tblLayout w:type="fixed"/>
         <w:tblLook w:firstColumn="1" w:firstRow="1" w:lastColumn="0" w:lastRow="0" w:noHBand="0" w:noVBand="1" w:val="04A0"/>
         <w:cantSplit/>
+        <w:cantSplit w:val="1"/>
         <w:tblBorders>
           <w:top w:val="single" w:sz="3" w:space="0" w:color="000000"/>
           <w:left w:val="single" w:sz="3" w:space="0" w:color="000000"/>
           <w:bottom w:val="single" w:sz="3" w:space="0" w:color="000000"/>
           <w:right w:val="single" w:sz="3" w:space="0" w:color="000000"/>
+          <w:insideH w:val="single" w:sz="3" w:space="0" w:color="000000"/>
         </w:tblBorders>
-        <w:cantSplit w:val="1"/>
       </w:tblPr>
       <w:tblGrid>
         <w:gridCol w:w="10080"/>
@@ -1688,13 +1696,14 @@
         <w:tblLayout w:type="fixed"/>
         <w:tblLook w:firstColumn="1" w:firstRow="1" w:lastColumn="0" w:lastRow="0" w:noHBand="0" w:noVBand="1" w:val="04A0"/>
         <w:cantSplit/>
+        <w:cantSplit w:val="1"/>
         <w:tblBorders>
           <w:top w:val="single" w:sz="3" w:space="0" w:color="000000"/>
           <w:left w:val="single" w:sz="3" w:space="0" w:color="000000"/>
           <w:bottom w:val="single" w:sz="3" w:space="0" w:color="000000"/>
           <w:right w:val="single" w:sz="3" w:space="0" w:color="000000"/>
+          <w:insideH w:val="single" w:sz="3" w:space="0" w:color="000000"/>
         </w:tblBorders>
-        <w:cantSplit w:val="1"/>
       </w:tblPr>
       <w:tblGrid>
         <w:gridCol w:w="10080"/>
@@ -1878,13 +1887,14 @@
         <w:tblLayout w:type="fixed"/>
         <w:tblLook w:firstColumn="1" w:firstRow="1" w:lastColumn="0" w:lastRow="0" w:noHBand="0" w:noVBand="1" w:val="04A0"/>
         <w:cantSplit/>
+        <w:cantSplit w:val="1"/>
         <w:tblBorders>
           <w:top w:val="single" w:sz="3" w:space="0" w:color="000000"/>
           <w:left w:val="single" w:sz="3" w:space="0" w:color="000000"/>
           <w:bottom w:val="single" w:sz="3" w:space="0" w:color="000000"/>
           <w:right w:val="single" w:sz="3" w:space="0" w:color="000000"/>
+          <w:insideH w:val="single" w:sz="3" w:space="0" w:color="000000"/>
         </w:tblBorders>
-        <w:cantSplit w:val="1"/>
       </w:tblPr>
       <w:tblGrid>
         <w:gridCol w:w="10080"/>
@@ -2068,13 +2078,14 @@
         <w:tblLayout w:type="fixed"/>
         <w:tblLook w:firstColumn="1" w:firstRow="1" w:lastColumn="0" w:lastRow="0" w:noHBand="0" w:noVBand="1" w:val="04A0"/>
         <w:cantSplit/>
+        <w:cantSplit w:val="1"/>
         <w:tblBorders>
           <w:top w:val="single" w:sz="3" w:space="0" w:color="000000"/>
           <w:left w:val="single" w:sz="3" w:space="0" w:color="000000"/>
           <w:bottom w:val="single" w:sz="3" w:space="0" w:color="000000"/>
           <w:right w:val="single" w:sz="3" w:space="0" w:color="000000"/>
+          <w:insideH w:val="single" w:sz="3" w:space="0" w:color="000000"/>
         </w:tblBorders>
-        <w:cantSplit w:val="1"/>
       </w:tblPr>
       <w:tblGrid>
         <w:gridCol w:w="10080"/>
@@ -2258,13 +2269,14 @@
         <w:tblLayout w:type="fixed"/>
         <w:tblLook w:firstColumn="1" w:firstRow="1" w:lastColumn="0" w:lastRow="0" w:noHBand="0" w:noVBand="1" w:val="04A0"/>
         <w:cantSplit/>
+        <w:cantSplit w:val="1"/>
         <w:tblBorders>
           <w:top w:val="single" w:sz="3" w:space="0" w:color="000000"/>
           <w:left w:val="single" w:sz="3" w:space="0" w:color="000000"/>
           <w:bottom w:val="single" w:sz="3" w:space="0" w:color="000000"/>
           <w:right w:val="single" w:sz="3" w:space="0" w:color="000000"/>
+          <w:insideH w:val="single" w:sz="3" w:space="0" w:color="000000"/>
         </w:tblBorders>
-        <w:cantSplit w:val="1"/>
       </w:tblPr>
       <w:tblGrid>
         <w:gridCol w:w="10080"/>
@@ -2448,13 +2460,14 @@
         <w:tblLayout w:type="fixed"/>
         <w:tblLook w:firstColumn="1" w:firstRow="1" w:lastColumn="0" w:lastRow="0" w:noHBand="0" w:noVBand="1" w:val="04A0"/>
         <w:cantSplit/>
+        <w:cantSplit w:val="1"/>
         <w:tblBorders>
           <w:top w:val="single" w:sz="3" w:space="0" w:color="000000"/>
           <w:left w:val="single" w:sz="3" w:space="0" w:color="000000"/>
           <w:bottom w:val="single" w:sz="3" w:space="0" w:color="000000"/>
           <w:right w:val="single" w:sz="3" w:space="0" w:color="000000"/>
+          <w:insideH w:val="single" w:sz="3" w:space="0" w:color="000000"/>
         </w:tblBorders>
-        <w:cantSplit w:val="1"/>
       </w:tblPr>
       <w:tblGrid>
         <w:gridCol w:w="10080"/>
@@ -2638,13 +2651,14 @@
         <w:tblLayout w:type="fixed"/>
         <w:tblLook w:firstColumn="1" w:firstRow="1" w:lastColumn="0" w:lastRow="0" w:noHBand="0" w:noVBand="1" w:val="04A0"/>
         <w:cantSplit/>
+        <w:cantSplit w:val="1"/>
         <w:tblBorders>
           <w:top w:val="single" w:sz="3" w:space="0" w:color="000000"/>
           <w:left w:val="single" w:sz="3" w:space="0" w:color="000000"/>
           <w:bottom w:val="single" w:sz="3" w:space="0" w:color="000000"/>
           <w:right w:val="single" w:sz="3" w:space="0" w:color="000000"/>
+          <w:insideH w:val="single" w:sz="3" w:space="0" w:color="000000"/>
         </w:tblBorders>
-        <w:cantSplit w:val="1"/>
       </w:tblPr>
       <w:tblGrid>
         <w:gridCol w:w="10080"/>

--- a/MATERIAIS/GESTAO_E_CONTROLE_MATERIAIS/ANALISE_DADOS_APLICADA_GESTAO/ATIVIDADES/AVALIACAO-04-DESIGN-DASHBOARD-E-KPIS.docx
+++ b/MATERIAIS/GESTAO_E_CONTROLE_MATERIAIS/ANALISE_DADOS_APLICADA_GESTAO/ATIVIDADES/AVALIACAO-04-DESIGN-DASHBOARD-E-KPIS.docx
@@ -7,6 +7,12 @@
         <w:tblW w:type="auto" w:w="0"/>
         <w:tblLayout w:type="fixed"/>
         <w:tblLook w:firstColumn="1" w:firstRow="1" w:lastColumn="0" w:lastRow="0" w:noHBand="0" w:noVBand="1" w:val="04A0"/>
+        <w:tblBorders>
+          <w:top w:val="single" w:sz="3" w:space="0" w:color="000000"/>
+          <w:left w:val="single" w:sz="3" w:space="0" w:color="000000"/>
+          <w:bottom w:val="single" w:sz="3" w:space="0" w:color="000000"/>
+          <w:right w:val="single" w:sz="3" w:space="0" w:color="000000"/>
+        </w:tblBorders>
       </w:tblPr>
       <w:tblGrid>
         <w:gridCol w:w="3360"/>
@@ -174,7 +180,6 @@
           <w:left w:val="single" w:sz="3" w:space="0" w:color="000000"/>
           <w:bottom w:val="single" w:sz="3" w:space="0" w:color="000000"/>
           <w:right w:val="single" w:sz="3" w:space="0" w:color="000000"/>
-          <w:insideH w:val="single" w:sz="3" w:space="0" w:color="000000"/>
         </w:tblBorders>
       </w:tblPr>
       <w:tblGrid>
@@ -365,7 +370,6 @@
           <w:left w:val="single" w:sz="3" w:space="0" w:color="000000"/>
           <w:bottom w:val="single" w:sz="3" w:space="0" w:color="000000"/>
           <w:right w:val="single" w:sz="3" w:space="0" w:color="000000"/>
-          <w:insideH w:val="single" w:sz="3" w:space="0" w:color="000000"/>
         </w:tblBorders>
       </w:tblPr>
       <w:tblGrid>
@@ -556,7 +560,6 @@
           <w:left w:val="single" w:sz="3" w:space="0" w:color="000000"/>
           <w:bottom w:val="single" w:sz="3" w:space="0" w:color="000000"/>
           <w:right w:val="single" w:sz="3" w:space="0" w:color="000000"/>
-          <w:insideH w:val="single" w:sz="3" w:space="0" w:color="000000"/>
         </w:tblBorders>
       </w:tblPr>
       <w:tblGrid>
@@ -747,7 +750,6 @@
           <w:left w:val="single" w:sz="3" w:space="0" w:color="000000"/>
           <w:bottom w:val="single" w:sz="3" w:space="0" w:color="000000"/>
           <w:right w:val="single" w:sz="3" w:space="0" w:color="000000"/>
-          <w:insideH w:val="single" w:sz="3" w:space="0" w:color="000000"/>
         </w:tblBorders>
       </w:tblPr>
       <w:tblGrid>
@@ -938,7 +940,6 @@
           <w:left w:val="single" w:sz="3" w:space="0" w:color="000000"/>
           <w:bottom w:val="single" w:sz="3" w:space="0" w:color="000000"/>
           <w:right w:val="single" w:sz="3" w:space="0" w:color="000000"/>
-          <w:insideH w:val="single" w:sz="3" w:space="0" w:color="000000"/>
         </w:tblBorders>
       </w:tblPr>
       <w:tblGrid>
@@ -1129,7 +1130,6 @@
           <w:left w:val="single" w:sz="3" w:space="0" w:color="000000"/>
           <w:bottom w:val="single" w:sz="3" w:space="0" w:color="000000"/>
           <w:right w:val="single" w:sz="3" w:space="0" w:color="000000"/>
-          <w:insideH w:val="single" w:sz="3" w:space="0" w:color="000000"/>
         </w:tblBorders>
       </w:tblPr>
       <w:tblGrid>
@@ -1320,7 +1320,6 @@
           <w:left w:val="single" w:sz="3" w:space="0" w:color="000000"/>
           <w:bottom w:val="single" w:sz="3" w:space="0" w:color="000000"/>
           <w:right w:val="single" w:sz="3" w:space="0" w:color="000000"/>
-          <w:insideH w:val="single" w:sz="3" w:space="0" w:color="000000"/>
         </w:tblBorders>
       </w:tblPr>
       <w:tblGrid>
@@ -1511,7 +1510,6 @@
           <w:left w:val="single" w:sz="3" w:space="0" w:color="000000"/>
           <w:bottom w:val="single" w:sz="3" w:space="0" w:color="000000"/>
           <w:right w:val="single" w:sz="3" w:space="0" w:color="000000"/>
-          <w:insideH w:val="single" w:sz="3" w:space="0" w:color="000000"/>
         </w:tblBorders>
       </w:tblPr>
       <w:tblGrid>
@@ -1702,7 +1700,6 @@
           <w:left w:val="single" w:sz="3" w:space="0" w:color="000000"/>
           <w:bottom w:val="single" w:sz="3" w:space="0" w:color="000000"/>
           <w:right w:val="single" w:sz="3" w:space="0" w:color="000000"/>
-          <w:insideH w:val="single" w:sz="3" w:space="0" w:color="000000"/>
         </w:tblBorders>
       </w:tblPr>
       <w:tblGrid>
@@ -1893,7 +1890,6 @@
           <w:left w:val="single" w:sz="3" w:space="0" w:color="000000"/>
           <w:bottom w:val="single" w:sz="3" w:space="0" w:color="000000"/>
           <w:right w:val="single" w:sz="3" w:space="0" w:color="000000"/>
-          <w:insideH w:val="single" w:sz="3" w:space="0" w:color="000000"/>
         </w:tblBorders>
       </w:tblPr>
       <w:tblGrid>
@@ -2084,7 +2080,6 @@
           <w:left w:val="single" w:sz="3" w:space="0" w:color="000000"/>
           <w:bottom w:val="single" w:sz="3" w:space="0" w:color="000000"/>
           <w:right w:val="single" w:sz="3" w:space="0" w:color="000000"/>
-          <w:insideH w:val="single" w:sz="3" w:space="0" w:color="000000"/>
         </w:tblBorders>
       </w:tblPr>
       <w:tblGrid>
@@ -2275,7 +2270,6 @@
           <w:left w:val="single" w:sz="3" w:space="0" w:color="000000"/>
           <w:bottom w:val="single" w:sz="3" w:space="0" w:color="000000"/>
           <w:right w:val="single" w:sz="3" w:space="0" w:color="000000"/>
-          <w:insideH w:val="single" w:sz="3" w:space="0" w:color="000000"/>
         </w:tblBorders>
       </w:tblPr>
       <w:tblGrid>
@@ -2466,7 +2460,6 @@
           <w:left w:val="single" w:sz="3" w:space="0" w:color="000000"/>
           <w:bottom w:val="single" w:sz="3" w:space="0" w:color="000000"/>
           <w:right w:val="single" w:sz="3" w:space="0" w:color="000000"/>
-          <w:insideH w:val="single" w:sz="3" w:space="0" w:color="000000"/>
         </w:tblBorders>
       </w:tblPr>
       <w:tblGrid>
@@ -2657,7 +2650,6 @@
           <w:left w:val="single" w:sz="3" w:space="0" w:color="000000"/>
           <w:bottom w:val="single" w:sz="3" w:space="0" w:color="000000"/>
           <w:right w:val="single" w:sz="3" w:space="0" w:color="000000"/>
-          <w:insideH w:val="single" w:sz="3" w:space="0" w:color="000000"/>
         </w:tblBorders>
       </w:tblPr>
       <w:tblGrid>

--- a/MATERIAIS/GESTAO_E_CONTROLE_MATERIAIS/ANALISE_DADOS_APLICADA_GESTAO/ATIVIDADES/AVALIACAO-04-DESIGN-DASHBOARD-E-KPIS.docx
+++ b/MATERIAIS/GESTAO_E_CONTROLE_MATERIAIS/ANALISE_DADOS_APLICADA_GESTAO/ATIVIDADES/AVALIACAO-04-DESIGN-DASHBOARD-E-KPIS.docx
@@ -180,6 +180,7 @@
           <w:left w:val="single" w:sz="3" w:space="0" w:color="000000"/>
           <w:bottom w:val="single" w:sz="3" w:space="0" w:color="000000"/>
           <w:right w:val="single" w:sz="3" w:space="0" w:color="000000"/>
+          <w:insideH w:val="single" w:sz="3" w:space="0" w:color="000000"/>
         </w:tblBorders>
       </w:tblPr>
       <w:tblGrid>
@@ -370,6 +371,7 @@
           <w:left w:val="single" w:sz="3" w:space="0" w:color="000000"/>
           <w:bottom w:val="single" w:sz="3" w:space="0" w:color="000000"/>
           <w:right w:val="single" w:sz="3" w:space="0" w:color="000000"/>
+          <w:insideH w:val="single" w:sz="3" w:space="0" w:color="000000"/>
         </w:tblBorders>
       </w:tblPr>
       <w:tblGrid>
@@ -560,6 +562,7 @@
           <w:left w:val="single" w:sz="3" w:space="0" w:color="000000"/>
           <w:bottom w:val="single" w:sz="3" w:space="0" w:color="000000"/>
           <w:right w:val="single" w:sz="3" w:space="0" w:color="000000"/>
+          <w:insideH w:val="single" w:sz="3" w:space="0" w:color="000000"/>
         </w:tblBorders>
       </w:tblPr>
       <w:tblGrid>
@@ -750,6 +753,7 @@
           <w:left w:val="single" w:sz="3" w:space="0" w:color="000000"/>
           <w:bottom w:val="single" w:sz="3" w:space="0" w:color="000000"/>
           <w:right w:val="single" w:sz="3" w:space="0" w:color="000000"/>
+          <w:insideH w:val="single" w:sz="3" w:space="0" w:color="000000"/>
         </w:tblBorders>
       </w:tblPr>
       <w:tblGrid>
@@ -940,6 +944,7 @@
           <w:left w:val="single" w:sz="3" w:space="0" w:color="000000"/>
           <w:bottom w:val="single" w:sz="3" w:space="0" w:color="000000"/>
           <w:right w:val="single" w:sz="3" w:space="0" w:color="000000"/>
+          <w:insideH w:val="single" w:sz="3" w:space="0" w:color="000000"/>
         </w:tblBorders>
       </w:tblPr>
       <w:tblGrid>
@@ -1130,6 +1135,7 @@
           <w:left w:val="single" w:sz="3" w:space="0" w:color="000000"/>
           <w:bottom w:val="single" w:sz="3" w:space="0" w:color="000000"/>
           <w:right w:val="single" w:sz="3" w:space="0" w:color="000000"/>
+          <w:insideH w:val="single" w:sz="3" w:space="0" w:color="000000"/>
         </w:tblBorders>
       </w:tblPr>
       <w:tblGrid>
@@ -1320,6 +1326,7 @@
           <w:left w:val="single" w:sz="3" w:space="0" w:color="000000"/>
           <w:bottom w:val="single" w:sz="3" w:space="0" w:color="000000"/>
           <w:right w:val="single" w:sz="3" w:space="0" w:color="000000"/>
+          <w:insideH w:val="single" w:sz="3" w:space="0" w:color="000000"/>
         </w:tblBorders>
       </w:tblPr>
       <w:tblGrid>
@@ -1510,6 +1517,7 @@
           <w:left w:val="single" w:sz="3" w:space="0" w:color="000000"/>
           <w:bottom w:val="single" w:sz="3" w:space="0" w:color="000000"/>
           <w:right w:val="single" w:sz="3" w:space="0" w:color="000000"/>
+          <w:insideH w:val="single" w:sz="3" w:space="0" w:color="000000"/>
         </w:tblBorders>
       </w:tblPr>
       <w:tblGrid>
@@ -1700,6 +1708,7 @@
           <w:left w:val="single" w:sz="3" w:space="0" w:color="000000"/>
           <w:bottom w:val="single" w:sz="3" w:space="0" w:color="000000"/>
           <w:right w:val="single" w:sz="3" w:space="0" w:color="000000"/>
+          <w:insideH w:val="single" w:sz="3" w:space="0" w:color="000000"/>
         </w:tblBorders>
       </w:tblPr>
       <w:tblGrid>
@@ -1890,6 +1899,7 @@
           <w:left w:val="single" w:sz="3" w:space="0" w:color="000000"/>
           <w:bottom w:val="single" w:sz="3" w:space="0" w:color="000000"/>
           <w:right w:val="single" w:sz="3" w:space="0" w:color="000000"/>
+          <w:insideH w:val="single" w:sz="3" w:space="0" w:color="000000"/>
         </w:tblBorders>
       </w:tblPr>
       <w:tblGrid>
@@ -2080,6 +2090,7 @@
           <w:left w:val="single" w:sz="3" w:space="0" w:color="000000"/>
           <w:bottom w:val="single" w:sz="3" w:space="0" w:color="000000"/>
           <w:right w:val="single" w:sz="3" w:space="0" w:color="000000"/>
+          <w:insideH w:val="single" w:sz="3" w:space="0" w:color="000000"/>
         </w:tblBorders>
       </w:tblPr>
       <w:tblGrid>
@@ -2270,6 +2281,7 @@
           <w:left w:val="single" w:sz="3" w:space="0" w:color="000000"/>
           <w:bottom w:val="single" w:sz="3" w:space="0" w:color="000000"/>
           <w:right w:val="single" w:sz="3" w:space="0" w:color="000000"/>
+          <w:insideH w:val="single" w:sz="3" w:space="0" w:color="000000"/>
         </w:tblBorders>
       </w:tblPr>
       <w:tblGrid>
@@ -2460,6 +2472,7 @@
           <w:left w:val="single" w:sz="3" w:space="0" w:color="000000"/>
           <w:bottom w:val="single" w:sz="3" w:space="0" w:color="000000"/>
           <w:right w:val="single" w:sz="3" w:space="0" w:color="000000"/>
+          <w:insideH w:val="single" w:sz="3" w:space="0" w:color="000000"/>
         </w:tblBorders>
       </w:tblPr>
       <w:tblGrid>
@@ -2650,6 +2663,7 @@
           <w:left w:val="single" w:sz="3" w:space="0" w:color="000000"/>
           <w:bottom w:val="single" w:sz="3" w:space="0" w:color="000000"/>
           <w:right w:val="single" w:sz="3" w:space="0" w:color="000000"/>
+          <w:insideH w:val="single" w:sz="3" w:space="0" w:color="000000"/>
         </w:tblBorders>
       </w:tblPr>
       <w:tblGrid>

--- a/MATERIAIS/GESTAO_E_CONTROLE_MATERIAIS/ANALISE_DADOS_APLICADA_GESTAO/ATIVIDADES/AVALIACAO-04-DESIGN-DASHBOARD-E-KPIS.docx
+++ b/MATERIAIS/GESTAO_E_CONTROLE_MATERIAIS/ANALISE_DADOS_APLICADA_GESTAO/ATIVIDADES/AVALIACAO-04-DESIGN-DASHBOARD-E-KPIS.docx
@@ -197,6 +197,9 @@
               <w:bottom w:w="0" w:type="dxa"/>
               <w:right w:w="0" w:type="dxa"/>
             </w:tcMar>
+            <w:tcBorders>
+              <w:bottom w:val="single" w:sz="3" w:space="0" w:color="000000"/>
+            </w:tcBorders>
           </w:tcPr>
           <w:p>
             <w:pPr>
@@ -388,6 +391,9 @@
               <w:bottom w:w="0" w:type="dxa"/>
               <w:right w:w="0" w:type="dxa"/>
             </w:tcMar>
+            <w:tcBorders>
+              <w:bottom w:val="single" w:sz="3" w:space="0" w:color="000000"/>
+            </w:tcBorders>
           </w:tcPr>
           <w:p>
             <w:pPr>
@@ -579,6 +585,9 @@
               <w:bottom w:w="0" w:type="dxa"/>
               <w:right w:w="0" w:type="dxa"/>
             </w:tcMar>
+            <w:tcBorders>
+              <w:bottom w:val="single" w:sz="3" w:space="0" w:color="000000"/>
+            </w:tcBorders>
           </w:tcPr>
           <w:p>
             <w:pPr>
@@ -770,6 +779,9 @@
               <w:bottom w:w="0" w:type="dxa"/>
               <w:right w:w="0" w:type="dxa"/>
             </w:tcMar>
+            <w:tcBorders>
+              <w:bottom w:val="single" w:sz="3" w:space="0" w:color="000000"/>
+            </w:tcBorders>
           </w:tcPr>
           <w:p>
             <w:pPr>
@@ -961,6 +973,9 @@
               <w:bottom w:w="0" w:type="dxa"/>
               <w:right w:w="0" w:type="dxa"/>
             </w:tcMar>
+            <w:tcBorders>
+              <w:bottom w:val="single" w:sz="3" w:space="0" w:color="000000"/>
+            </w:tcBorders>
           </w:tcPr>
           <w:p>
             <w:pPr>
@@ -1152,6 +1167,9 @@
               <w:bottom w:w="0" w:type="dxa"/>
               <w:right w:w="0" w:type="dxa"/>
             </w:tcMar>
+            <w:tcBorders>
+              <w:bottom w:val="single" w:sz="3" w:space="0" w:color="000000"/>
+            </w:tcBorders>
           </w:tcPr>
           <w:p>
             <w:pPr>
@@ -1343,6 +1361,9 @@
               <w:bottom w:w="0" w:type="dxa"/>
               <w:right w:w="0" w:type="dxa"/>
             </w:tcMar>
+            <w:tcBorders>
+              <w:bottom w:val="single" w:sz="3" w:space="0" w:color="000000"/>
+            </w:tcBorders>
           </w:tcPr>
           <w:p>
             <w:pPr>
@@ -1534,6 +1555,9 @@
               <w:bottom w:w="0" w:type="dxa"/>
               <w:right w:w="0" w:type="dxa"/>
             </w:tcMar>
+            <w:tcBorders>
+              <w:bottom w:val="single" w:sz="3" w:space="0" w:color="000000"/>
+            </w:tcBorders>
           </w:tcPr>
           <w:p>
             <w:pPr>
@@ -1725,6 +1749,9 @@
               <w:bottom w:w="0" w:type="dxa"/>
               <w:right w:w="0" w:type="dxa"/>
             </w:tcMar>
+            <w:tcBorders>
+              <w:bottom w:val="single" w:sz="3" w:space="0" w:color="000000"/>
+            </w:tcBorders>
           </w:tcPr>
           <w:p>
             <w:pPr>
@@ -1916,6 +1943,9 @@
               <w:bottom w:w="0" w:type="dxa"/>
               <w:right w:w="0" w:type="dxa"/>
             </w:tcMar>
+            <w:tcBorders>
+              <w:bottom w:val="single" w:sz="3" w:space="0" w:color="000000"/>
+            </w:tcBorders>
           </w:tcPr>
           <w:p>
             <w:pPr>
@@ -2107,6 +2137,9 @@
               <w:bottom w:w="0" w:type="dxa"/>
               <w:right w:w="0" w:type="dxa"/>
             </w:tcMar>
+            <w:tcBorders>
+              <w:bottom w:val="single" w:sz="3" w:space="0" w:color="000000"/>
+            </w:tcBorders>
           </w:tcPr>
           <w:p>
             <w:pPr>
@@ -2298,6 +2331,9 @@
               <w:bottom w:w="0" w:type="dxa"/>
               <w:right w:w="0" w:type="dxa"/>
             </w:tcMar>
+            <w:tcBorders>
+              <w:bottom w:val="single" w:sz="3" w:space="0" w:color="000000"/>
+            </w:tcBorders>
           </w:tcPr>
           <w:p>
             <w:pPr>
@@ -2489,6 +2525,9 @@
               <w:bottom w:w="0" w:type="dxa"/>
               <w:right w:w="0" w:type="dxa"/>
             </w:tcMar>
+            <w:tcBorders>
+              <w:bottom w:val="single" w:sz="3" w:space="0" w:color="000000"/>
+            </w:tcBorders>
           </w:tcPr>
           <w:p>
             <w:pPr>
@@ -2680,6 +2719,9 @@
               <w:bottom w:w="0" w:type="dxa"/>
               <w:right w:w="0" w:type="dxa"/>
             </w:tcMar>
+            <w:tcBorders>
+              <w:bottom w:val="single" w:sz="3" w:space="0" w:color="000000"/>
+            </w:tcBorders>
           </w:tcPr>
           <w:p>
             <w:pPr>
